--- a/assets/docs/lop1/Tu nhien va Xa hoi - Lop 1.docx
+++ b/assets/docs/lop1/Tu nhien va Xa hoi - Lop 1.docx
@@ -666,6 +666,19 @@
               <w:t>NLS-AT: Ảnh gia đình chỉ đưa khi cha mẹ đồng ý, chiếu xong xoá, không đăng mạng.</w:t>
             </w:r>
           </w:p>
+          <w:p>
+            <w:pPr>
+              <w:spacing w:after="0"/>
+            </w:pPr>
+            <w:r>
+              <w:rPr>
+                <w:b w:val="0"/>
+                <w:i w:val="0"/>
+                <w:sz w:val="18"/>
+              </w:rPr>
+              <w:t>KNS: KN giao tiếp và hợp tác trong gia đình, lớp học, cộng đồng.</w:t>
+            </w:r>
+          </w:p>
         </w:tc>
         <w:tc>
           <w:tcPr>
@@ -807,6 +820,19 @@
               <w:t>NLS-AT: Ảnh gia đình chỉ đưa khi cha mẹ đồng ý, chiếu xong xoá, không đăng mạng.</w:t>
             </w:r>
           </w:p>
+          <w:p>
+            <w:pPr>
+              <w:spacing w:after="0"/>
+            </w:pPr>
+            <w:r>
+              <w:rPr>
+                <w:b w:val="0"/>
+                <w:i w:val="0"/>
+                <w:sz w:val="18"/>
+              </w:rPr>
+              <w:t>KNS: KN giao tiếp và hợp tác trong gia đình, lớp học, cộng đồng.</w:t>
+            </w:r>
+          </w:p>
         </w:tc>
         <w:tc>
           <w:tcPr>
@@ -950,6 +976,19 @@
               <w:t>NLS-AT: Không chỉ nhà mình trên bản đồ khi chưa hỏi cha mẹ.</w:t>
             </w:r>
           </w:p>
+          <w:p>
+            <w:pPr>
+              <w:spacing w:after="0"/>
+            </w:pPr>
+            <w:r>
+              <w:rPr>
+                <w:b w:val="0"/>
+                <w:i w:val="0"/>
+                <w:sz w:val="18"/>
+              </w:rPr>
+              <w:t>KNS: KN giao tiếp và hợp tác trong gia đình, lớp học, cộng đồng.</w:t>
+            </w:r>
+          </w:p>
         </w:tc>
         <w:tc>
           <w:tcPr>
@@ -1438,6 +1477,19 @@
               <w:t>NLS-AT (Cơ bản 1): xem clip tình huống an toàn trên màn hình, nhận xét cách xử lí đúng.</w:t>
             </w:r>
           </w:p>
+          <w:p>
+            <w:pPr>
+              <w:spacing w:after="0"/>
+            </w:pPr>
+            <w:r>
+              <w:rPr>
+                <w:b w:val="0"/>
+                <w:i w:val="0"/>
+                <w:sz w:val="18"/>
+              </w:rPr>
+              <w:t>QPAN: Liên hệ công việc giữ gìn an ninh, trật tự, cứu hộ – cứu nạn của bộ đội, công an; nhắc HS chấp hành quy định an toàn.</w:t>
+            </w:r>
+          </w:p>
         </w:tc>
         <w:tc>
           <w:tcPr>
@@ -1553,6 +1605,19 @@
               <w:t>NLS-AT (Cơ bản 1): xem clip tình huống an toàn trên màn hình, nhận xét cách xử lí đúng.</w:t>
             </w:r>
           </w:p>
+          <w:p>
+            <w:pPr>
+              <w:spacing w:after="0"/>
+            </w:pPr>
+            <w:r>
+              <w:rPr>
+                <w:b w:val="0"/>
+                <w:i w:val="0"/>
+                <w:sz w:val="18"/>
+              </w:rPr>
+              <w:t>QPAN: Liên hệ công việc giữ gìn an ninh, trật tự, cứu hộ – cứu nạn của bộ đội, công an; nhắc HS chấp hành quy định an toàn.</w:t>
+            </w:r>
+          </w:p>
         </w:tc>
         <w:tc>
           <w:tcPr>
@@ -2012,6 +2077,20 @@
                 <w:i w:val="0"/>
                 <w:sz w:val="18"/>
               </w:rPr>
+              <w:t>QPAN: Giới thiệu hình ảnh chú bộ đội Quân đội nhân dân, chú công an Công an nhân dân và di tích lịch sử ở địa phương; kể việc làm của các chú bộ đội, công an giúp dân ở địa phương.</w:t>
+            </w:r>
+          </w:p>
+          <w:p>
+            <w:pPr>
+              <w:spacing w:after="0"/>
+            </w:pPr>
+            <w:r>
+              <w:rPr>
+                <w:b w:val="0"/>
+                <w:i w:val="0"/>
+                <w:sz w:val="18"/>
+              </w:rPr>
+              <w:t>KNS: KN giao tiếp và hợp tác trong gia đình, lớp học, cộng đồng.</w:t>
             </w:r>
           </w:p>
         </w:tc>
@@ -2128,6 +2207,7 @@
                 <w:i w:val="0"/>
                 <w:sz w:val="18"/>
               </w:rPr>
+              <w:t>KNS: KN giao tiếp và hợp tác trong gia đình, lớp học, cộng đồng.</w:t>
             </w:r>
           </w:p>
         </w:tc>
@@ -2242,6 +2322,7 @@
                 <w:i w:val="0"/>
                 <w:sz w:val="18"/>
               </w:rPr>
+              <w:t>KNS: KN giao tiếp và hợp tác trong gia đình, lớp học, cộng đồng.</w:t>
             </w:r>
           </w:p>
         </w:tc>
@@ -2358,6 +2439,20 @@
                 <w:i w:val="0"/>
                 <w:sz w:val="18"/>
               </w:rPr>
+              <w:t>QPAN: Giới thiệu hình ảnh chú bộ đội Quân đội nhân dân, chú công an Công an nhân dân và di tích lịch sử ở địa phương; kể việc làm của các chú bộ đội, công an giúp dân ở địa phương.</w:t>
+            </w:r>
+          </w:p>
+          <w:p>
+            <w:pPr>
+              <w:spacing w:after="0"/>
+            </w:pPr>
+            <w:r>
+              <w:rPr>
+                <w:b w:val="0"/>
+                <w:i w:val="0"/>
+                <w:sz w:val="18"/>
+              </w:rPr>
+              <w:t>KNS: KN giao tiếp và hợp tác trong gia đình, lớp học, cộng đồng.</w:t>
             </w:r>
           </w:p>
         </w:tc>
@@ -2472,6 +2567,20 @@
                 <w:i w:val="0"/>
                 <w:sz w:val="18"/>
               </w:rPr>
+              <w:t>QPAN: Giới thiệu hình ảnh chú bộ đội Quân đội nhân dân, chú công an Công an nhân dân và di tích lịch sử ở địa phương; kể việc làm của các chú bộ đội, công an giúp dân ở địa phương.</w:t>
+            </w:r>
+          </w:p>
+          <w:p>
+            <w:pPr>
+              <w:spacing w:after="0"/>
+            </w:pPr>
+            <w:r>
+              <w:rPr>
+                <w:b w:val="0"/>
+                <w:i w:val="0"/>
+                <w:sz w:val="18"/>
+              </w:rPr>
+              <w:t>KNS: KN giao tiếp và hợp tác trong gia đình, lớp học, cộng đồng.</w:t>
             </w:r>
           </w:p>
         </w:tc>
@@ -2588,6 +2697,20 @@
                 <w:i w:val="0"/>
                 <w:sz w:val="18"/>
               </w:rPr>
+              <w:t>QPAN: Giới thiệu hình ảnh chú bộ đội Quân đội nhân dân, chú công an Công an nhân dân và di tích lịch sử ở địa phương; kể việc làm của các chú bộ đội, công an giúp dân ở địa phương.</w:t>
+            </w:r>
+          </w:p>
+          <w:p>
+            <w:pPr>
+              <w:spacing w:after="0"/>
+            </w:pPr>
+            <w:r>
+              <w:rPr>
+                <w:b w:val="0"/>
+                <w:i w:val="0"/>
+                <w:sz w:val="18"/>
+              </w:rPr>
+              <w:t>KNS: KN giao tiếp và hợp tác trong gia đình, lớp học, cộng đồng.</w:t>
             </w:r>
           </w:p>
         </w:tc>
@@ -2702,6 +2825,7 @@
                 <w:i w:val="0"/>
                 <w:sz w:val="18"/>
               </w:rPr>
+              <w:t>KNS: KN giao tiếp và hợp tác trong gia đình, lớp học, cộng đồng.</w:t>
             </w:r>
           </w:p>
         </w:tc>
@@ -3278,6 +3402,20 @@
                 <w:i w:val="0"/>
                 <w:sz w:val="18"/>
               </w:rPr>
+              <w:t>QPAN: Giới thiệu hình ảnh chú bộ đội Quân đội nhân dân, chú công an Công an nhân dân và di tích lịch sử ở địa phương; kể việc làm của các chú bộ đội, công an giúp dân ở địa phương.</w:t>
+            </w:r>
+          </w:p>
+          <w:p>
+            <w:pPr>
+              <w:spacing w:after="0"/>
+            </w:pPr>
+            <w:r>
+              <w:rPr>
+                <w:b w:val="0"/>
+                <w:i w:val="0"/>
+                <w:sz w:val="18"/>
+              </w:rPr>
+              <w:t>KNS: KN giao tiếp và hợp tác trong gia đình, lớp học, cộng đồng.</w:t>
             </w:r>
           </w:p>
         </w:tc>
@@ -3508,6 +3646,20 @@
                 <w:i w:val="0"/>
                 <w:sz w:val="18"/>
               </w:rPr>
+              <w:t>STEM: Trang trí nơi em sống (TNXH – Mĩ thuật) — dạy thay cho tiết này.</w:t>
+            </w:r>
+          </w:p>
+          <w:p>
+            <w:pPr>
+              <w:spacing w:after="0"/>
+            </w:pPr>
+            <w:r>
+              <w:rPr>
+                <w:b w:val="0"/>
+                <w:i w:val="0"/>
+                <w:sz w:val="18"/>
+              </w:rPr>
+              <w:t>QPAN: Giới thiệu hình ảnh chú bộ đội Quân đội nhân dân, chú công an Công an nhân dân và di tích lịch sử ở địa phương; kể việc làm của các chú bộ đội, công an giúp dân ở địa phương.</w:t>
             </w:r>
           </w:p>
         </w:tc>
@@ -3622,6 +3774,7 @@
                 <w:i w:val="0"/>
                 <w:sz w:val="18"/>
               </w:rPr>
+              <w:t>QPAN: Giới thiệu hình ảnh chú bộ đội Quân đội nhân dân, chú công an Công an nhân dân và di tích lịch sử ở địa phương; kể việc làm của các chú bộ đội, công an giúp dân ở địa phương.</w:t>
             </w:r>
           </w:p>
         </w:tc>
@@ -3985,6 +4138,19 @@
               <w:t>STEM: Bài 7: Đèn tín hiệu và biển báo giao thông</w:t>
             </w:r>
           </w:p>
+          <w:p>
+            <w:pPr>
+              <w:spacing w:after="0"/>
+            </w:pPr>
+            <w:r>
+              <w:rPr>
+                <w:b w:val="0"/>
+                <w:i w:val="0"/>
+                <w:sz w:val="18"/>
+              </w:rPr>
+              <w:t>QPAN: Liên hệ công việc giữ gìn an ninh, trật tự, cứu hộ – cứu nạn của bộ đội, công an; nhắc HS chấp hành quy định an toàn.</w:t>
+            </w:r>
+          </w:p>
         </w:tc>
         <w:tc>
           <w:tcPr>
@@ -4100,6 +4266,19 @@
               <w:t>NLS-AT (Cơ bản 1): xem clip tình huống an toàn trên màn hình, nhận xét cách xử lí đúng.</w:t>
             </w:r>
           </w:p>
+          <w:p>
+            <w:pPr>
+              <w:spacing w:after="0"/>
+            </w:pPr>
+            <w:r>
+              <w:rPr>
+                <w:b w:val="0"/>
+                <w:i w:val="0"/>
+                <w:sz w:val="18"/>
+              </w:rPr>
+              <w:t>QPAN: Liên hệ công việc giữ gìn an ninh, trật tự, cứu hộ – cứu nạn của bộ đội, công an; nhắc HS chấp hành quy định an toàn.</w:t>
+            </w:r>
+          </w:p>
         </w:tc>
         <w:tc>
           <w:tcPr>
@@ -4559,6 +4738,20 @@
                 <w:i w:val="0"/>
                 <w:sz w:val="18"/>
               </w:rPr>
+              <w:t>STEM: Cây xung quanh em (TNXH – Mĩ thuật) — dạy thay cho tiết này.</w:t>
+            </w:r>
+          </w:p>
+          <w:p>
+            <w:pPr>
+              <w:spacing w:after="0"/>
+            </w:pPr>
+            <w:r>
+              <w:rPr>
+                <w:b w:val="0"/>
+                <w:i w:val="0"/>
+                <w:sz w:val="18"/>
+              </w:rPr>
+              <w:t>KNS: KN sống thân thiện với môi trường: việc nhỏ vừa sức để giữ sạch nơi mình sống.</w:t>
             </w:r>
           </w:p>
         </w:tc>
@@ -4675,6 +4868,7 @@
                 <w:i w:val="0"/>
                 <w:sz w:val="18"/>
               </w:rPr>
+              <w:t>KNS: KN sống thân thiện với môi trường: việc nhỏ vừa sức để giữ sạch nơi mình sống.</w:t>
             </w:r>
           </w:p>
         </w:tc>
@@ -4789,6 +4983,7 @@
                 <w:i w:val="0"/>
                 <w:sz w:val="18"/>
               </w:rPr>
+              <w:t>KNS: KN sống thân thiện với môi trường: việc nhỏ vừa sức để giữ sạch nơi mình sống.</w:t>
             </w:r>
           </w:p>
         </w:tc>
@@ -4929,6 +5124,7 @@
                 <w:i w:val="0"/>
                 <w:sz w:val="18"/>
               </w:rPr>
+              <w:t>KNS: KN sống thân thiện với môi trường: việc nhỏ vừa sức để giữ sạch nơi mình sống.</w:t>
             </w:r>
           </w:p>
         </w:tc>
@@ -5043,6 +5239,7 @@
                 <w:i w:val="0"/>
                 <w:sz w:val="18"/>
               </w:rPr>
+              <w:t>KNS: KN sống thân thiện với môi trường: việc nhỏ vừa sức để giữ sạch nơi mình sống.</w:t>
             </w:r>
           </w:p>
         </w:tc>
@@ -5159,6 +5356,7 @@
                 <w:i w:val="0"/>
                 <w:sz w:val="18"/>
               </w:rPr>
+              <w:t>KNS: KN sống thân thiện với môi trường: việc nhỏ vừa sức để giữ sạch nơi mình sống.</w:t>
             </w:r>
           </w:p>
         </w:tc>
@@ -5273,6 +5471,7 @@
                 <w:i w:val="0"/>
                 <w:sz w:val="18"/>
               </w:rPr>
+              <w:t>KNS: KN sống thân thiện với môi trường: việc nhỏ vừa sức để giữ sạch nơi mình sống.</w:t>
             </w:r>
           </w:p>
         </w:tc>
@@ -5389,6 +5588,7 @@
                 <w:i w:val="0"/>
                 <w:sz w:val="18"/>
               </w:rPr>
+              <w:t>KNS: KN sống thân thiện với môi trường: việc nhỏ vừa sức để giữ sạch nơi mình sống.</w:t>
             </w:r>
           </w:p>
         </w:tc>
@@ -5503,6 +5703,7 @@
                 <w:i w:val="0"/>
                 <w:sz w:val="18"/>
               </w:rPr>
+              <w:t>STEM: Nhà cho vật nuôi (TNXH – Mĩ thuật) — dạy thay cho tiết này.</w:t>
             </w:r>
           </w:p>
         </w:tc>
@@ -6079,6 +6280,7 @@
                 <w:i w:val="0"/>
                 <w:sz w:val="18"/>
               </w:rPr>
+              <w:t>KNS: KN tự chăm sóc bản thân: giữ vệ sinh, ăn uống, nghỉ ngơi điều độ.</w:t>
             </w:r>
           </w:p>
         </w:tc>
@@ -6193,6 +6395,7 @@
                 <w:i w:val="0"/>
                 <w:sz w:val="18"/>
               </w:rPr>
+              <w:t>KNS: KN tự chăm sóc bản thân: giữ vệ sinh, ăn uống, nghỉ ngơi điều độ.</w:t>
             </w:r>
           </w:p>
         </w:tc>
@@ -6309,6 +6512,7 @@
                 <w:i w:val="0"/>
                 <w:sz w:val="18"/>
               </w:rPr>
+              <w:t>KNS: KN tự chăm sóc bản thân: giữ vệ sinh, ăn uống, nghỉ ngơi điều độ.</w:t>
             </w:r>
           </w:p>
         </w:tc>
@@ -6423,6 +6627,7 @@
                 <w:i w:val="0"/>
                 <w:sz w:val="18"/>
               </w:rPr>
+              <w:t>KNS: KN tự chăm sóc bản thân: giữ vệ sinh, ăn uống, nghỉ ngơi điều độ.</w:t>
             </w:r>
           </w:p>
         </w:tc>
@@ -6539,6 +6744,7 @@
                 <w:i w:val="0"/>
                 <w:sz w:val="18"/>
               </w:rPr>
+              <w:t>KNS: KN tự chăm sóc bản thân: giữ vệ sinh, ăn uống, nghỉ ngơi điều độ.</w:t>
             </w:r>
           </w:p>
         </w:tc>
@@ -6653,6 +6859,7 @@
                 <w:i w:val="0"/>
                 <w:sz w:val="18"/>
               </w:rPr>
+              <w:t>KNS: KN tự chăm sóc bản thân: giữ vệ sinh, ăn uống, nghỉ ngơi điều độ.</w:t>
             </w:r>
           </w:p>
         </w:tc>
@@ -7804,6 +8011,7 @@
                 <w:i w:val="0"/>
                 <w:sz w:val="18"/>
               </w:rPr>
+              <w:t>STEM: Bầu trời ngày và đêm (TNXH – Mĩ thuật) — dạy thay cho tiết này.</w:t>
             </w:r>
           </w:p>
         </w:tc>

--- a/assets/docs/lop1/Tu nhien va Xa hoi - Lop 1.docx
+++ b/assets/docs/lop1/Tu nhien va Xa hoi - Lop 1.docx
@@ -1244,6 +1244,33 @@
                 <w:i w:val="0"/>
                 <w:sz w:val="18"/>
               </w:rPr>
+              <w:t>NLS-KT (Cơ bản 1): Ở hoạt động Khám phá của bài “Đồ dùng trong nhà”, GV chiếu bộ ảnh đồ dùng sắp theo từng phòng: bếp có nồi cơm điện</w:t>
+            </w:r>
+          </w:p>
+          <w:p>
+            <w:pPr>
+              <w:spacing w:after="0"/>
+            </w:pPr>
+            <w:r>
+              <w:rPr>
+                <w:b w:val="0"/>
+                <w:i w:val="0"/>
+                <w:sz w:val="18"/>
+              </w:rPr>
+              <w:t>NLS-GQVĐ (Cơ bản 1): GV cho HS chơi trò kéo thả trên màn hình: đưa mỗi đồ dùng vừa học về đúng phòng của nó; máy báo đúng</w:t>
+            </w:r>
+          </w:p>
+          <w:p>
+            <w:pPr>
+              <w:spacing w:after="0"/>
+            </w:pPr>
+            <w:r>
+              <w:rPr>
+                <w:b w:val="0"/>
+                <w:i w:val="0"/>
+                <w:sz w:val="18"/>
+              </w:rPr>
+              <w:t>NLS-AT: Đồ dùng dùng điện chỉ người lớn cắm, rút; HS không tự ý bật tắt</w:t>
             </w:r>
           </w:p>
         </w:tc>
@@ -1358,6 +1385,33 @@
                 <w:i w:val="0"/>
                 <w:sz w:val="18"/>
               </w:rPr>
+              <w:t>NLS-KT (Cơ bản 1): GV chiếu cặp ảnh một phòng ở trước và sau khi được sắp xếp, phóng to lần lượt từng góc: bàn học, giá sách, hộp đồ chơi</w:t>
+            </w:r>
+          </w:p>
+          <w:p>
+            <w:pPr>
+              <w:spacing w:after="0"/>
+            </w:pPr>
+            <w:r>
+              <w:rPr>
+                <w:b w:val="0"/>
+                <w:i w:val="0"/>
+                <w:sz w:val="18"/>
+              </w:rPr>
+              <w:t>NLS-ST (Cơ bản 1): Sau khi HS vẽ xong góc học tập gọn gàng, GV chụp ảnh sản phẩm của từng nhóm rồi chiếu lên màn hình thành bộ sưu tập của</w:t>
+            </w:r>
+          </w:p>
+          <w:p>
+            <w:pPr>
+              <w:spacing w:after="0"/>
+            </w:pPr>
+            <w:r>
+              <w:rPr>
+                <w:b w:val="0"/>
+                <w:i w:val="0"/>
+                <w:sz w:val="18"/>
+              </w:rPr>
+              <w:t>NLS-AT: GV chỉ chụp sản phẩm, không chụp mặt HS</w:t>
             </w:r>
           </w:p>
         </w:tc>

--- a/assets/docs/lop1/Tu nhien va Xa hoi - Lop 1.docx
+++ b/assets/docs/lop1/Tu nhien va Xa hoi - Lop 1.docx
@@ -637,7 +637,7 @@
                 <w:i w:val="0"/>
                 <w:sz w:val="18"/>
               </w:rPr>
-              <w:t>NLS-KT (Cơ bản 1): GV chiếu tranh gia đình Hoa phóng to, HS gọi tên thành viên, nói việc đang làm; chiếu ảnh gia đình HS gửi trước</w:t>
+              <w:t>NLS-KT (Cơ bản 1): GV chiếu tranh gia đình Hoa trong bài “Kể về gia đình” phóng to trên màn hình</w:t>
             </w:r>
           </w:p>
           <w:p>
@@ -650,7 +650,7 @@
                 <w:i w:val="0"/>
                 <w:sz w:val="18"/>
               </w:rPr>
-              <w:t>NLS-ST (Cơ bản 1): GV dùng máy tính xếp ảnh gia đình HS thành trang trình chiếu “Gia đình lớp em”; HS chọn ảnh mình, đọc tên người thân</w:t>
+              <w:t>NLS-ST (Cơ bản 1): GV dùng máy tính xếp ảnh hoặc tranh vẽ gia đình của HS thành trang trình chiếu “Gia đình lớp em” ngay tại lớp</w:t>
             </w:r>
           </w:p>
           <w:p>
@@ -663,7 +663,7 @@
                 <w:i w:val="0"/>
                 <w:sz w:val="18"/>
               </w:rPr>
-              <w:t>NLS-AT: Ảnh gia đình chỉ đưa khi cha mẹ đồng ý, chiếu xong xoá, không đăng mạng.</w:t>
+              <w:t>NLS-AT: Ảnh gia đình là chuyện riêng của mỗi nhà: chỉ đưa ảnh khi cha mẹ đồng ý</w:t>
             </w:r>
           </w:p>
           <w:p>
@@ -791,45 +791,6 @@
                 <w:i w:val="0"/>
                 <w:sz w:val="18"/>
               </w:rPr>
-              <w:t>NLS-KT (Cơ bản 1): GV chiếu tranh hoạt động nghỉ ngơi của gia đình Hoa, HS nói ai làm gì; mở hình việc nhà vừa sức để HS chọn</w:t>
-            </w:r>
-          </w:p>
-          <w:p>
-            <w:pPr>
-              <w:spacing w:after="0"/>
-            </w:pPr>
-            <w:r>
-              <w:rPr>
-                <w:b w:val="0"/>
-                <w:i w:val="0"/>
-                <w:sz w:val="18"/>
-              </w:rPr>
-              <w:t>NLS-ST (Cơ bản 1): GV chụp thẻ việc tốt HS vừa vẽ bằng điện thoại, chiếu thành bộ sưu tập “Việc tốt của lớp em”; HS nói việc sẽ làm tối nay</w:t>
-            </w:r>
-          </w:p>
-          <w:p>
-            <w:pPr>
-              <w:spacing w:after="0"/>
-            </w:pPr>
-            <w:r>
-              <w:rPr>
-                <w:b w:val="0"/>
-                <w:i w:val="0"/>
-                <w:sz w:val="18"/>
-              </w:rPr>
-              <w:t>NLS-AT: Ảnh gia đình chỉ đưa khi cha mẹ đồng ý, chiếu xong xoá, không đăng mạng.</w:t>
-            </w:r>
-          </w:p>
-          <w:p>
-            <w:pPr>
-              <w:spacing w:after="0"/>
-            </w:pPr>
-            <w:r>
-              <w:rPr>
-                <w:b w:val="0"/>
-                <w:i w:val="0"/>
-                <w:sz w:val="18"/>
-              </w:rPr>
               <w:t>KNS: KN giao tiếp và hợp tác trong gia đình, lớp học, cộng đồng.</w:t>
             </w:r>
           </w:p>
@@ -947,7 +908,7 @@
                 <w:i w:val="0"/>
                 <w:sz w:val="18"/>
               </w:rPr>
-              <w:t>NLS-KT (Cơ bản 1): GV chiếu tranh nhà Minh và hình, video về nhà một tầng, nhiều tầng, chung cư, nhà sàn; HS gọi tên kiểu nhà, nói nhà mình kiểu nào</w:t>
+              <w:t>NLS-KT (Cơ bản 1): GV chiếu tranh vị trí nhà Minh trong bài “Ngôi nhà của em” và hình ảnh, đoạn video ngắn về một số kiểu nhà: nhà một tầng</w:t>
             </w:r>
           </w:p>
           <w:p>
@@ -960,7 +921,7 @@
                 <w:i w:val="0"/>
                 <w:sz w:val="18"/>
               </w:rPr>
-              <w:t>NLS-GQVĐ (Cơ bản 1): GV chiếu tình huống Minh mời Hoa đến nhà, hiện gợi ý tên đường, số nhà để HS chọn; HS chỉ chỗ chưa an toàn trong hình</w:t>
+              <w:t>NLS-GQVĐ (Cơ bản 1): GV chiếu tình huống Minh mời Hoa đến nhà mà chưa nói địa chỉ, hiện lần lượt gợi ý tên đường, số nhà</w:t>
             </w:r>
           </w:p>
           <w:p>
@@ -973,7 +934,7 @@
                 <w:i w:val="0"/>
                 <w:sz w:val="18"/>
               </w:rPr>
-              <w:t>NLS-AT: Không chỉ nhà mình trên bản đồ khi chưa hỏi cha mẹ.</w:t>
+              <w:t>NLS-AT: Không chỉ cho người khác biết chính xác nhà mình ở chỗ nào trên bản đồ khi chưa</w:t>
             </w:r>
           </w:p>
           <w:p>
@@ -1101,33 +1062,6 @@
                 <w:i w:val="0"/>
                 <w:sz w:val="18"/>
               </w:rPr>
-              <w:t>NLS-KT (Cơ bản 1): GV chiếu tranh các phòng trong nhà Minh phóng to; HS gọi tên phòng, nói công dụng; so sánh ảnh góc học tập gọn và bừa bộn</w:t>
-            </w:r>
-          </w:p>
-          <w:p>
-            <w:pPr>
-              <w:spacing w:after="0"/>
-            </w:pPr>
-            <w:r>
-              <w:rPr>
-                <w:b w:val="0"/>
-                <w:i w:val="0"/>
-                <w:sz w:val="18"/>
-              </w:rPr>
-              <w:t>NLS-GQVĐ (Cơ bản 1): GV mở bài tập tương tác sơ đồ ngôi nhà với thẻ đồ dùng; HS lên chỉ chọn thẻ, GV kéo vào phòng, máy báo đúng sai</w:t>
-            </w:r>
-          </w:p>
-          <w:p>
-            <w:pPr>
-              <w:spacing w:after="0"/>
-            </w:pPr>
-            <w:r>
-              <w:rPr>
-                <w:b w:val="0"/>
-                <w:i w:val="0"/>
-                <w:sz w:val="18"/>
-              </w:rPr>
-              <w:t>NLS-AT: Không chỉ nhà mình trên bản đồ khi chưa hỏi cha mẹ.</w:t>
             </w:r>
           </w:p>
         </w:tc>
@@ -1385,33 +1319,6 @@
                 <w:i w:val="0"/>
                 <w:sz w:val="18"/>
               </w:rPr>
-              <w:t>NLS-KT (Cơ bản 1): GV chiếu cặp ảnh một phòng ở trước và sau khi được sắp xếp, phóng to lần lượt từng góc: bàn học, giá sách, hộp đồ chơi</w:t>
-            </w:r>
-          </w:p>
-          <w:p>
-            <w:pPr>
-              <w:spacing w:after="0"/>
-            </w:pPr>
-            <w:r>
-              <w:rPr>
-                <w:b w:val="0"/>
-                <w:i w:val="0"/>
-                <w:sz w:val="18"/>
-              </w:rPr>
-              <w:t>NLS-ST (Cơ bản 1): Sau khi HS vẽ xong góc học tập gọn gàng, GV chụp ảnh sản phẩm của từng nhóm rồi chiếu lên màn hình thành bộ sưu tập của</w:t>
-            </w:r>
-          </w:p>
-          <w:p>
-            <w:pPr>
-              <w:spacing w:after="0"/>
-            </w:pPr>
-            <w:r>
-              <w:rPr>
-                <w:b w:val="0"/>
-                <w:i w:val="0"/>
-                <w:sz w:val="18"/>
-              </w:rPr>
-              <w:t>NLS-AT: GV chỉ chụp sản phẩm, không chụp mặt HS</w:t>
             </w:r>
           </w:p>
         </w:tc>
@@ -1528,7 +1435,33 @@
                 <w:i w:val="0"/>
                 <w:sz w:val="18"/>
               </w:rPr>
-              <w:t>NLS-AT (Cơ bản 1): xem clip tình huống an toàn trên màn hình, nhận xét cách xử lí đúng.</w:t>
+              <w:t>NLS-KT (Cơ bản 1): GV chiếu bộ ảnh đồ dùng trong nhà sắp theo từng phòng, trong đó có các đồ dùng dùng điện như tivi, tủ lạnh, nồi cơm điện</w:t>
+            </w:r>
+          </w:p>
+          <w:p>
+            <w:pPr>
+              <w:spacing w:after="0"/>
+            </w:pPr>
+            <w:r>
+              <w:rPr>
+                <w:b w:val="0"/>
+                <w:i w:val="0"/>
+                <w:sz w:val="18"/>
+              </w:rPr>
+              <w:t>NLS-GQVĐ (Cơ bản 1): GV cho HS chơi trò kéo thả trên màn hình: đưa mỗi đồ dùng về đúng phòng của nó; máy báo đúng</w:t>
+            </w:r>
+          </w:p>
+          <w:p>
+            <w:pPr>
+              <w:spacing w:after="0"/>
+            </w:pPr>
+            <w:r>
+              <w:rPr>
+                <w:b w:val="0"/>
+                <w:i w:val="0"/>
+                <w:sz w:val="18"/>
+              </w:rPr>
+              <w:t>NLS-AT: Đồ dùng dùng điện chỉ được người lớn cắm, rút; HS không tự ý bật tắt</w:t>
             </w:r>
           </w:p>
           <w:p>
@@ -1656,7 +1589,7 @@
                 <w:i w:val="0"/>
                 <w:sz w:val="18"/>
               </w:rPr>
-              <w:t>NLS-AT (Cơ bản 1): xem clip tình huống an toàn trên màn hình, nhận xét cách xử lí đúng.</w:t>
+              <w:t>QPAN: Liên hệ công việc giữ gìn an ninh, trật tự, cứu hộ – cứu nạn của bộ đội, công an; nhắc HS chấp hành quy định an toàn.</w:t>
             </w:r>
           </w:p>
           <w:p>
@@ -1669,7 +1602,7 @@
                 <w:i w:val="0"/>
                 <w:sz w:val="18"/>
               </w:rPr>
-              <w:t>QPAN: Liên hệ công việc giữ gìn an ninh, trật tự, cứu hộ – cứu nạn của bộ đội, công an; nhắc HS chấp hành quy định an toàn.</w:t>
+              <w:t>KNS: KN ứng phó: nhận biết nguy cơ, xử lí bước đầu và báo ngay cho người lớn.</w:t>
             </w:r>
           </w:p>
         </w:tc>
@@ -2131,20 +2064,46 @@
                 <w:i w:val="0"/>
                 <w:sz w:val="18"/>
               </w:rPr>
+              <w:t>NLS-KT (Cơ bản 1): GV chiếu ảnh chụp và sơ đồ số của trường để HS nhận ra vị trí các phòng học, sân chơi, thư viện</w:t>
+            </w:r>
+          </w:p>
+          <w:p>
+            <w:pPr>
+              <w:spacing w:after="0"/>
+            </w:pPr>
+            <w:r>
+              <w:rPr>
+                <w:b w:val="0"/>
+                <w:i w:val="0"/>
+                <w:sz w:val="18"/>
+              </w:rPr>
+              <w:t>NLS-ST (Cơ bản 1): GV chụp ảnh lớp học ở vài góc, chiếu lên màn hình rồi cùng HS đánh dấu vị trí bảng, cửa sổ, góc học tập</w:t>
+            </w:r>
+          </w:p>
+          <w:p>
+            <w:pPr>
+              <w:spacing w:after="0"/>
+            </w:pPr>
+            <w:r>
+              <w:rPr>
+                <w:b w:val="0"/>
+                <w:i w:val="0"/>
+                <w:sz w:val="18"/>
+              </w:rPr>
+              <w:t>NLS-AT: Muốn chụp ảnh có bạn trong khung hình thì phải hỏi bạn trước</w:t>
+            </w:r>
+          </w:p>
+          <w:p>
+            <w:pPr>
+              <w:spacing w:after="0"/>
+            </w:pPr>
+            <w:r>
+              <w:rPr>
+                <w:b w:val="0"/>
+                <w:i w:val="0"/>
+                <w:sz w:val="18"/>
+              </w:rPr>
               <w:t>QPAN: Giới thiệu hình ảnh chú bộ đội Quân đội nhân dân, chú công an Công an nhân dân và di tích lịch sử ở địa phương; kể việc làm của các chú bộ đội, công an giúp dân ở địa phương.</w:t>
-            </w:r>
-          </w:p>
-          <w:p>
-            <w:pPr>
-              <w:spacing w:after="0"/>
-            </w:pPr>
-            <w:r>
-              <w:rPr>
-                <w:b w:val="0"/>
-                <w:i w:val="0"/>
-                <w:sz w:val="18"/>
-              </w:rPr>
-              <w:t>KNS: KN giao tiếp và hợp tác trong gia đình, lớp học, cộng đồng.</w:t>
             </w:r>
           </w:p>
         </w:tc>
@@ -2493,20 +2452,46 @@
                 <w:i w:val="0"/>
                 <w:sz w:val="18"/>
               </w:rPr>
+              <w:t>NLS-KT (Cơ bản 1): GV chiếu ảnh chụp và sơ đồ số của trường để HS nhận ra vị trí các phòng học, sân chơi, thư viện</w:t>
+            </w:r>
+          </w:p>
+          <w:p>
+            <w:pPr>
+              <w:spacing w:after="0"/>
+            </w:pPr>
+            <w:r>
+              <w:rPr>
+                <w:b w:val="0"/>
+                <w:i w:val="0"/>
+                <w:sz w:val="18"/>
+              </w:rPr>
+              <w:t>NLS-ST (Cơ bản 1): GV chụp ảnh lớp học ở vài góc, chiếu lên màn hình rồi cùng HS đánh dấu vị trí bảng, cửa sổ, góc học tập</w:t>
+            </w:r>
+          </w:p>
+          <w:p>
+            <w:pPr>
+              <w:spacing w:after="0"/>
+            </w:pPr>
+            <w:r>
+              <w:rPr>
+                <w:b w:val="0"/>
+                <w:i w:val="0"/>
+                <w:sz w:val="18"/>
+              </w:rPr>
+              <w:t>NLS-AT: Muốn chụp ảnh có bạn trong khung hình thì phải hỏi bạn trước</w:t>
+            </w:r>
+          </w:p>
+          <w:p>
+            <w:pPr>
+              <w:spacing w:after="0"/>
+            </w:pPr>
+            <w:r>
+              <w:rPr>
+                <w:b w:val="0"/>
+                <w:i w:val="0"/>
+                <w:sz w:val="18"/>
+              </w:rPr>
               <w:t>QPAN: Giới thiệu hình ảnh chú bộ đội Quân đội nhân dân, chú công an Công an nhân dân và di tích lịch sử ở địa phương; kể việc làm của các chú bộ đội, công an giúp dân ở địa phương.</w:t>
-            </w:r>
-          </w:p>
-          <w:p>
-            <w:pPr>
-              <w:spacing w:after="0"/>
-            </w:pPr>
-            <w:r>
-              <w:rPr>
-                <w:b w:val="0"/>
-                <w:i w:val="0"/>
-                <w:sz w:val="18"/>
-              </w:rPr>
-              <w:t>KNS: KN giao tiếp và hợp tác trong gia đình, lớp học, cộng đồng.</w:t>
             </w:r>
           </w:p>
         </w:tc>
@@ -2879,6 +2864,45 @@
                 <w:i w:val="0"/>
                 <w:sz w:val="18"/>
               </w:rPr>
+              <w:t>NLS-KT (Cơ bản 1): GV chiếu ảnh chụp và sơ đồ số của trường để HS nhận ra vị trí các phòng học, sân chơi, thư viện</w:t>
+            </w:r>
+          </w:p>
+          <w:p>
+            <w:pPr>
+              <w:spacing w:after="0"/>
+            </w:pPr>
+            <w:r>
+              <w:rPr>
+                <w:b w:val="0"/>
+                <w:i w:val="0"/>
+                <w:sz w:val="18"/>
+              </w:rPr>
+              <w:t>NLS-ST (Cơ bản 1): GV chụp ảnh lớp học ở vài góc, chiếu lên màn hình rồi cùng HS đánh dấu vị trí bảng, cửa sổ, góc học tập</w:t>
+            </w:r>
+          </w:p>
+          <w:p>
+            <w:pPr>
+              <w:spacing w:after="0"/>
+            </w:pPr>
+            <w:r>
+              <w:rPr>
+                <w:b w:val="0"/>
+                <w:i w:val="0"/>
+                <w:sz w:val="18"/>
+              </w:rPr>
+              <w:t>NLS-AT: Muốn chụp ảnh có bạn trong khung hình thì phải hỏi bạn trước</w:t>
+            </w:r>
+          </w:p>
+          <w:p>
+            <w:pPr>
+              <w:spacing w:after="0"/>
+            </w:pPr>
+            <w:r>
+              <w:rPr>
+                <w:b w:val="0"/>
+                <w:i w:val="0"/>
+                <w:sz w:val="18"/>
+              </w:rPr>
               <w:t>KNS: KN giao tiếp và hợp tác trong gia đình, lớp học, cộng đồng.</w:t>
             </w:r>
           </w:p>
@@ -3456,20 +3480,46 @@
                 <w:i w:val="0"/>
                 <w:sz w:val="18"/>
               </w:rPr>
+              <w:t>NLS-KT (Cơ bản 1): GV mở bản đồ số ở chế độ ảnh vệ tinh, phóng to khu vực quanh trường để HS nhận ra chợ, cánh đồng, dòng sông, khu phố</w:t>
+            </w:r>
+          </w:p>
+          <w:p>
+            <w:pPr>
+              <w:spacing w:after="0"/>
+            </w:pPr>
+            <w:r>
+              <w:rPr>
+                <w:b w:val="0"/>
+                <w:i w:val="0"/>
+                <w:sz w:val="18"/>
+              </w:rPr>
+              <w:t>NLS-GT (Cơ bản 1): GV mời từng HS lên chỉ trên màn hình và giới thiệu với cả lớp nơi mình sống; HS tập nói câu giới thiệu rõ ràng</w:t>
+            </w:r>
+          </w:p>
+          <w:p>
+            <w:pPr>
+              <w:spacing w:after="0"/>
+            </w:pPr>
+            <w:r>
+              <w:rPr>
+                <w:b w:val="0"/>
+                <w:i w:val="0"/>
+                <w:sz w:val="18"/>
+              </w:rPr>
+              <w:t>NLS-AT: Không chỉ rõ nhà mình ở đâu trên bản đồ cho người lạ biết</w:t>
+            </w:r>
+          </w:p>
+          <w:p>
+            <w:pPr>
+              <w:spacing w:after="0"/>
+            </w:pPr>
+            <w:r>
+              <w:rPr>
+                <w:b w:val="0"/>
+                <w:i w:val="0"/>
+                <w:sz w:val="18"/>
+              </w:rPr>
               <w:t>QPAN: Giới thiệu hình ảnh chú bộ đội Quân đội nhân dân, chú công an Công an nhân dân và di tích lịch sử ở địa phương; kể việc làm của các chú bộ đội, công an giúp dân ở địa phương.</w:t>
-            </w:r>
-          </w:p>
-          <w:p>
-            <w:pPr>
-              <w:spacing w:after="0"/>
-            </w:pPr>
-            <w:r>
-              <w:rPr>
-                <w:b w:val="0"/>
-                <w:i w:val="0"/>
-                <w:sz w:val="18"/>
-              </w:rPr>
-              <w:t>KNS: KN giao tiếp và hợp tác trong gia đình, lớp học, cộng đồng.</w:t>
             </w:r>
           </w:p>
         </w:tc>
@@ -3700,6 +3750,45 @@
                 <w:i w:val="0"/>
                 <w:sz w:val="18"/>
               </w:rPr>
+              <w:t>NLS-KT (Cơ bản 1): GV chiếu video ngắn về công việc của một số nghề ở địa phương (nông dân, thợ may, người bán hàng, bác sĩ</w:t>
+            </w:r>
+          </w:p>
+          <w:p>
+            <w:pPr>
+              <w:spacing w:after="0"/>
+            </w:pPr>
+            <w:r>
+              <w:rPr>
+                <w:b w:val="0"/>
+                <w:i w:val="0"/>
+                <w:sz w:val="18"/>
+              </w:rPr>
+              <w:t>NLS-GT (Cơ bản 1): GV hẹn trước và gọi video cho một phụ huynh làm nghề tiêu biểu để bác nói chuyện với lớp</w:t>
+            </w:r>
+          </w:p>
+          <w:p>
+            <w:pPr>
+              <w:spacing w:after="0"/>
+            </w:pPr>
+            <w:r>
+              <w:rPr>
+                <w:b w:val="0"/>
+                <w:i w:val="0"/>
+                <w:sz w:val="18"/>
+              </w:rPr>
+              <w:t>NLS-AT: Cuộc gọi do GV thực hiện trên thiết bị của GV</w:t>
+            </w:r>
+          </w:p>
+          <w:p>
+            <w:pPr>
+              <w:spacing w:after="0"/>
+            </w:pPr>
+            <w:r>
+              <w:rPr>
+                <w:b w:val="0"/>
+                <w:i w:val="0"/>
+                <w:sz w:val="18"/>
+              </w:rPr>
               <w:t>STEM: Trang trí nơi em sống (TNXH – Mĩ thuật) — dạy thay cho tiết này.</w:t>
             </w:r>
           </w:p>
@@ -3961,6 +4050,45 @@
               <w:t>QPAN: Tích hợp GD quốc phòng an ninh</w:t>
             </w:r>
           </w:p>
+          <w:p>
+            <w:pPr>
+              <w:spacing w:after="0"/>
+            </w:pPr>
+            <w:r>
+              <w:rPr>
+                <w:b w:val="0"/>
+                <w:i w:val="0"/>
+                <w:sz w:val="18"/>
+              </w:rPr>
+              <w:t>NLS-KT (Cơ bản 1): GV chiếu video phong tục đón Tết ở ba miền: gói bánh chưng, chợ hoa ngày giáp Tết, múa lân</w:t>
+            </w:r>
+          </w:p>
+          <w:p>
+            <w:pPr>
+              <w:spacing w:after="0"/>
+            </w:pPr>
+            <w:r>
+              <w:rPr>
+                <w:b w:val="0"/>
+                <w:i w:val="0"/>
+                <w:sz w:val="18"/>
+              </w:rPr>
+              <w:t>NLS-GT (Cơ bản 1): GV hướng dẫn HS nói lời chúc Tết, quay lại một lời chúc của lớp bằng điện thoại rồi mở cho cả lớp nghe lại để các em</w:t>
+            </w:r>
+          </w:p>
+          <w:p>
+            <w:pPr>
+              <w:spacing w:after="0"/>
+            </w:pPr>
+            <w:r>
+              <w:rPr>
+                <w:b w:val="0"/>
+                <w:i w:val="0"/>
+                <w:sz w:val="18"/>
+              </w:rPr>
+              <w:t>NLS-AT: Đoạn quay lời chúc chỉ để cả lớp nghe lại rồi xoá ngay, không gửi ra ngoài lớp</w:t>
+            </w:r>
+          </w:p>
         </w:tc>
         <w:tc>
           <w:tcPr>
@@ -4202,6 +4330,45 @@
                 <w:i w:val="0"/>
                 <w:sz w:val="18"/>
               </w:rPr>
+              <w:t>NLS-KT (Cơ bản 1): GV chiếu video mô phỏng tình huống trên đường: đèn tín hiệu đổi màu, vạch sang đường, xe bất ngờ đi ra từ ngõ</w:t>
+            </w:r>
+          </w:p>
+          <w:p>
+            <w:pPr>
+              <w:spacing w:after="0"/>
+            </w:pPr>
+            <w:r>
+              <w:rPr>
+                <w:b w:val="0"/>
+                <w:i w:val="0"/>
+                <w:sz w:val="18"/>
+              </w:rPr>
+              <w:t>NLS-GQVĐ (Cơ bản 1): GV mở bản đồ số đoạn đường quanh trường, chỉ cho HS chỗ có vạch sang đường và chỗ khuất tầm nhìn cần đặc biệt chú ý.</w:t>
+            </w:r>
+          </w:p>
+          <w:p>
+            <w:pPr>
+              <w:spacing w:after="0"/>
+            </w:pPr>
+            <w:r>
+              <w:rPr>
+                <w:b w:val="0"/>
+                <w:i w:val="0"/>
+                <w:sz w:val="18"/>
+              </w:rPr>
+              <w:t>NLS-AT: Không vừa đi bộ vừa xem điện thoại, không đeo tai nghe khi qua đường</w:t>
+            </w:r>
+          </w:p>
+          <w:p>
+            <w:pPr>
+              <w:spacing w:after="0"/>
+            </w:pPr>
+            <w:r>
+              <w:rPr>
+                <w:b w:val="0"/>
+                <w:i w:val="0"/>
+                <w:sz w:val="18"/>
+              </w:rPr>
               <w:t>QPAN: Liên hệ công việc giữ gìn an ninh, trật tự, cứu hộ – cứu nạn của bộ đội, công an; nhắc HS chấp hành quy định an toàn.</w:t>
             </w:r>
           </w:p>
@@ -4317,7 +4484,7 @@
                 <w:i w:val="0"/>
                 <w:sz w:val="18"/>
               </w:rPr>
-              <w:t>NLS-AT (Cơ bản 1): xem clip tình huống an toàn trên màn hình, nhận xét cách xử lí đúng.</w:t>
+              <w:t>QPAN: Liên hệ công việc giữ gìn an ninh, trật tự, cứu hộ – cứu nạn của bộ đội, công an; nhắc HS chấp hành quy định an toàn.</w:t>
             </w:r>
           </w:p>
           <w:p>
@@ -4330,7 +4497,7 @@
                 <w:i w:val="0"/>
                 <w:sz w:val="18"/>
               </w:rPr>
-              <w:t>QPAN: Liên hệ công việc giữ gìn an ninh, trật tự, cứu hộ – cứu nạn của bộ đội, công an; nhắc HS chấp hành quy định an toàn.</w:t>
+              <w:t>KNS: KN ứng phó: nhận biết nguy cơ, xử lí bước đầu và báo ngay cho người lớn.</w:t>
             </w:r>
           </w:p>
         </w:tc>
@@ -4786,6 +4953,45 @@
               <w:spacing w:after="0"/>
             </w:pPr>
             <w:r/>
+            <w:r>
+              <w:rPr>
+                <w:b w:val="0"/>
+                <w:i w:val="0"/>
+                <w:sz w:val="18"/>
+              </w:rPr>
+              <w:t>NLS-KT (Cơ bản 1): GV chiếu video tua nhanh cảnh hạt nảy mầm, cây lớn lên và ra hoa chỉ trong vài phút — quá trình kéo dài hàng tuần mà HS</w:t>
+            </w:r>
+          </w:p>
+          <w:p>
+            <w:pPr>
+              <w:spacing w:after="0"/>
+            </w:pPr>
+            <w:r>
+              <w:rPr>
+                <w:b w:val="0"/>
+                <w:i w:val="0"/>
+                <w:sz w:val="18"/>
+              </w:rPr>
+              <w:t>NLS-GQVĐ (Cơ bản 1): GV cho HS chơi trò phân loại trên màn hình: kéo ảnh từng cây về nhóm cây cho bóng mát, cây ăn quả, cây hoa, cây rau</w:t>
+            </w:r>
+          </w:p>
+          <w:p>
+            <w:pPr>
+              <w:spacing w:after="0"/>
+            </w:pPr>
+            <w:r>
+              <w:rPr>
+                <w:b w:val="0"/>
+                <w:i w:val="0"/>
+                <w:sz w:val="18"/>
+              </w:rPr>
+              <w:t>NLS-AT: Có loại cây, loại quả trông rất đẹp nhưng lại độc; HS không tự hái</w:t>
+            </w:r>
+          </w:p>
+          <w:p>
+            <w:pPr>
+              <w:spacing w:after="0"/>
+            </w:pPr>
             <w:r>
               <w:rPr>
                 <w:b w:val="0"/>
@@ -5178,6 +5384,45 @@
                 <w:i w:val="0"/>
                 <w:sz w:val="18"/>
               </w:rPr>
+              <w:t>NLS-KT (Cơ bản 1): GV chiếu video hướng dẫn từng bước công việc trong bài “CHĂM SÓC VÀ BẢO VỆ CÂY TRỒNG” (tưới nước đúng lượng, nhổ cỏ, cho ăn, dọn chuồng)</w:t>
+            </w:r>
+          </w:p>
+          <w:p>
+            <w:pPr>
+              <w:spacing w:after="0"/>
+            </w:pPr>
+            <w:r>
+              <w:rPr>
+                <w:b w:val="0"/>
+                <w:i w:val="0"/>
+                <w:sz w:val="18"/>
+              </w:rPr>
+              <w:t>NLS-GQVĐ (Cơ bản 1): GV chiếu cạnh nhau hai ảnh cùng một cây trồng hoặc cùng một con vật: một bên được chăm sóc tốt, một bên bị bỏ mặc</w:t>
+            </w:r>
+          </w:p>
+          <w:p>
+            <w:pPr>
+              <w:spacing w:after="0"/>
+            </w:pPr>
+            <w:r>
+              <w:rPr>
+                <w:b w:val="0"/>
+                <w:i w:val="0"/>
+                <w:sz w:val="18"/>
+              </w:rPr>
+              <w:t>NLS-AT: Chỉ chăm sóc cây trồng, vật nuôi khi có người lớn ở bên</w:t>
+            </w:r>
+          </w:p>
+          <w:p>
+            <w:pPr>
+              <w:spacing w:after="0"/>
+            </w:pPr>
+            <w:r>
+              <w:rPr>
+                <w:b w:val="0"/>
+                <w:i w:val="0"/>
+                <w:sz w:val="18"/>
+              </w:rPr>
               <w:t>KNS: KN sống thân thiện với môi trường: việc nhỏ vừa sức để giữ sạch nơi mình sống.</w:t>
             </w:r>
           </w:p>
@@ -5410,6 +5655,45 @@
                 <w:i w:val="0"/>
                 <w:sz w:val="18"/>
               </w:rPr>
+              <w:t>NLS-KT (Cơ bản 1): GV mở tiếng kêu thật của một số con vật (gà, mèo, ếch, ve sầu) cho HS đoán rồi mới hiện hình</w:t>
+            </w:r>
+          </w:p>
+          <w:p>
+            <w:pPr>
+              <w:spacing w:after="0"/>
+            </w:pPr>
+            <w:r>
+              <w:rPr>
+                <w:b w:val="0"/>
+                <w:i w:val="0"/>
+                <w:sz w:val="18"/>
+              </w:rPr>
+              <w:t>NLS-GQVĐ (Cơ bản 1): GV cho HS phân loại ngay trên màn hình: con vật nuôi trong nhà, con vật sống dưới nước, con vật có ích, con vật có hại</w:t>
+            </w:r>
+          </w:p>
+          <w:p>
+            <w:pPr>
+              <w:spacing w:after="0"/>
+            </w:pPr>
+            <w:r>
+              <w:rPr>
+                <w:b w:val="0"/>
+                <w:i w:val="0"/>
+                <w:sz w:val="18"/>
+              </w:rPr>
+              <w:t>NLS-AT: Không lại gần, không trêu chọc con vật lạ ngoài đời chỉ vì thấy chúng dễ thương trong</w:t>
+            </w:r>
+          </w:p>
+          <w:p>
+            <w:pPr>
+              <w:spacing w:after="0"/>
+            </w:pPr>
+            <w:r>
+              <w:rPr>
+                <w:b w:val="0"/>
+                <w:i w:val="0"/>
+                <w:sz w:val="18"/>
+              </w:rPr>
               <w:t>KNS: KN sống thân thiện với môi trường: việc nhỏ vừa sức để giữ sạch nơi mình sống.</w:t>
             </w:r>
           </w:p>
@@ -5757,6 +6041,45 @@
                 <w:i w:val="0"/>
                 <w:sz w:val="18"/>
               </w:rPr>
+              <w:t>NLS-KT (Cơ bản 1): GV chiếu video hướng dẫn từng bước công việc trong bài “CHĂM SÓC VÀ BẢO VỆ VẬT NUÔI” (tưới nước đúng lượng, nhổ cỏ, cho ăn, dọn chuồng)</w:t>
+            </w:r>
+          </w:p>
+          <w:p>
+            <w:pPr>
+              <w:spacing w:after="0"/>
+            </w:pPr>
+            <w:r>
+              <w:rPr>
+                <w:b w:val="0"/>
+                <w:i w:val="0"/>
+                <w:sz w:val="18"/>
+              </w:rPr>
+              <w:t>NLS-GQVĐ (Cơ bản 1): GV chiếu cạnh nhau hai ảnh cùng một cây trồng hoặc cùng một con vật: một bên được chăm sóc tốt, một bên bị bỏ mặc</w:t>
+            </w:r>
+          </w:p>
+          <w:p>
+            <w:pPr>
+              <w:spacing w:after="0"/>
+            </w:pPr>
+            <w:r>
+              <w:rPr>
+                <w:b w:val="0"/>
+                <w:i w:val="0"/>
+                <w:sz w:val="18"/>
+              </w:rPr>
+              <w:t>NLS-AT: Chỉ chăm sóc cây trồng, vật nuôi khi có người lớn ở bên</w:t>
+            </w:r>
+          </w:p>
+          <w:p>
+            <w:pPr>
+              <w:spacing w:after="0"/>
+            </w:pPr>
+            <w:r>
+              <w:rPr>
+                <w:b w:val="0"/>
+                <w:i w:val="0"/>
+                <w:sz w:val="18"/>
+              </w:rPr>
               <w:t>STEM: Nhà cho vật nuôi (TNXH – Mĩ thuật) — dạy thay cho tiết này.</w:t>
             </w:r>
           </w:p>
@@ -6334,6 +6657,45 @@
                 <w:i w:val="0"/>
                 <w:sz w:val="18"/>
               </w:rPr>
+              <w:t>NLS-KT (Cơ bản 1): GV dùng mô hình cơ thể người xoay được trên máy tính để HS nhìn cơ thể từ phía trước, phía sau</w:t>
+            </w:r>
+          </w:p>
+          <w:p>
+            <w:pPr>
+              <w:spacing w:after="0"/>
+            </w:pPr>
+            <w:r>
+              <w:rPr>
+                <w:b w:val="0"/>
+                <w:i w:val="0"/>
+                <w:sz w:val="18"/>
+              </w:rPr>
+              <w:t>NLS-GQVĐ (Cơ bản 1): GV cho HS kéo thả tên từng bộ phận vào đúng vị trí trên hình cơ thể chiếu ở màn hình; máy báo đúng</w:t>
+            </w:r>
+          </w:p>
+          <w:p>
+            <w:pPr>
+              <w:spacing w:after="0"/>
+            </w:pPr>
+            <w:r>
+              <w:rPr>
+                <w:b w:val="0"/>
+                <w:i w:val="0"/>
+                <w:sz w:val="18"/>
+              </w:rPr>
+              <w:t>NLS-AT: Trên cơ thể có những vùng riêng tư; HS không cho ai chụp ảnh</w:t>
+            </w:r>
+          </w:p>
+          <w:p>
+            <w:pPr>
+              <w:spacing w:after="0"/>
+            </w:pPr>
+            <w:r>
+              <w:rPr>
+                <w:b w:val="0"/>
+                <w:i w:val="0"/>
+                <w:sz w:val="18"/>
+              </w:rPr>
               <w:t>KNS: KN tự chăm sóc bản thân: giữ vệ sinh, ăn uống, nghỉ ngơi điều độ.</w:t>
             </w:r>
           </w:p>
@@ -6681,6 +7043,45 @@
                 <w:i w:val="0"/>
                 <w:sz w:val="18"/>
               </w:rPr>
+              <w:t>NLS-KT (Cơ bản 1): GV cho HS trải nghiệm từng giác quan bằng thiết bị: mở đoạn âm thanh để nghe và đoán vật phát ra tiếng</w:t>
+            </w:r>
+          </w:p>
+          <w:p>
+            <w:pPr>
+              <w:spacing w:after="0"/>
+            </w:pPr>
+            <w:r>
+              <w:rPr>
+                <w:b w:val="0"/>
+                <w:i w:val="0"/>
+                <w:sz w:val="18"/>
+              </w:rPr>
+              <w:t>NLS-GQVĐ (Cơ bản 1): GV chỉnh to nhỏ âm lượng và phóng to, thu nhỏ hình trên màn hình để HS tự nhận ra mắt và tai phải làm việc vất vả</w:t>
+            </w:r>
+          </w:p>
+          <w:p>
+            <w:pPr>
+              <w:spacing w:after="0"/>
+            </w:pPr>
+            <w:r>
+              <w:rPr>
+                <w:b w:val="0"/>
+                <w:i w:val="0"/>
+                <w:sz w:val="18"/>
+              </w:rPr>
+              <w:t>NLS-AT: Nhìn màn hình lâu làm mỏi mắt, nghe tai nghe to làm hại tai: HS ngồi cách màn</w:t>
+            </w:r>
+          </w:p>
+          <w:p>
+            <w:pPr>
+              <w:spacing w:after="0"/>
+            </w:pPr>
+            <w:r>
+              <w:rPr>
+                <w:b w:val="0"/>
+                <w:i w:val="0"/>
+                <w:sz w:val="18"/>
+              </w:rPr>
               <w:t>KNS: KN tự chăm sóc bản thân: giữ vệ sinh, ăn uống, nghỉ ngơi điều độ.</w:t>
             </w:r>
           </w:p>
@@ -7030,6 +7431,33 @@
                 <w:i w:val="0"/>
                 <w:sz w:val="18"/>
               </w:rPr>
+              <w:t>NLS-KT (Cơ bản 1): GV chiếu ảnh phóng to nhãn một hộp sữa, gói bánh và chỉ cho HS chỗ ghi hạn sử dụng</w:t>
+            </w:r>
+          </w:p>
+          <w:p>
+            <w:pPr>
+              <w:spacing w:after="0"/>
+            </w:pPr>
+            <w:r>
+              <w:rPr>
+                <w:b w:val="0"/>
+                <w:i w:val="0"/>
+                <w:sz w:val="18"/>
+              </w:rPr>
+              <w:t>NLS-GQVĐ (Cơ bản 1): GV cho HS kéo thả các món ăn vào bữa sáng, bữa trưa, bữa tối ngay trên màn hình để cả lớp cùng dựng một ngày ăn uống</w:t>
+            </w:r>
+          </w:p>
+          <w:p>
+            <w:pPr>
+              <w:spacing w:after="0"/>
+            </w:pPr>
+            <w:r>
+              <w:rPr>
+                <w:b w:val="0"/>
+                <w:i w:val="0"/>
+                <w:sz w:val="18"/>
+              </w:rPr>
+              <w:t>NLS-AT: Không đòi mua đồ ăn, nước ngọt chỉ vì thấy quảng cáo hấp dẫn trên tivi, điện thoại</w:t>
             </w:r>
           </w:p>
         </w:tc>
@@ -7260,6 +7688,33 @@
                 <w:i w:val="0"/>
                 <w:sz w:val="18"/>
               </w:rPr>
+              <w:t>NLS-KT (Cơ bản 1): GV chiếu video các hoạt động vận động phù hợp lứa tuổi và cặp ảnh so sánh tư thế ngồi đúng - ngồi sai khi học bài</w:t>
+            </w:r>
+          </w:p>
+          <w:p>
+            <w:pPr>
+              <w:spacing w:after="0"/>
+            </w:pPr>
+            <w:r>
+              <w:rPr>
+                <w:b w:val="0"/>
+                <w:i w:val="0"/>
+                <w:sz w:val="18"/>
+              </w:rPr>
+              <w:t>NLS-GQVĐ (Cơ bản 1): GV bật hẹn giờ trên điện thoại cho cả lớp thấy: cứ sau 20 phút ngồi học thì đứng dậy vận động một lần</w:t>
+            </w:r>
+          </w:p>
+          <w:p>
+            <w:pPr>
+              <w:spacing w:after="0"/>
+            </w:pPr>
+            <w:r>
+              <w:rPr>
+                <w:b w:val="0"/>
+                <w:i w:val="0"/>
+                <w:sz w:val="18"/>
+              </w:rPr>
+              <w:t>NLS-AT: Ngồi xem tivi, điện thoại quá lâu làm mỏi mắt, đau lưng và khó ngủ</w:t>
             </w:r>
           </w:p>
         </w:tc>
@@ -7490,6 +7945,33 @@
                 <w:i w:val="0"/>
                 <w:sz w:val="18"/>
               </w:rPr>
+              <w:t>NLS-KT (Cơ bản 1): GV chiếu phim hoạt hình tình huống: người lạ cho quà, rủ đi cùng, hỏi xin số điện thoại</w:t>
+            </w:r>
+          </w:p>
+          <w:p>
+            <w:pPr>
+              <w:spacing w:after="0"/>
+            </w:pPr>
+            <w:r>
+              <w:rPr>
+                <w:b w:val="0"/>
+                <w:i w:val="0"/>
+                <w:sz w:val="18"/>
+              </w:rPr>
+              <w:t>NLS-GT (Cơ bản 1): GV nêu tình huống trên mạng: người lạ nhắn tin làm quen qua điện thoại của cha mẹ, xin ảnh hoặc hỏi em học trường nào</w:t>
+            </w:r>
+          </w:p>
+          <w:p>
+            <w:pPr>
+              <w:spacing w:after="0"/>
+            </w:pPr>
+            <w:r>
+              <w:rPr>
+                <w:b w:val="0"/>
+                <w:i w:val="0"/>
+                <w:sz w:val="18"/>
+              </w:rPr>
+              <w:t>NLS-AT: Không nhận quà, không đi theo người lạ dù gặp ngoài đời hay quen qua mạng</w:t>
             </w:r>
           </w:p>
         </w:tc>
@@ -8065,6 +8547,45 @@
                 <w:i w:val="0"/>
                 <w:sz w:val="18"/>
               </w:rPr>
+              <w:t>NLS-KT (Cơ bản 1): GV dùng ứng dụng bầu trời sao trên máy tính, chiếu bầu trời ban ngày rồi tua tới ban đêm để HS thấy Mặt Trời lặn</w:t>
+            </w:r>
+          </w:p>
+          <w:p>
+            <w:pPr>
+              <w:spacing w:after="0"/>
+            </w:pPr>
+            <w:r>
+              <w:rPr>
+                <w:b w:val="0"/>
+                <w:i w:val="0"/>
+                <w:sz w:val="18"/>
+              </w:rPr>
+              <w:t>NLS-GQVĐ (Cơ bản 1): GV tua nhanh nhiều ngày liên tiếp để HS nhận ra Mặt Trăng đổi hình dạng dần dần; HS nói lại quy luật mình vừa quan sát được.</w:t>
+            </w:r>
+          </w:p>
+          <w:p>
+            <w:pPr>
+              <w:spacing w:after="0"/>
+            </w:pPr>
+            <w:r>
+              <w:rPr>
+                <w:b w:val="0"/>
+                <w:i w:val="0"/>
+                <w:sz w:val="18"/>
+              </w:rPr>
+              <w:t>NLS-AT: Tuyệt đối không nhìn thẳng vào Mặt Trời, kể cả qua ống nhòm hay qua camera điện thoại</w:t>
+            </w:r>
+          </w:p>
+          <w:p>
+            <w:pPr>
+              <w:spacing w:after="0"/>
+            </w:pPr>
+            <w:r>
+              <w:rPr>
+                <w:b w:val="0"/>
+                <w:i w:val="0"/>
+                <w:sz w:val="18"/>
+              </w:rPr>
               <w:t>STEM: Bầu trời ngày và đêm (TNXH – Mĩ thuật) — dạy thay cho tiết này.</w:t>
             </w:r>
           </w:p>
@@ -8182,7 +8703,6 @@
                 <w:i w:val="0"/>
                 <w:sz w:val="18"/>
               </w:rPr>
-              <w:t>NLS-KT (Cơ bản 1): quan sát tranh ảnh/clip do GV trình chiếu về đối tượng đang học.</w:t>
             </w:r>
           </w:p>
         </w:tc>
@@ -8297,7 +8817,6 @@
                 <w:i w:val="0"/>
                 <w:sz w:val="18"/>
               </w:rPr>
-              <w:t>NLS-KT (Cơ bản 1): quan sát tranh ảnh/clip do GV trình chiếu về đối tượng đang học.</w:t>
             </w:r>
           </w:p>
         </w:tc>
@@ -8415,6 +8934,58 @@
                 <w:sz w:val="18"/>
               </w:rPr>
               <w:t>STEM: STEM Bài 16: Thời tiết và trang phục</w:t>
+            </w:r>
+          </w:p>
+          <w:p>
+            <w:pPr>
+              <w:spacing w:after="0"/>
+            </w:pPr>
+            <w:r>
+              <w:rPr>
+                <w:b w:val="0"/>
+                <w:i w:val="0"/>
+                <w:sz w:val="18"/>
+              </w:rPr>
+              <w:t>NLS-KT (Cơ bản 1): GV mở trang dự báo thời tiết trên máy tính, chiếu bản đồ mây và nhiệt độ của địa phương trong tuần; HS đọc các kí hiệu nắng</w:t>
+            </w:r>
+          </w:p>
+          <w:p>
+            <w:pPr>
+              <w:spacing w:after="0"/>
+            </w:pPr>
+            <w:r>
+              <w:rPr>
+                <w:b w:val="0"/>
+                <w:i w:val="0"/>
+                <w:sz w:val="18"/>
+              </w:rPr>
+              <w:t>NLS-GQVĐ (Cơ bản 1): Cả lớp ghi lại thời tiết thật quan sát được mỗi ngày rồi đối chiếu với bản dự báo hôm trước</w:t>
+            </w:r>
+          </w:p>
+          <w:p>
+            <w:pPr>
+              <w:spacing w:after="0"/>
+            </w:pPr>
+            <w:r>
+              <w:rPr>
+                <w:b w:val="0"/>
+                <w:i w:val="0"/>
+                <w:sz w:val="18"/>
+              </w:rPr>
+              <w:t>AI-NB (Cơ bản 1): GV nêu cho HS nhận biết: máy tính dự báo thời tiết bằng cách học từ rất nhiều số liệu đã ghi trong nhiều năm</w:t>
+            </w:r>
+          </w:p>
+          <w:p>
+            <w:pPr>
+              <w:spacing w:after="0"/>
+            </w:pPr>
+            <w:r>
+              <w:rPr>
+                <w:b w:val="0"/>
+                <w:i w:val="0"/>
+                <w:sz w:val="18"/>
+              </w:rPr>
+              <w:t>NLS-AT: Dự báo thời tiết là dự đoán nên vẫn có thể sai: HS vẫn phải nhìn trời và</w:t>
             </w:r>
           </w:p>
         </w:tc>

--- a/assets/docs/lop1/Tu nhien va Xa hoi - Lop 1.docx
+++ b/assets/docs/lop1/Tu nhien va Xa hoi - Lop 1.docx
@@ -637,33 +637,7 @@
                 <w:i w:val="0"/>
                 <w:sz w:val="18"/>
               </w:rPr>
-              <w:t>NLS-KT (Cơ bản 1): GV chiếu tranh gia đình Hoa trong bài “Kể về gia đình” phóng to trên màn hình</w:t>
-            </w:r>
-          </w:p>
-          <w:p>
-            <w:pPr>
-              <w:spacing w:after="0"/>
-            </w:pPr>
-            <w:r>
-              <w:rPr>
-                <w:b w:val="0"/>
-                <w:i w:val="0"/>
-                <w:sz w:val="18"/>
-              </w:rPr>
-              <w:t>NLS-ST (Cơ bản 1): GV dùng máy tính xếp ảnh hoặc tranh vẽ gia đình của HS thành trang trình chiếu “Gia đình lớp em” ngay tại lớp</w:t>
-            </w:r>
-          </w:p>
-          <w:p>
-            <w:pPr>
-              <w:spacing w:after="0"/>
-            </w:pPr>
-            <w:r>
-              <w:rPr>
-                <w:b w:val="0"/>
-                <w:i w:val="0"/>
-                <w:sz w:val="18"/>
-              </w:rPr>
-              <w:t>NLS-AT: Ảnh gia đình là chuyện riêng của mỗi nhà: chỉ đưa ảnh khi cha mẹ đồng ý</w:t>
+              <w:t>NLS-KT (Cơ bản 1): Chiếu tranh gia đình Hoa trong bài “Kể về gia đình” phóng to trên màn hình, chỉ vào từng nhân vật.</w:t>
             </w:r>
           </w:p>
           <w:p>
@@ -908,33 +882,7 @@
                 <w:i w:val="0"/>
                 <w:sz w:val="18"/>
               </w:rPr>
-              <w:t>NLS-KT (Cơ bản 1): GV chiếu tranh vị trí nhà Minh trong bài “Ngôi nhà của em” và hình ảnh, đoạn video ngắn về một số kiểu nhà: nhà một tầng</w:t>
-            </w:r>
-          </w:p>
-          <w:p>
-            <w:pPr>
-              <w:spacing w:after="0"/>
-            </w:pPr>
-            <w:r>
-              <w:rPr>
-                <w:b w:val="0"/>
-                <w:i w:val="0"/>
-                <w:sz w:val="18"/>
-              </w:rPr>
-              <w:t>NLS-GQVĐ (Cơ bản 1): GV chiếu tình huống Minh mời Hoa đến nhà mà chưa nói địa chỉ, hiện lần lượt gợi ý tên đường, số nhà</w:t>
-            </w:r>
-          </w:p>
-          <w:p>
-            <w:pPr>
-              <w:spacing w:after="0"/>
-            </w:pPr>
-            <w:r>
-              <w:rPr>
-                <w:b w:val="0"/>
-                <w:i w:val="0"/>
-                <w:sz w:val="18"/>
-              </w:rPr>
-              <w:t>NLS-AT: Không chỉ cho người khác biết chính xác nhà mình ở chỗ nào trên bản đồ khi chưa</w:t>
+              <w:t>NLS-GQVĐ (Cơ bản 1): Chiếu tình huống Minh mời Hoa đến nhà mà chưa nói địa chỉ, hiện lần lượt gợi ý tên đường, số nhà, tên toà nhà.</w:t>
             </w:r>
           </w:p>
           <w:p>
@@ -1178,33 +1126,7 @@
                 <w:i w:val="0"/>
                 <w:sz w:val="18"/>
               </w:rPr>
-              <w:t>NLS-KT (Cơ bản 1): Ở hoạt động Khám phá của bài “Đồ dùng trong nhà”, GV chiếu bộ ảnh đồ dùng sắp theo từng phòng: bếp có nồi cơm điện</w:t>
-            </w:r>
-          </w:p>
-          <w:p>
-            <w:pPr>
-              <w:spacing w:after="0"/>
-            </w:pPr>
-            <w:r>
-              <w:rPr>
-                <w:b w:val="0"/>
-                <w:i w:val="0"/>
-                <w:sz w:val="18"/>
-              </w:rPr>
-              <w:t>NLS-GQVĐ (Cơ bản 1): GV cho HS chơi trò kéo thả trên màn hình: đưa mỗi đồ dùng vừa học về đúng phòng của nó; máy báo đúng</w:t>
-            </w:r>
-          </w:p>
-          <w:p>
-            <w:pPr>
-              <w:spacing w:after="0"/>
-            </w:pPr>
-            <w:r>
-              <w:rPr>
-                <w:b w:val="0"/>
-                <w:i w:val="0"/>
-                <w:sz w:val="18"/>
-              </w:rPr>
-              <w:t>NLS-AT: Đồ dùng dùng điện chỉ người lớn cắm, rút; HS không tự ý bật tắt</w:t>
+              <w:t>NLS-KT (Cơ bản 1): Ở hoạt động Khám phá của bài “Đồ dùng trong nhà”, GV chiếu bộ ảnh đồ dùng sắp theo từng phòng.</w:t>
             </w:r>
           </w:p>
         </w:tc>
@@ -1435,33 +1357,7 @@
                 <w:i w:val="0"/>
                 <w:sz w:val="18"/>
               </w:rPr>
-              <w:t>NLS-KT (Cơ bản 1): GV chiếu bộ ảnh đồ dùng trong nhà sắp theo từng phòng, trong đó có các đồ dùng dùng điện như tivi, tủ lạnh, nồi cơm điện</w:t>
-            </w:r>
-          </w:p>
-          <w:p>
-            <w:pPr>
-              <w:spacing w:after="0"/>
-            </w:pPr>
-            <w:r>
-              <w:rPr>
-                <w:b w:val="0"/>
-                <w:i w:val="0"/>
-                <w:sz w:val="18"/>
-              </w:rPr>
-              <w:t>NLS-GQVĐ (Cơ bản 1): GV cho HS chơi trò kéo thả trên màn hình: đưa mỗi đồ dùng về đúng phòng của nó; máy báo đúng</w:t>
-            </w:r>
-          </w:p>
-          <w:p>
-            <w:pPr>
-              <w:spacing w:after="0"/>
-            </w:pPr>
-            <w:r>
-              <w:rPr>
-                <w:b w:val="0"/>
-                <w:i w:val="0"/>
-                <w:sz w:val="18"/>
-              </w:rPr>
-              <w:t>NLS-AT: Đồ dùng dùng điện chỉ được người lớn cắm, rút; HS không tự ý bật tắt</w:t>
+              <w:t>NLS-GQVĐ (Cơ bản 1): Cho HS chơi trò kéo thả trên màn hình: đưa mỗi đồ dùng về đúng phòng của nó.</w:t>
             </w:r>
           </w:p>
           <w:p>
@@ -2064,33 +1960,7 @@
                 <w:i w:val="0"/>
                 <w:sz w:val="18"/>
               </w:rPr>
-              <w:t>NLS-KT (Cơ bản 1): GV chiếu ảnh chụp và sơ đồ số của trường để HS nhận ra vị trí các phòng học, sân chơi, thư viện</w:t>
-            </w:r>
-          </w:p>
-          <w:p>
-            <w:pPr>
-              <w:spacing w:after="0"/>
-            </w:pPr>
-            <w:r>
-              <w:rPr>
-                <w:b w:val="0"/>
-                <w:i w:val="0"/>
-                <w:sz w:val="18"/>
-              </w:rPr>
-              <w:t>NLS-ST (Cơ bản 1): GV chụp ảnh lớp học ở vài góc, chiếu lên màn hình rồi cùng HS đánh dấu vị trí bảng, cửa sổ, góc học tập</w:t>
-            </w:r>
-          </w:p>
-          <w:p>
-            <w:pPr>
-              <w:spacing w:after="0"/>
-            </w:pPr>
-            <w:r>
-              <w:rPr>
-                <w:b w:val="0"/>
-                <w:i w:val="0"/>
-                <w:sz w:val="18"/>
-              </w:rPr>
-              <w:t>NLS-AT: Muốn chụp ảnh có bạn trong khung hình thì phải hỏi bạn trước</w:t>
+              <w:t>NLS-KT (Cơ bản 1): Chiếu ảnh chụp và sơ đồ số của trường.</w:t>
             </w:r>
           </w:p>
           <w:p>
@@ -2452,33 +2322,7 @@
                 <w:i w:val="0"/>
                 <w:sz w:val="18"/>
               </w:rPr>
-              <w:t>NLS-KT (Cơ bản 1): GV chiếu ảnh chụp và sơ đồ số của trường để HS nhận ra vị trí các phòng học, sân chơi, thư viện</w:t>
-            </w:r>
-          </w:p>
-          <w:p>
-            <w:pPr>
-              <w:spacing w:after="0"/>
-            </w:pPr>
-            <w:r>
-              <w:rPr>
-                <w:b w:val="0"/>
-                <w:i w:val="0"/>
-                <w:sz w:val="18"/>
-              </w:rPr>
-              <w:t>NLS-ST (Cơ bản 1): GV chụp ảnh lớp học ở vài góc, chiếu lên màn hình rồi cùng HS đánh dấu vị trí bảng, cửa sổ, góc học tập</w:t>
-            </w:r>
-          </w:p>
-          <w:p>
-            <w:pPr>
-              <w:spacing w:after="0"/>
-            </w:pPr>
-            <w:r>
-              <w:rPr>
-                <w:b w:val="0"/>
-                <w:i w:val="0"/>
-                <w:sz w:val="18"/>
-              </w:rPr>
-              <w:t>NLS-AT: Muốn chụp ảnh có bạn trong khung hình thì phải hỏi bạn trước</w:t>
+              <w:t>NLS-ST (Cơ bản 1): Chụp ảnh lớp học ở vài góc, chiếu lên màn hình.</w:t>
             </w:r>
           </w:p>
           <w:p>
@@ -2864,33 +2708,7 @@
                 <w:i w:val="0"/>
                 <w:sz w:val="18"/>
               </w:rPr>
-              <w:t>NLS-KT (Cơ bản 1): GV chiếu ảnh chụp và sơ đồ số của trường để HS nhận ra vị trí các phòng học, sân chơi, thư viện</w:t>
-            </w:r>
-          </w:p>
-          <w:p>
-            <w:pPr>
-              <w:spacing w:after="0"/>
-            </w:pPr>
-            <w:r>
-              <w:rPr>
-                <w:b w:val="0"/>
-                <w:i w:val="0"/>
-                <w:sz w:val="18"/>
-              </w:rPr>
-              <w:t>NLS-ST (Cơ bản 1): GV chụp ảnh lớp học ở vài góc, chiếu lên màn hình rồi cùng HS đánh dấu vị trí bảng, cửa sổ, góc học tập</w:t>
-            </w:r>
-          </w:p>
-          <w:p>
-            <w:pPr>
-              <w:spacing w:after="0"/>
-            </w:pPr>
-            <w:r>
-              <w:rPr>
-                <w:b w:val="0"/>
-                <w:i w:val="0"/>
-                <w:sz w:val="18"/>
-              </w:rPr>
-              <w:t>NLS-AT: Muốn chụp ảnh có bạn trong khung hình thì phải hỏi bạn trước</w:t>
+              <w:t>NLS-KT (Cơ bản 1): Chiếu ảnh chụp và sơ đồ số của trường.</w:t>
             </w:r>
           </w:p>
           <w:p>
@@ -3480,33 +3298,7 @@
                 <w:i w:val="0"/>
                 <w:sz w:val="18"/>
               </w:rPr>
-              <w:t>NLS-KT (Cơ bản 1): GV mở bản đồ số ở chế độ ảnh vệ tinh, phóng to khu vực quanh trường để HS nhận ra chợ, cánh đồng, dòng sông, khu phố</w:t>
-            </w:r>
-          </w:p>
-          <w:p>
-            <w:pPr>
-              <w:spacing w:after="0"/>
-            </w:pPr>
-            <w:r>
-              <w:rPr>
-                <w:b w:val="0"/>
-                <w:i w:val="0"/>
-                <w:sz w:val="18"/>
-              </w:rPr>
-              <w:t>NLS-GT (Cơ bản 1): GV mời từng HS lên chỉ trên màn hình và giới thiệu với cả lớp nơi mình sống; HS tập nói câu giới thiệu rõ ràng</w:t>
-            </w:r>
-          </w:p>
-          <w:p>
-            <w:pPr>
-              <w:spacing w:after="0"/>
-            </w:pPr>
-            <w:r>
-              <w:rPr>
-                <w:b w:val="0"/>
-                <w:i w:val="0"/>
-                <w:sz w:val="18"/>
-              </w:rPr>
-              <w:t>NLS-AT: Không chỉ rõ nhà mình ở đâu trên bản đồ cho người lạ biết</w:t>
+              <w:t>NLS-GT (Cơ bản 1): Mời từng HS lên chỉ trên màn hình.</w:t>
             </w:r>
           </w:p>
           <w:p>
@@ -3750,33 +3542,7 @@
                 <w:i w:val="0"/>
                 <w:sz w:val="18"/>
               </w:rPr>
-              <w:t>NLS-KT (Cơ bản 1): GV chiếu video ngắn về công việc của một số nghề ở địa phương (nông dân, thợ may, người bán hàng, bác sĩ</w:t>
-            </w:r>
-          </w:p>
-          <w:p>
-            <w:pPr>
-              <w:spacing w:after="0"/>
-            </w:pPr>
-            <w:r>
-              <w:rPr>
-                <w:b w:val="0"/>
-                <w:i w:val="0"/>
-                <w:sz w:val="18"/>
-              </w:rPr>
-              <w:t>NLS-GT (Cơ bản 1): GV hẹn trước và gọi video cho một phụ huynh làm nghề tiêu biểu để bác nói chuyện với lớp</w:t>
-            </w:r>
-          </w:p>
-          <w:p>
-            <w:pPr>
-              <w:spacing w:after="0"/>
-            </w:pPr>
-            <w:r>
-              <w:rPr>
-                <w:b w:val="0"/>
-                <w:i w:val="0"/>
-                <w:sz w:val="18"/>
-              </w:rPr>
-              <w:t>NLS-AT: Cuộc gọi do GV thực hiện trên thiết bị của GV</w:t>
+              <w:t>NLS-KT (Cơ bản 1): Chiếu video ngắn về công việc của một số nghề ở địa phương (nông dân, thợ may, người bán hàng, bác sĩ, công nhân).</w:t>
             </w:r>
           </w:p>
           <w:p>
@@ -4060,33 +3826,7 @@
                 <w:i w:val="0"/>
                 <w:sz w:val="18"/>
               </w:rPr>
-              <w:t>NLS-KT (Cơ bản 1): GV chiếu video phong tục đón Tết ở ba miền: gói bánh chưng, chợ hoa ngày giáp Tết, múa lân</w:t>
-            </w:r>
-          </w:p>
-          <w:p>
-            <w:pPr>
-              <w:spacing w:after="0"/>
-            </w:pPr>
-            <w:r>
-              <w:rPr>
-                <w:b w:val="0"/>
-                <w:i w:val="0"/>
-                <w:sz w:val="18"/>
-              </w:rPr>
-              <w:t>NLS-GT (Cơ bản 1): GV hướng dẫn HS nói lời chúc Tết, quay lại một lời chúc của lớp bằng điện thoại rồi mở cho cả lớp nghe lại để các em</w:t>
-            </w:r>
-          </w:p>
-          <w:p>
-            <w:pPr>
-              <w:spacing w:after="0"/>
-            </w:pPr>
-            <w:r>
-              <w:rPr>
-                <w:b w:val="0"/>
-                <w:i w:val="0"/>
-                <w:sz w:val="18"/>
-              </w:rPr>
-              <w:t>NLS-AT: Đoạn quay lời chúc chỉ để cả lớp nghe lại rồi xoá ngay, không gửi ra ngoài lớp</w:t>
+              <w:t>NLS-GT (Cơ bản 1): Hướng dẫn HS nói lời chúc Tết, quay lại một lời chúc của lớp bằng điện thoại.</w:t>
             </w:r>
           </w:p>
         </w:tc>
@@ -4330,33 +4070,7 @@
                 <w:i w:val="0"/>
                 <w:sz w:val="18"/>
               </w:rPr>
-              <w:t>NLS-KT (Cơ bản 1): GV chiếu video mô phỏng tình huống trên đường: đèn tín hiệu đổi màu, vạch sang đường, xe bất ngờ đi ra từ ngõ</w:t>
-            </w:r>
-          </w:p>
-          <w:p>
-            <w:pPr>
-              <w:spacing w:after="0"/>
-            </w:pPr>
-            <w:r>
-              <w:rPr>
-                <w:b w:val="0"/>
-                <w:i w:val="0"/>
-                <w:sz w:val="18"/>
-              </w:rPr>
-              <w:t>NLS-GQVĐ (Cơ bản 1): GV mở bản đồ số đoạn đường quanh trường, chỉ cho HS chỗ có vạch sang đường và chỗ khuất tầm nhìn cần đặc biệt chú ý.</w:t>
-            </w:r>
-          </w:p>
-          <w:p>
-            <w:pPr>
-              <w:spacing w:after="0"/>
-            </w:pPr>
-            <w:r>
-              <w:rPr>
-                <w:b w:val="0"/>
-                <w:i w:val="0"/>
-                <w:sz w:val="18"/>
-              </w:rPr>
-              <w:t>NLS-AT: Không vừa đi bộ vừa xem điện thoại, không đeo tai nghe khi qua đường</w:t>
+              <w:t>NLS-KT (Cơ bản 1): Chiếu video mô phỏng tình huống trên đường.</w:t>
             </w:r>
           </w:p>
           <w:p>
@@ -4497,7 +4211,20 @@
                 <w:i w:val="0"/>
                 <w:sz w:val="18"/>
               </w:rPr>
-              <w:t>KNS: KN ứng phó: nhận biết nguy cơ, xử lí bước đầu và báo ngay cho người lớn.</w:t>
+              <w:t>ATGT</w:t>
+            </w:r>
+          </w:p>
+          <w:p>
+            <w:pPr>
+              <w:spacing w:after="0"/>
+            </w:pPr>
+            <w:r>
+              <w:rPr>
+                <w:b w:val="0"/>
+                <w:i w:val="0"/>
+                <w:sz w:val="18"/>
+              </w:rPr>
+              <w:t>ATGT: nhận biết một số biển báo và phương tiện giao thông quen thuộc; nêu việc cần làm để đi lại an toàn ở nơi mình sống.</w:t>
             </w:r>
           </w:p>
         </w:tc>
@@ -4959,33 +4686,7 @@
                 <w:i w:val="0"/>
                 <w:sz w:val="18"/>
               </w:rPr>
-              <w:t>NLS-KT (Cơ bản 1): GV chiếu video tua nhanh cảnh hạt nảy mầm, cây lớn lên và ra hoa chỉ trong vài phút — quá trình kéo dài hàng tuần mà HS</w:t>
-            </w:r>
-          </w:p>
-          <w:p>
-            <w:pPr>
-              <w:spacing w:after="0"/>
-            </w:pPr>
-            <w:r>
-              <w:rPr>
-                <w:b w:val="0"/>
-                <w:i w:val="0"/>
-                <w:sz w:val="18"/>
-              </w:rPr>
-              <w:t>NLS-GQVĐ (Cơ bản 1): GV cho HS chơi trò phân loại trên màn hình: kéo ảnh từng cây về nhóm cây cho bóng mát, cây ăn quả, cây hoa, cây rau</w:t>
-            </w:r>
-          </w:p>
-          <w:p>
-            <w:pPr>
-              <w:spacing w:after="0"/>
-            </w:pPr>
-            <w:r>
-              <w:rPr>
-                <w:b w:val="0"/>
-                <w:i w:val="0"/>
-                <w:sz w:val="18"/>
-              </w:rPr>
-              <w:t>NLS-AT: Có loại cây, loại quả trông rất đẹp nhưng lại độc; HS không tự hái</w:t>
+              <w:t>NLS-GQVĐ (Cơ bản 1): Cho HS chơi trò phân loại trên màn hình.</w:t>
             </w:r>
           </w:p>
           <w:p>
@@ -5384,33 +5085,7 @@
                 <w:i w:val="0"/>
                 <w:sz w:val="18"/>
               </w:rPr>
-              <w:t>NLS-KT (Cơ bản 1): GV chiếu video hướng dẫn từng bước công việc trong bài “CHĂM SÓC VÀ BẢO VỆ CÂY TRỒNG” (tưới nước đúng lượng, nhổ cỏ, cho ăn, dọn chuồng)</w:t>
-            </w:r>
-          </w:p>
-          <w:p>
-            <w:pPr>
-              <w:spacing w:after="0"/>
-            </w:pPr>
-            <w:r>
-              <w:rPr>
-                <w:b w:val="0"/>
-                <w:i w:val="0"/>
-                <w:sz w:val="18"/>
-              </w:rPr>
-              <w:t>NLS-GQVĐ (Cơ bản 1): GV chiếu cạnh nhau hai ảnh cùng một cây trồng hoặc cùng một con vật: một bên được chăm sóc tốt, một bên bị bỏ mặc</w:t>
-            </w:r>
-          </w:p>
-          <w:p>
-            <w:pPr>
-              <w:spacing w:after="0"/>
-            </w:pPr>
-            <w:r>
-              <w:rPr>
-                <w:b w:val="0"/>
-                <w:i w:val="0"/>
-                <w:sz w:val="18"/>
-              </w:rPr>
-              <w:t>NLS-AT: Chỉ chăm sóc cây trồng, vật nuôi khi có người lớn ở bên</w:t>
+              <w:t>NLS-KT (Cơ bản 1): Chiếu video hướng dẫn từng bước công việc trong bài “CHĂM SÓC VÀ BẢO VỆ CÂY TRỒNG” (tưới nước đúng lượng, nhổ cỏ, cho ăn, dọn chuồng).</w:t>
             </w:r>
           </w:p>
           <w:p>
@@ -5655,33 +5330,7 @@
                 <w:i w:val="0"/>
                 <w:sz w:val="18"/>
               </w:rPr>
-              <w:t>NLS-KT (Cơ bản 1): GV mở tiếng kêu thật của một số con vật (gà, mèo, ếch, ve sầu) cho HS đoán rồi mới hiện hình</w:t>
-            </w:r>
-          </w:p>
-          <w:p>
-            <w:pPr>
-              <w:spacing w:after="0"/>
-            </w:pPr>
-            <w:r>
-              <w:rPr>
-                <w:b w:val="0"/>
-                <w:i w:val="0"/>
-                <w:sz w:val="18"/>
-              </w:rPr>
-              <w:t>NLS-GQVĐ (Cơ bản 1): GV cho HS phân loại ngay trên màn hình: con vật nuôi trong nhà, con vật sống dưới nước, con vật có ích, con vật có hại</w:t>
-            </w:r>
-          </w:p>
-          <w:p>
-            <w:pPr>
-              <w:spacing w:after="0"/>
-            </w:pPr>
-            <w:r>
-              <w:rPr>
-                <w:b w:val="0"/>
-                <w:i w:val="0"/>
-                <w:sz w:val="18"/>
-              </w:rPr>
-              <w:t>NLS-AT: Không lại gần, không trêu chọc con vật lạ ngoài đời chỉ vì thấy chúng dễ thương trong</w:t>
+              <w:t>NLS-GQVĐ (Cơ bản 1): Cho HS phân loại ngay trên màn hình.</w:t>
             </w:r>
           </w:p>
           <w:p>
@@ -6041,33 +5690,7 @@
                 <w:i w:val="0"/>
                 <w:sz w:val="18"/>
               </w:rPr>
-              <w:t>NLS-KT (Cơ bản 1): GV chiếu video hướng dẫn từng bước công việc trong bài “CHĂM SÓC VÀ BẢO VỆ VẬT NUÔI” (tưới nước đúng lượng, nhổ cỏ, cho ăn, dọn chuồng)</w:t>
-            </w:r>
-          </w:p>
-          <w:p>
-            <w:pPr>
-              <w:spacing w:after="0"/>
-            </w:pPr>
-            <w:r>
-              <w:rPr>
-                <w:b w:val="0"/>
-                <w:i w:val="0"/>
-                <w:sz w:val="18"/>
-              </w:rPr>
-              <w:t>NLS-GQVĐ (Cơ bản 1): GV chiếu cạnh nhau hai ảnh cùng một cây trồng hoặc cùng một con vật: một bên được chăm sóc tốt, một bên bị bỏ mặc</w:t>
-            </w:r>
-          </w:p>
-          <w:p>
-            <w:pPr>
-              <w:spacing w:after="0"/>
-            </w:pPr>
-            <w:r>
-              <w:rPr>
-                <w:b w:val="0"/>
-                <w:i w:val="0"/>
-                <w:sz w:val="18"/>
-              </w:rPr>
-              <w:t>NLS-AT: Chỉ chăm sóc cây trồng, vật nuôi khi có người lớn ở bên</w:t>
+              <w:t>NLS-KT (Cơ bản 1): Chiếu video hướng dẫn từng bước công việc trong bài “CHĂM SÓC VÀ BẢO VỆ VẬT NUÔI” (tưới nước đúng lượng, nhổ cỏ, cho ăn, dọn chuồng).</w:t>
             </w:r>
           </w:p>
           <w:p>
@@ -6657,33 +6280,7 @@
                 <w:i w:val="0"/>
                 <w:sz w:val="18"/>
               </w:rPr>
-              <w:t>NLS-KT (Cơ bản 1): GV dùng mô hình cơ thể người xoay được trên máy tính để HS nhìn cơ thể từ phía trước, phía sau</w:t>
-            </w:r>
-          </w:p>
-          <w:p>
-            <w:pPr>
-              <w:spacing w:after="0"/>
-            </w:pPr>
-            <w:r>
-              <w:rPr>
-                <w:b w:val="0"/>
-                <w:i w:val="0"/>
-                <w:sz w:val="18"/>
-              </w:rPr>
-              <w:t>NLS-GQVĐ (Cơ bản 1): GV cho HS kéo thả tên từng bộ phận vào đúng vị trí trên hình cơ thể chiếu ở màn hình; máy báo đúng</w:t>
-            </w:r>
-          </w:p>
-          <w:p>
-            <w:pPr>
-              <w:spacing w:after="0"/>
-            </w:pPr>
-            <w:r>
-              <w:rPr>
-                <w:b w:val="0"/>
-                <w:i w:val="0"/>
-                <w:sz w:val="18"/>
-              </w:rPr>
-              <w:t>NLS-AT: Trên cơ thể có những vùng riêng tư; HS không cho ai chụp ảnh</w:t>
+              <w:t>NLS-GQVĐ (Cơ bản 1): Cho HS kéo thả tên từng bộ phận vào đúng vị trí trên hình cơ thể chiếu ở màn hình.</w:t>
             </w:r>
           </w:p>
           <w:p>
@@ -7043,33 +6640,7 @@
                 <w:i w:val="0"/>
                 <w:sz w:val="18"/>
               </w:rPr>
-              <w:t>NLS-KT (Cơ bản 1): GV cho HS trải nghiệm từng giác quan bằng thiết bị: mở đoạn âm thanh để nghe và đoán vật phát ra tiếng</w:t>
-            </w:r>
-          </w:p>
-          <w:p>
-            <w:pPr>
-              <w:spacing w:after="0"/>
-            </w:pPr>
-            <w:r>
-              <w:rPr>
-                <w:b w:val="0"/>
-                <w:i w:val="0"/>
-                <w:sz w:val="18"/>
-              </w:rPr>
-              <w:t>NLS-GQVĐ (Cơ bản 1): GV chỉnh to nhỏ âm lượng và phóng to, thu nhỏ hình trên màn hình để HS tự nhận ra mắt và tai phải làm việc vất vả</w:t>
-            </w:r>
-          </w:p>
-          <w:p>
-            <w:pPr>
-              <w:spacing w:after="0"/>
-            </w:pPr>
-            <w:r>
-              <w:rPr>
-                <w:b w:val="0"/>
-                <w:i w:val="0"/>
-                <w:sz w:val="18"/>
-              </w:rPr>
-              <w:t>NLS-AT: Nhìn màn hình lâu làm mỏi mắt, nghe tai nghe to làm hại tai: HS ngồi cách màn</w:t>
+              <w:t>NLS-KT (Cơ bản 1): Cho HS trải nghiệm từng giác quan bằng thiết bị: mở đoạn âm thanh để nghe và đoán vật phát ra tiếng, chiếu ảnh phóng to.</w:t>
             </w:r>
           </w:p>
           <w:p>
@@ -7431,33 +7002,7 @@
                 <w:i w:val="0"/>
                 <w:sz w:val="18"/>
               </w:rPr>
-              <w:t>NLS-KT (Cơ bản 1): GV chiếu ảnh phóng to nhãn một hộp sữa, gói bánh và chỉ cho HS chỗ ghi hạn sử dụng</w:t>
-            </w:r>
-          </w:p>
-          <w:p>
-            <w:pPr>
-              <w:spacing w:after="0"/>
-            </w:pPr>
-            <w:r>
-              <w:rPr>
-                <w:b w:val="0"/>
-                <w:i w:val="0"/>
-                <w:sz w:val="18"/>
-              </w:rPr>
-              <w:t>NLS-GQVĐ (Cơ bản 1): GV cho HS kéo thả các món ăn vào bữa sáng, bữa trưa, bữa tối ngay trên màn hình để cả lớp cùng dựng một ngày ăn uống</w:t>
-            </w:r>
-          </w:p>
-          <w:p>
-            <w:pPr>
-              <w:spacing w:after="0"/>
-            </w:pPr>
-            <w:r>
-              <w:rPr>
-                <w:b w:val="0"/>
-                <w:i w:val="0"/>
-                <w:sz w:val="18"/>
-              </w:rPr>
-              <w:t>NLS-AT: Không đòi mua đồ ăn, nước ngọt chỉ vì thấy quảng cáo hấp dẫn trên tivi, điện thoại</w:t>
+              <w:t>NLS-GQVĐ (Cơ bản 1): Cho HS kéo thả các món ăn vào bữa sáng, bữa trưa, bữa tối ngay trên màn hình.</w:t>
             </w:r>
           </w:p>
         </w:tc>
@@ -7688,33 +7233,7 @@
                 <w:i w:val="0"/>
                 <w:sz w:val="18"/>
               </w:rPr>
-              <w:t>NLS-KT (Cơ bản 1): GV chiếu video các hoạt động vận động phù hợp lứa tuổi và cặp ảnh so sánh tư thế ngồi đúng - ngồi sai khi học bài</w:t>
-            </w:r>
-          </w:p>
-          <w:p>
-            <w:pPr>
-              <w:spacing w:after="0"/>
-            </w:pPr>
-            <w:r>
-              <w:rPr>
-                <w:b w:val="0"/>
-                <w:i w:val="0"/>
-                <w:sz w:val="18"/>
-              </w:rPr>
-              <w:t>NLS-GQVĐ (Cơ bản 1): GV bật hẹn giờ trên điện thoại cho cả lớp thấy: cứ sau 20 phút ngồi học thì đứng dậy vận động một lần</w:t>
-            </w:r>
-          </w:p>
-          <w:p>
-            <w:pPr>
-              <w:spacing w:after="0"/>
-            </w:pPr>
-            <w:r>
-              <w:rPr>
-                <w:b w:val="0"/>
-                <w:i w:val="0"/>
-                <w:sz w:val="18"/>
-              </w:rPr>
-              <w:t>NLS-AT: Ngồi xem tivi, điện thoại quá lâu làm mỏi mắt, đau lưng và khó ngủ</w:t>
+              <w:t>NLS-KT (Cơ bản 1): Chiếu video các hoạt động vận động phù hợp lứa tuổi và cặp ảnh so sánh tư thế ngồi đúng.</w:t>
             </w:r>
           </w:p>
         </w:tc>
@@ -7945,7 +7464,7 @@
                 <w:i w:val="0"/>
                 <w:sz w:val="18"/>
               </w:rPr>
-              <w:t>NLS-KT (Cơ bản 1): GV chiếu phim hoạt hình tình huống: người lạ cho quà, rủ đi cùng, hỏi xin số điện thoại</w:t>
+              <w:t>NLS-GT (Cơ bản 1): Nêu tình huống trên mạng: người lạ nhắn tin làm quen qua điện thoại của cha mẹ.</w:t>
             </w:r>
           </w:p>
           <w:p>
@@ -7958,7 +7477,7 @@
                 <w:i w:val="0"/>
                 <w:sz w:val="18"/>
               </w:rPr>
-              <w:t>NLS-GT (Cơ bản 1): GV nêu tình huống trên mạng: người lạ nhắn tin làm quen qua điện thoại của cha mẹ, xin ảnh hoặc hỏi em học trường nào</w:t>
+              <w:t>QTE</w:t>
             </w:r>
           </w:p>
           <w:p>
@@ -7971,7 +7490,7 @@
                 <w:i w:val="0"/>
                 <w:sz w:val="18"/>
               </w:rPr>
-              <w:t>NLS-AT: Không nhận quà, không đi theo người lạ dù gặp ngoài đời hay quen qua mạng</w:t>
+              <w:t>QTE: trẻ em có quyền được chăm sóc sức khoẻ và được sống an toàn; biết tìm sự giúp đỡ của người lớn khi thấy không an toàn.</w:t>
             </w:r>
           </w:p>
         </w:tc>
@@ -8086,6 +7605,20 @@
                 <w:i w:val="0"/>
                 <w:sz w:val="18"/>
               </w:rPr>
+              <w:t>QTE</w:t>
+            </w:r>
+          </w:p>
+          <w:p>
+            <w:pPr>
+              <w:spacing w:after="0"/>
+            </w:pPr>
+            <w:r>
+              <w:rPr>
+                <w:b w:val="0"/>
+                <w:i w:val="0"/>
+                <w:sz w:val="18"/>
+              </w:rPr>
+              <w:t>QTE: trẻ em có quyền được chăm sóc sức khoẻ và được sống an toàn; biết tìm sự giúp đỡ của người lớn khi thấy không an toàn.</w:t>
             </w:r>
           </w:p>
         </w:tc>
@@ -8547,33 +8080,7 @@
                 <w:i w:val="0"/>
                 <w:sz w:val="18"/>
               </w:rPr>
-              <w:t>NLS-KT (Cơ bản 1): GV dùng ứng dụng bầu trời sao trên máy tính, chiếu bầu trời ban ngày rồi tua tới ban đêm để HS thấy Mặt Trời lặn</w:t>
-            </w:r>
-          </w:p>
-          <w:p>
-            <w:pPr>
-              <w:spacing w:after="0"/>
-            </w:pPr>
-            <w:r>
-              <w:rPr>
-                <w:b w:val="0"/>
-                <w:i w:val="0"/>
-                <w:sz w:val="18"/>
-              </w:rPr>
-              <w:t>NLS-GQVĐ (Cơ bản 1): GV tua nhanh nhiều ngày liên tiếp để HS nhận ra Mặt Trăng đổi hình dạng dần dần; HS nói lại quy luật mình vừa quan sát được.</w:t>
-            </w:r>
-          </w:p>
-          <w:p>
-            <w:pPr>
-              <w:spacing w:after="0"/>
-            </w:pPr>
-            <w:r>
-              <w:rPr>
-                <w:b w:val="0"/>
-                <w:i w:val="0"/>
-                <w:sz w:val="18"/>
-              </w:rPr>
-              <w:t>NLS-AT: Tuyệt đối không nhìn thẳng vào Mặt Trời, kể cả qua ống nhòm hay qua camera điện thoại</w:t>
+              <w:t>NLS-KT (Cơ bản 1): Dùng ứng dụng bầu trời sao trên máy tính, chiếu bầu trời ban ngày.</w:t>
             </w:r>
           </w:p>
           <w:p>
@@ -8946,46 +8453,7 @@
                 <w:i w:val="0"/>
                 <w:sz w:val="18"/>
               </w:rPr>
-              <w:t>NLS-KT (Cơ bản 1): GV mở trang dự báo thời tiết trên máy tính, chiếu bản đồ mây và nhiệt độ của địa phương trong tuần; HS đọc các kí hiệu nắng</w:t>
-            </w:r>
-          </w:p>
-          <w:p>
-            <w:pPr>
-              <w:spacing w:after="0"/>
-            </w:pPr>
-            <w:r>
-              <w:rPr>
-                <w:b w:val="0"/>
-                <w:i w:val="0"/>
-                <w:sz w:val="18"/>
-              </w:rPr>
-              <w:t>NLS-GQVĐ (Cơ bản 1): Cả lớp ghi lại thời tiết thật quan sát được mỗi ngày rồi đối chiếu với bản dự báo hôm trước</w:t>
-            </w:r>
-          </w:p>
-          <w:p>
-            <w:pPr>
-              <w:spacing w:after="0"/>
-            </w:pPr>
-            <w:r>
-              <w:rPr>
-                <w:b w:val="0"/>
-                <w:i w:val="0"/>
-                <w:sz w:val="18"/>
-              </w:rPr>
-              <w:t>AI-NB (Cơ bản 1): GV nêu cho HS nhận biết: máy tính dự báo thời tiết bằng cách học từ rất nhiều số liệu đã ghi trong nhiều năm</w:t>
-            </w:r>
-          </w:p>
-          <w:p>
-            <w:pPr>
-              <w:spacing w:after="0"/>
-            </w:pPr>
-            <w:r>
-              <w:rPr>
-                <w:b w:val="0"/>
-                <w:i w:val="0"/>
-                <w:sz w:val="18"/>
-              </w:rPr>
-              <w:t>NLS-AT: Dự báo thời tiết là dự đoán nên vẫn có thể sai: HS vẫn phải nhìn trời và</w:t>
+              <w:t>NLS-GQVĐ (Cơ bản 1): Cả lớp ghi lại thời tiết thật quan sát được mỗi ngày.</w:t>
             </w:r>
           </w:p>
         </w:tc>

--- a/assets/docs/lop1/Tu nhien va Xa hoi - Lop 1.docx
+++ b/assets/docs/lop1/Tu nhien va Xa hoi - Lop 1.docx
@@ -566,7 +566,7 @@
                 <w:i w:val="0"/>
                 <w:sz w:val="20"/>
               </w:rPr>
-              <w:t>GIA ĐÌNH</w:t>
+              <w:t>Chủ đề 1: Gia đình</w:t>
             </w:r>
           </w:p>
         </w:tc>
@@ -585,7 +585,7 @@
                 <w:i w:val="0"/>
                 <w:sz w:val="20"/>
               </w:rPr>
-              <w:t>Bài 1: Kể về gia đình (tiết 1)</w:t>
+              <w:t>Bài 1. Kể về gia đình (Tiết 1)</w:t>
             </w:r>
           </w:p>
         </w:tc>
@@ -605,7 +605,7 @@
                 <w:i w:val="0"/>
                 <w:sz w:val="20"/>
               </w:rPr>
-              <w:t>Tiết 1 (1 tiết)</w:t>
+              <w:t>Tiết 1 (2 tiết)</w:t>
             </w:r>
           </w:p>
         </w:tc>
@@ -624,20 +624,7 @@
                 <w:i w:val="0"/>
                 <w:sz w:val="18"/>
               </w:rPr>
-              <w:t>GDĐP: Lồng ghép GD địa phương</w:t>
-            </w:r>
-          </w:p>
-          <w:p>
-            <w:pPr>
-              <w:spacing w:after="0"/>
-            </w:pPr>
-            <w:r>
-              <w:rPr>
-                <w:b w:val="0"/>
-                <w:i w:val="0"/>
-                <w:sz w:val="18"/>
-              </w:rPr>
-              <w:t>NLS-KT (Cơ bản 1): Chiếu tranh gia đình Hoa trong bài “Kể về gia đình” phóng to trên màn hình, chỉ vào từng nhân vật.</w:t>
+              <w:t>Năng lực số 1.1 CB1b: HS giới thiệu được các thành viên trong gia đình mình qua ảnh chiếu trên màn hình</w:t>
             </w:r>
           </w:p>
           <w:p>
@@ -726,7 +713,7 @@
                 <w:i w:val="0"/>
                 <w:sz w:val="20"/>
               </w:rPr>
-              <w:t>Bài 1: Kể về gia đình (tiết 2)</w:t>
+              <w:t>Bài 1. Kể về gia đình (Tiết 2)</w:t>
             </w:r>
           </w:p>
         </w:tc>
@@ -746,7 +733,7 @@
                 <w:i w:val="0"/>
                 <w:sz w:val="20"/>
               </w:rPr>
-              <w:t>Tiết 2 (1 tiết)</w:t>
+              <w:t>Tiết 2</w:t>
             </w:r>
           </w:p>
         </w:tc>
@@ -765,7 +752,7 @@
                 <w:i w:val="0"/>
                 <w:sz w:val="18"/>
               </w:rPr>
-              <w:t>KNS: KN giao tiếp và hợp tác trong gia đình, lớp học, cộng đồng.</w:t>
+              <w:t>Năng lực số 1.1 CB1b: HS giới thiệu được các thành viên trong gia đình mình qua ảnh chiếu trên màn hình</w:t>
             </w:r>
           </w:p>
         </w:tc>
@@ -824,7 +811,7 @@
                 <w:i w:val="0"/>
                 <w:sz w:val="20"/>
               </w:rPr>
-              <w:t>GIA ĐÌNH</w:t>
+              <w:t>Chủ đề 1: Gia đình</w:t>
             </w:r>
           </w:p>
         </w:tc>
@@ -843,7 +830,7 @@
                 <w:i w:val="0"/>
                 <w:sz w:val="20"/>
               </w:rPr>
-              <w:t>Bài 2: Ngôi nhà của em (tiết 1)</w:t>
+              <w:t>Bài 2. Ngôi nhà của em (Tiết 1)</w:t>
             </w:r>
           </w:p>
         </w:tc>
@@ -863,7 +850,7 @@
                 <w:i w:val="0"/>
                 <w:sz w:val="20"/>
               </w:rPr>
-              <w:t>Tiết 3 (1 tiết)</w:t>
+              <w:t>Tiết 3 (2 tiết)</w:t>
             </w:r>
           </w:p>
         </w:tc>
@@ -882,7 +869,7 @@
                 <w:i w:val="0"/>
                 <w:sz w:val="18"/>
               </w:rPr>
-              <w:t>NLS-GQVĐ (Cơ bản 1): Chiếu tình huống Minh mời Hoa đến nhà mà chưa nói địa chỉ, hiện lần lượt gợi ý tên đường, số nhà, tên toà nhà.</w:t>
+              <w:t>Năng lực số 1.1 CB1b: HS gọi tên được một số kiểu nhà ở khác nhau qua ảnh, video GV chiếu và nói được nhà mình thuộc kiểu nào</w:t>
             </w:r>
           </w:p>
           <w:p>
@@ -971,7 +958,7 @@
                 <w:i w:val="0"/>
                 <w:sz w:val="20"/>
               </w:rPr>
-              <w:t>Bài 2: Ngôi nhà của em (tiết 2)</w:t>
+              <w:t>Bài 2. Ngôi nhà của em (Tiết 2)</w:t>
             </w:r>
           </w:p>
         </w:tc>
@@ -991,7 +978,7 @@
                 <w:i w:val="0"/>
                 <w:sz w:val="20"/>
               </w:rPr>
-              <w:t>Tiết 4 (1 tiết)</w:t>
+              <w:t>Tiết 4</w:t>
             </w:r>
           </w:p>
         </w:tc>
@@ -1010,6 +997,7 @@
                 <w:i w:val="0"/>
                 <w:sz w:val="18"/>
               </w:rPr>
+              <w:t>Năng lực số 1.1 CB1b: HS gọi tên được một số kiểu nhà ở khác nhau qua ảnh, video GV chiếu và nói được nhà mình thuộc kiểu nào</w:t>
             </w:r>
           </w:p>
         </w:tc>
@@ -1068,7 +1056,7 @@
                 <w:i w:val="0"/>
                 <w:sz w:val="20"/>
               </w:rPr>
-              <w:t>GIA ĐÌNH</w:t>
+              <w:t>Chủ đề 1: Gia đình</w:t>
             </w:r>
           </w:p>
         </w:tc>
@@ -1087,7 +1075,7 @@
                 <w:i w:val="0"/>
                 <w:sz w:val="20"/>
               </w:rPr>
-              <w:t>Bài 3: Đồ dùng trong nhà (tiết 1)</w:t>
+              <w:t>Bài 3. Đồ dùng trong nhà (Tiết 1)</w:t>
             </w:r>
           </w:p>
         </w:tc>
@@ -1107,7 +1095,7 @@
                 <w:i w:val="0"/>
                 <w:sz w:val="20"/>
               </w:rPr>
-              <w:t>Tiết 5 (1 tiết)</w:t>
+              <w:t>Tiết 5 (2 tiết)</w:t>
             </w:r>
           </w:p>
         </w:tc>
@@ -1126,7 +1114,7 @@
                 <w:i w:val="0"/>
                 <w:sz w:val="18"/>
               </w:rPr>
-              <w:t>NLS-KT (Cơ bản 1): Ở hoạt động Khám phá của bài “Đồ dùng trong nhà”, GV chiếu bộ ảnh đồ dùng sắp theo từng phòng.</w:t>
+              <w:t>Năng lực số 1.1 CB1b: HS gọi tên và nói được công dụng của các đồ dùng trong nhà qua ảnh GV chiếu</w:t>
             </w:r>
           </w:p>
         </w:tc>
@@ -1202,7 +1190,7 @@
                 <w:i w:val="0"/>
                 <w:sz w:val="20"/>
               </w:rPr>
-              <w:t>Bài 3: Đồ dùng trong nhà (tiết 2)</w:t>
+              <w:t>Bài 3. Đồ dùng trong nhà (Tiết 2)</w:t>
             </w:r>
           </w:p>
         </w:tc>
@@ -1222,7 +1210,7 @@
                 <w:i w:val="0"/>
                 <w:sz w:val="20"/>
               </w:rPr>
-              <w:t>Tiết 6 (1 tiết)</w:t>
+              <w:t>Tiết 6</w:t>
             </w:r>
           </w:p>
         </w:tc>
@@ -1241,6 +1229,7 @@
                 <w:i w:val="0"/>
                 <w:sz w:val="18"/>
               </w:rPr>
+              <w:t>Năng lực số 1.1 CB1b: HS gọi tên và nói được công dụng của các đồ dùng trong nhà qua ảnh GV chiếu</w:t>
             </w:r>
           </w:p>
         </w:tc>
@@ -1299,7 +1288,7 @@
                 <w:i w:val="0"/>
                 <w:sz w:val="20"/>
               </w:rPr>
-              <w:t>GIA ĐÌNH</w:t>
+              <w:t>Chủ đề 1: Gia đình</w:t>
             </w:r>
           </w:p>
         </w:tc>
@@ -1318,7 +1307,7 @@
                 <w:i w:val="0"/>
                 <w:sz w:val="20"/>
               </w:rPr>
-              <w:t>Bài 4: An toàn khi sử dụng đồ dùng trong nhà (tiết 1)</w:t>
+              <w:t>Bài 4. An toàn khi sử dụng đồ dùng trong nhà (Tiết 1)</w:t>
             </w:r>
           </w:p>
         </w:tc>
@@ -1338,7 +1327,7 @@
                 <w:i w:val="0"/>
                 <w:sz w:val="20"/>
               </w:rPr>
-              <w:t>Tiết 7 (1 tiết)</w:t>
+              <w:t>Tiết 7 (2 tiết)</w:t>
             </w:r>
           </w:p>
         </w:tc>
@@ -1357,7 +1346,7 @@
                 <w:i w:val="0"/>
                 <w:sz w:val="18"/>
               </w:rPr>
-              <w:t>NLS-GQVĐ (Cơ bản 1): Cho HS chơi trò kéo thả trên màn hình: đưa mỗi đồ dùng về đúng phòng của nó.</w:t>
+              <w:t>Năng lực số 4.1 CB1b: Phân biệt được rủi ro và mối đe dọa đơn giản khi sử dụng thiết bị điện tử; nêu được nguyên tắc phòng tránh; Tích hợp AI 1.B3.1: Nhận biết thiết bị thông minh hỗ trợ cảnh báo nguy hiểm; không sử dụng công nghệ với mục đích làm hại người khác</w:t>
             </w:r>
           </w:p>
           <w:p>
@@ -1446,7 +1435,7 @@
                 <w:i w:val="0"/>
                 <w:sz w:val="20"/>
               </w:rPr>
-              <w:t>Bài 4: An toàn khi sử dụng đồ dùng trong nhà (tiết 2)</w:t>
+              <w:t>Bài 4. An toàn khi sử dụng đồ dùng trong nhà (Tiết 2)</w:t>
             </w:r>
           </w:p>
         </w:tc>
@@ -1466,7 +1455,7 @@
                 <w:i w:val="0"/>
                 <w:sz w:val="20"/>
               </w:rPr>
-              <w:t>Tiết 8 (1 tiết)</w:t>
+              <w:t>Tiết 8</w:t>
             </w:r>
           </w:p>
         </w:tc>
@@ -1485,20 +1474,7 @@
                 <w:i w:val="0"/>
                 <w:sz w:val="18"/>
               </w:rPr>
-              <w:t>QPAN: Liên hệ công việc giữ gìn an ninh, trật tự, cứu hộ – cứu nạn của bộ đội, công an; nhắc HS chấp hành quy định an toàn.</w:t>
-            </w:r>
-          </w:p>
-          <w:p>
-            <w:pPr>
-              <w:spacing w:after="0"/>
-            </w:pPr>
-            <w:r>
-              <w:rPr>
-                <w:b w:val="0"/>
-                <w:i w:val="0"/>
-                <w:sz w:val="18"/>
-              </w:rPr>
-              <w:t>KNS: KN ứng phó: nhận biết nguy cơ, xử lí bước đầu và báo ngay cho người lớn.</w:t>
+              <w:t>Năng lực số 4.1 CB1b: Nhận biết nguy cơ đơn giản với thiết bị điện tử và biết báo người lớn khi gặp sự cố</w:t>
             </w:r>
           </w:p>
         </w:tc>
@@ -1557,7 +1533,7 @@
                 <w:i w:val="0"/>
                 <w:sz w:val="20"/>
               </w:rPr>
-              <w:t>GIA ĐÌNH</w:t>
+              <w:t>Chủ đề 1: Gia đình</w:t>
             </w:r>
           </w:p>
         </w:tc>
@@ -1576,7 +1552,7 @@
                 <w:i w:val="0"/>
                 <w:sz w:val="20"/>
               </w:rPr>
-              <w:t>Bài 5: Ôn tập chủ đề gia đình (tiết 1)</w:t>
+              <w:t>Bài 5. Ôn tập chủ đề Gia đình (Tiết 1)</w:t>
             </w:r>
           </w:p>
         </w:tc>
@@ -1596,7 +1572,7 @@
                 <w:i w:val="0"/>
                 <w:sz w:val="20"/>
               </w:rPr>
-              <w:t>Tiết 9 (1 tiết)</w:t>
+              <w:t>Tiết 9 (3 tiết)</w:t>
             </w:r>
           </w:p>
         </w:tc>
@@ -1615,6 +1591,7 @@
                 <w:i w:val="0"/>
                 <w:sz w:val="18"/>
               </w:rPr>
+              <w:t>Năng lực số 5.2 CB1b: HS trả lời được các câu hỏi ôn tập trên màn hình và tự đối chiếu với đáp án máy hiện</w:t>
             </w:r>
           </w:p>
         </w:tc>
@@ -1690,7 +1667,7 @@
                 <w:i w:val="0"/>
                 <w:sz w:val="20"/>
               </w:rPr>
-              <w:t>Bài 5: Ôn tập chủ đề gia đình (tiết 2)</w:t>
+              <w:t>Bài 5. Ôn tập chủ đề Gia đình (Tiết 2)</w:t>
             </w:r>
           </w:p>
         </w:tc>
@@ -1710,7 +1687,7 @@
                 <w:i w:val="0"/>
                 <w:sz w:val="20"/>
               </w:rPr>
-              <w:t>Tiết 10 (1 tiết)</w:t>
+              <w:t>Tiết 10</w:t>
             </w:r>
           </w:p>
         </w:tc>
@@ -1729,6 +1706,7 @@
                 <w:i w:val="0"/>
                 <w:sz w:val="18"/>
               </w:rPr>
+              <w:t>Năng lực số 5.2 CB1b: HS trả lời được các câu hỏi ôn tập trên màn hình và tự đối chiếu với đáp án máy hiện</w:t>
             </w:r>
           </w:p>
         </w:tc>
@@ -1787,7 +1765,7 @@
                 <w:i w:val="0"/>
                 <w:sz w:val="20"/>
               </w:rPr>
-              <w:t>GIA ĐÌNH</w:t>
+              <w:t>Chủ đề 1: Gia đình</w:t>
             </w:r>
           </w:p>
         </w:tc>
@@ -1806,7 +1784,7 @@
                 <w:i w:val="0"/>
                 <w:sz w:val="20"/>
               </w:rPr>
-              <w:t>Bài 5: Ôn tập chủ đề gia đình (tiết 3)</w:t>
+              <w:t>Bài 5. Ôn tập chủ đề Gia đình (Tiết 3)</w:t>
             </w:r>
           </w:p>
         </w:tc>
@@ -1826,7 +1804,7 @@
                 <w:i w:val="0"/>
                 <w:sz w:val="20"/>
               </w:rPr>
-              <w:t>Tiết 11 (1 tiết)</w:t>
+              <w:t>Tiết 11</w:t>
             </w:r>
           </w:p>
         </w:tc>
@@ -1902,7 +1880,7 @@
                 <w:i w:val="0"/>
                 <w:sz w:val="20"/>
               </w:rPr>
-              <w:t>TRƯỜNG HỌC</w:t>
+              <w:t>Chủ đề 2: Trường học</w:t>
             </w:r>
           </w:p>
         </w:tc>
@@ -1921,7 +1899,7 @@
                 <w:i w:val="0"/>
                 <w:sz w:val="20"/>
               </w:rPr>
-              <w:t>Bài 6: Lớp học của em (tiết 1)</w:t>
+              <w:t>Bài 6. Lớp học của em (Tiết 1)</w:t>
             </w:r>
           </w:p>
         </w:tc>
@@ -1941,7 +1919,7 @@
                 <w:i w:val="0"/>
                 <w:sz w:val="20"/>
               </w:rPr>
-              <w:t>Tiết 12 (1 tiết)</w:t>
+              <w:t>Tiết 12 (3 tiết)</w:t>
             </w:r>
           </w:p>
         </w:tc>
@@ -1960,7 +1938,7 @@
                 <w:i w:val="0"/>
                 <w:sz w:val="18"/>
               </w:rPr>
-              <w:t>NLS-KT (Cơ bản 1): Chiếu ảnh chụp và sơ đồ số của trường.</w:t>
+              <w:t>Năng lực số 1.1 CB1b: HS chỉ được vị trí các phòng, các khu vực trong trường trên sơ đồ và ảnh chiếu ở màn hình</w:t>
             </w:r>
           </w:p>
           <w:p>
@@ -2032,7 +2010,7 @@
                 <w:i w:val="0"/>
                 <w:sz w:val="20"/>
               </w:rPr>
-              <w:t>TRƯỜNG HỌC</w:t>
+              <w:t>Chủ đề 2: Trường học</w:t>
             </w:r>
           </w:p>
         </w:tc>
@@ -2051,7 +2029,7 @@
                 <w:i w:val="0"/>
                 <w:sz w:val="20"/>
               </w:rPr>
-              <w:t>Bài 6: Lớp học của em (tiết 2)</w:t>
+              <w:t>Bài 6. Lớp học của em (Tiết 2)</w:t>
             </w:r>
           </w:p>
         </w:tc>
@@ -2071,7 +2049,7 @@
                 <w:i w:val="0"/>
                 <w:sz w:val="20"/>
               </w:rPr>
-              <w:t>Tiết 13 (1 tiết)</w:t>
+              <w:t>Tiết 13</w:t>
             </w:r>
           </w:p>
         </w:tc>
@@ -2090,7 +2068,7 @@
                 <w:i w:val="0"/>
                 <w:sz w:val="18"/>
               </w:rPr>
-              <w:t>KNS: KN giao tiếp và hợp tác trong gia đình, lớp học, cộng đồng.</w:t>
+              <w:t>Năng lực số 1.1 CB1b: HS chỉ được vị trí các phòng, các khu vực trong trường trên sơ đồ và ảnh chiếu ở màn hình</w:t>
             </w:r>
           </w:p>
         </w:tc>
@@ -2166,7 +2144,7 @@
                 <w:i w:val="0"/>
                 <w:sz w:val="20"/>
               </w:rPr>
-              <w:t>Bài 6: Lớp học của em (tiết 3)</w:t>
+              <w:t>Bài 6. Lớp học của em (Tiết 3)</w:t>
             </w:r>
           </w:p>
         </w:tc>
@@ -2186,7 +2164,7 @@
                 <w:i w:val="0"/>
                 <w:sz w:val="20"/>
               </w:rPr>
-              <w:t>Tiết 14 (1 tiết)</w:t>
+              <w:t>Tiết 14</w:t>
             </w:r>
           </w:p>
         </w:tc>
@@ -2205,7 +2183,6 @@
                 <w:i w:val="0"/>
                 <w:sz w:val="18"/>
               </w:rPr>
-              <w:t>KNS: KN giao tiếp và hợp tác trong gia đình, lớp học, cộng đồng.</w:t>
             </w:r>
           </w:p>
         </w:tc>
@@ -2264,7 +2241,7 @@
                 <w:i w:val="0"/>
                 <w:sz w:val="20"/>
               </w:rPr>
-              <w:t>TRƯỜNG HỌC</w:t>
+              <w:t>Chủ đề 2: Trường học</w:t>
             </w:r>
           </w:p>
         </w:tc>
@@ -2283,7 +2260,7 @@
                 <w:i w:val="0"/>
                 <w:sz w:val="20"/>
               </w:rPr>
-              <w:t>Bài 7: Cùng khám phá trường học (tiết 1)</w:t>
+              <w:t>Bài 7. Cùng khám phá trường học (Tiết 1)</w:t>
             </w:r>
           </w:p>
         </w:tc>
@@ -2303,7 +2280,7 @@
                 <w:i w:val="0"/>
                 <w:sz w:val="20"/>
               </w:rPr>
-              <w:t>Tiết 15 (1 tiết)</w:t>
+              <w:t>Tiết 15 (3 tiết)</w:t>
             </w:r>
           </w:p>
         </w:tc>
@@ -2322,7 +2299,7 @@
                 <w:i w:val="0"/>
                 <w:sz w:val="18"/>
               </w:rPr>
-              <w:t>NLS-ST (Cơ bản 1): Chụp ảnh lớp học ở vài góc, chiếu lên màn hình.</w:t>
+              <w:t>Tích hợp AI 1.C1.2: Nhận biết thiết bị AI có bộ phận giống giác quan của con người như camera là “mắt”, micro là “tai”; nhận diện một số thiết bị công nghệ trong trường và sử dụng theo hướng dẫn của giáo viên; Năng lực số 1.1 CB1b: HS chỉ được vị trí các phòng, các khu vực trong trường trên sơ đồ và ảnh chiếu ở màn hình</w:t>
             </w:r>
           </w:p>
           <w:p>
@@ -2411,7 +2388,7 @@
                 <w:i w:val="0"/>
                 <w:sz w:val="20"/>
               </w:rPr>
-              <w:t>Bài 7: Cùng khám phá trường học (tiết 2)</w:t>
+              <w:t>Bài 7. Cùng khám phá trường học (Tiết 2)</w:t>
             </w:r>
           </w:p>
         </w:tc>
@@ -2431,7 +2408,7 @@
                 <w:i w:val="0"/>
                 <w:sz w:val="20"/>
               </w:rPr>
-              <w:t>Tiết 16 (1 tiết)</w:t>
+              <w:t>Tiết 16</w:t>
             </w:r>
           </w:p>
         </w:tc>
@@ -2450,20 +2427,7 @@
                 <w:i w:val="0"/>
                 <w:sz w:val="18"/>
               </w:rPr>
-              <w:t>QPAN: Giới thiệu hình ảnh chú bộ đội Quân đội nhân dân, chú công an Công an nhân dân và di tích lịch sử ở địa phương; kể việc làm của các chú bộ đội, công an giúp dân ở địa phương.</w:t>
-            </w:r>
-          </w:p>
-          <w:p>
-            <w:pPr>
-              <w:spacing w:after="0"/>
-            </w:pPr>
-            <w:r>
-              <w:rPr>
-                <w:b w:val="0"/>
-                <w:i w:val="0"/>
-                <w:sz w:val="18"/>
-              </w:rPr>
-              <w:t>KNS: KN giao tiếp và hợp tác trong gia đình, lớp học, cộng đồng.</w:t>
+              <w:t>Năng lực số 4.1 CB1b: Phân biệt được rủi ro đơn giản khi sử dụng đồ dùng, thiết bị số ở trường; biết sử dụng cẩn thận, đúng hướng dẫn và nhờ giáo viên hỗ trợ khi cần</w:t>
             </w:r>
           </w:p>
         </w:tc>
@@ -2522,7 +2486,7 @@
                 <w:i w:val="0"/>
                 <w:sz w:val="20"/>
               </w:rPr>
-              <w:t>TRƯỜNG HỌC</w:t>
+              <w:t>Chủ đề 2: Trường học</w:t>
             </w:r>
           </w:p>
         </w:tc>
@@ -2541,7 +2505,7 @@
                 <w:i w:val="0"/>
                 <w:sz w:val="20"/>
               </w:rPr>
-              <w:t>Bài 7: Cùng khám phá trường học (tiết 3)</w:t>
+              <w:t>Bài 7. Cùng khám phá trường học (Tiết 3)</w:t>
             </w:r>
           </w:p>
         </w:tc>
@@ -2561,7 +2525,7 @@
                 <w:i w:val="0"/>
                 <w:sz w:val="20"/>
               </w:rPr>
-              <w:t>Tiết 17 (1 tiết)</w:t>
+              <w:t>Tiết 17</w:t>
             </w:r>
           </w:p>
         </w:tc>
@@ -2580,20 +2544,6 @@
                 <w:i w:val="0"/>
                 <w:sz w:val="18"/>
               </w:rPr>
-              <w:t>QPAN: Giới thiệu hình ảnh chú bộ đội Quân đội nhân dân, chú công an Công an nhân dân và di tích lịch sử ở địa phương; kể việc làm của các chú bộ đội, công an giúp dân ở địa phương.</w:t>
-            </w:r>
-          </w:p>
-          <w:p>
-            <w:pPr>
-              <w:spacing w:after="0"/>
-            </w:pPr>
-            <w:r>
-              <w:rPr>
-                <w:b w:val="0"/>
-                <w:i w:val="0"/>
-                <w:sz w:val="18"/>
-              </w:rPr>
-              <w:t>KNS: KN giao tiếp và hợp tác trong gia đình, lớp học, cộng đồng.</w:t>
             </w:r>
           </w:p>
         </w:tc>
@@ -2669,7 +2619,7 @@
                 <w:i w:val="0"/>
                 <w:sz w:val="20"/>
               </w:rPr>
-              <w:t>Bài 8: Cùng vui ở trường (tiết 1)</w:t>
+              <w:t>Bài 8. Cùng vui ở trường (Tiết 1)</w:t>
             </w:r>
           </w:p>
         </w:tc>
@@ -2689,7 +2639,7 @@
                 <w:i w:val="0"/>
                 <w:sz w:val="20"/>
               </w:rPr>
-              <w:t>Tiết 18 (1 tiết)</w:t>
+              <w:t>Tiết 18 (2 tiết)</w:t>
             </w:r>
           </w:p>
         </w:tc>
@@ -2708,7 +2658,7 @@
                 <w:i w:val="0"/>
                 <w:sz w:val="18"/>
               </w:rPr>
-              <w:t>NLS-KT (Cơ bản 1): Chiếu ảnh chụp và sơ đồ số của trường.</w:t>
+              <w:t>Năng lực số 1.1 CB1b: HS chỉ được vị trí các phòng, các khu vực trong trường trên sơ đồ và ảnh chiếu ở màn hình</w:t>
             </w:r>
           </w:p>
           <w:p>
@@ -2780,7 +2730,7 @@
                 <w:i w:val="0"/>
                 <w:sz w:val="20"/>
               </w:rPr>
-              <w:t>TRƯỜNG HỌC</w:t>
+              <w:t>Chủ đề 2: Trường học</w:t>
             </w:r>
           </w:p>
         </w:tc>
@@ -2799,7 +2749,7 @@
                 <w:i w:val="0"/>
                 <w:sz w:val="20"/>
               </w:rPr>
-              <w:t>Bài 8: Cùng vui ở trường (tiết 2)</w:t>
+              <w:t>Bài 8. Cùng vui ở trường (Tiết 2)</w:t>
             </w:r>
           </w:p>
         </w:tc>
@@ -2819,7 +2769,7 @@
                 <w:i w:val="0"/>
                 <w:sz w:val="20"/>
               </w:rPr>
-              <w:t>Tiết 19 (1 tiết)</w:t>
+              <w:t>Tiết 19</w:t>
             </w:r>
           </w:p>
         </w:tc>
@@ -2913,7 +2863,7 @@
                 <w:i w:val="0"/>
                 <w:sz w:val="20"/>
               </w:rPr>
-              <w:t>Bài 9: Ôn tập chủ đề trường học (tiết 1)</w:t>
+              <w:t>Bài 9. Ôn tập chủ đề Trường học (Tiết 1)</w:t>
             </w:r>
           </w:p>
         </w:tc>
@@ -2933,7 +2883,7 @@
                 <w:i w:val="0"/>
                 <w:sz w:val="20"/>
               </w:rPr>
-              <w:t>Tiết 20 (1 tiết)</w:t>
+              <w:t>Tiết 20 (3 tiết)</w:t>
             </w:r>
           </w:p>
         </w:tc>
@@ -2952,6 +2902,20 @@
                 <w:i w:val="0"/>
                 <w:sz w:val="18"/>
               </w:rPr>
+              <w:t>học sinh biết một số thông tin cá nhân không chia sẻ cho người lạ khi sử dụng thiết bị số</w:t>
+            </w:r>
+          </w:p>
+          <w:p>
+            <w:pPr>
+              <w:spacing w:after="0"/>
+            </w:pPr>
+            <w:r>
+              <w:rPr>
+                <w:b w:val="0"/>
+                <w:i w:val="0"/>
+                <w:sz w:val="18"/>
+              </w:rPr>
+              <w:t>NLS: Năng lực số 4.2 CB1a: Bảo vệ dữ liệu cá nhân</w:t>
             </w:r>
           </w:p>
         </w:tc>
@@ -3010,7 +2974,7 @@
                 <w:i w:val="0"/>
                 <w:sz w:val="20"/>
               </w:rPr>
-              <w:t>TRƯỜNG HỌC</w:t>
+              <w:t>Chủ đề 2: Trường học</w:t>
             </w:r>
           </w:p>
         </w:tc>
@@ -3029,7 +2993,7 @@
                 <w:i w:val="0"/>
                 <w:sz w:val="20"/>
               </w:rPr>
-              <w:t>Bài 9: Ôn tập chủ đề trường học (tiết 2)</w:t>
+              <w:t>Bài 9. Ôn tập chủ đề Trường học (Tiết 2)</w:t>
             </w:r>
           </w:p>
         </w:tc>
@@ -3049,7 +3013,7 @@
                 <w:i w:val="0"/>
                 <w:sz w:val="20"/>
               </w:rPr>
-              <w:t>Tiết 21 (1 tiết)</w:t>
+              <w:t>Tiết 21</w:t>
             </w:r>
           </w:p>
         </w:tc>
@@ -3068,6 +3032,7 @@
                 <w:i w:val="0"/>
                 <w:sz w:val="18"/>
               </w:rPr>
+              <w:t>Năng lực số 5.2 CB1b: HS trả lời được các câu hỏi ôn tập trên màn hình và tự đối chiếu với đáp án máy hiện</w:t>
             </w:r>
           </w:p>
         </w:tc>
@@ -3143,7 +3108,7 @@
                 <w:i w:val="0"/>
                 <w:sz w:val="20"/>
               </w:rPr>
-              <w:t>Bài 9: Ôn tập chủ đề trường học (tiết 3)</w:t>
+              <w:t>Bài 9. Ôn tập chủ đề Trường học (Tiết 3)</w:t>
             </w:r>
           </w:p>
         </w:tc>
@@ -3163,7 +3128,7 @@
                 <w:i w:val="0"/>
                 <w:sz w:val="20"/>
               </w:rPr>
-              <w:t>Tiết 22 (1 tiết)</w:t>
+              <w:t>Tiết 22</w:t>
             </w:r>
           </w:p>
         </w:tc>
@@ -3182,6 +3147,20 @@
                 <w:i w:val="0"/>
                 <w:sz w:val="18"/>
               </w:rPr>
+              <w:t>học sinh biết lựa chọn hành động an toàn khi có người lạ hỏi địa chỉ, số điện thoại hoặc hình ảnh cá nhân</w:t>
+            </w:r>
+          </w:p>
+          <w:p>
+            <w:pPr>
+              <w:spacing w:after="0"/>
+            </w:pPr>
+            <w:r>
+              <w:rPr>
+                <w:b w:val="0"/>
+                <w:i w:val="0"/>
+                <w:sz w:val="18"/>
+              </w:rPr>
+              <w:t>NLS: Năng lực số 4.2 CB1a: Bảo vệ dữ liệu cá nhân</w:t>
             </w:r>
           </w:p>
         </w:tc>
@@ -3240,7 +3219,7 @@
                 <w:i w:val="0"/>
                 <w:sz w:val="20"/>
               </w:rPr>
-              <w:t>CỘNG ĐỒNG ĐỊA PHƯƠNG</w:t>
+              <w:t>Chủ đề 3: Cộng đồng địa phương</w:t>
             </w:r>
           </w:p>
         </w:tc>
@@ -3259,7 +3238,7 @@
                 <w:i w:val="0"/>
                 <w:sz w:val="20"/>
               </w:rPr>
-              <w:t>Bài 10: Cùng khám phá quang cảnh xung quanh (tiết 1)</w:t>
+              <w:t>Bài 10. Cùng khám phá quang cảnh xung quanh (Tiết 1)</w:t>
             </w:r>
           </w:p>
         </w:tc>
@@ -3279,7 +3258,7 @@
                 <w:i w:val="0"/>
                 <w:sz w:val="20"/>
               </w:rPr>
-              <w:t>Tiết 23 (1 tiết)</w:t>
+              <w:t>Tiết 23 (2 tiết)</w:t>
             </w:r>
           </w:p>
         </w:tc>
@@ -3298,7 +3277,7 @@
                 <w:i w:val="0"/>
                 <w:sz w:val="18"/>
               </w:rPr>
-              <w:t>NLS-GT (Cơ bản 1): Mời từng HS lên chỉ trên màn hình.</w:t>
+              <w:t>Năng lực số 1.1 CB1b: HS nhận ra được những nơi quen thuộc quanh trường trên ảnh vệ tinh và ảnh chụp mặt đất</w:t>
             </w:r>
           </w:p>
           <w:p>
@@ -3387,7 +3366,7 @@
                 <w:i w:val="0"/>
                 <w:sz w:val="20"/>
               </w:rPr>
-              <w:t>Bài 10: Cùng khám phá quang cảnh xung quanh (tiết 2)</w:t>
+              <w:t>Bài 10. Cùng khám phá quang cảnh xung quanh (Tiết 2)</w:t>
             </w:r>
           </w:p>
         </w:tc>
@@ -3407,7 +3386,7 @@
                 <w:i w:val="0"/>
                 <w:sz w:val="20"/>
               </w:rPr>
-              <w:t>Tiết 24 (1 tiết)</w:t>
+              <w:t>Tiết 24</w:t>
             </w:r>
           </w:p>
         </w:tc>
@@ -3426,6 +3405,7 @@
                 <w:i w:val="0"/>
                 <w:sz w:val="18"/>
               </w:rPr>
+              <w:t>Năng lực số 1.1 CB1b: HS nhận ra được những nơi quen thuộc quanh trường trên ảnh vệ tinh và ảnh chụp mặt đất</w:t>
             </w:r>
           </w:p>
         </w:tc>
@@ -3484,7 +3464,7 @@
                 <w:i w:val="0"/>
                 <w:sz w:val="20"/>
               </w:rPr>
-              <w:t>CỘNG ĐỒNG ĐỊA PHƯƠNG</w:t>
+              <w:t>Chủ đề 3: Cộng đồng địa phương</w:t>
             </w:r>
           </w:p>
         </w:tc>
@@ -3503,7 +3483,7 @@
                 <w:i w:val="0"/>
                 <w:sz w:val="20"/>
               </w:rPr>
-              <w:t>Bài 11: Con người nơi em sống (tiết 1)</w:t>
+              <w:t>Bài 11. Con người nơi em sống (Tiết 1)</w:t>
             </w:r>
           </w:p>
         </w:tc>
@@ -3523,7 +3503,7 @@
                 <w:i w:val="0"/>
                 <w:sz w:val="20"/>
               </w:rPr>
-              <w:t>Tiết 25 (1 tiết)</w:t>
+              <w:t>Tiết 25 (2 tiết)</w:t>
             </w:r>
           </w:p>
         </w:tc>
@@ -3542,7 +3522,20 @@
                 <w:i w:val="0"/>
                 <w:sz w:val="18"/>
               </w:rPr>
-              <w:t>NLS-KT (Cơ bản 1): Chiếu video ngắn về công việc của một số nghề ở địa phương (nông dân, thợ may, người bán hàng, bác sĩ, công nhân).</w:t>
+              <w:t>hiểu robot hỗ trợ, máy bán hàng tự động là sản phẩm lao động sáng tạo phục vụ xã hội; Tích hợp AI 1.A2.2: Nhận biết và kể tên được một số thiết bị sử dụng AI; biết công việc hiện đại có thể được AI hỗ trợ</w:t>
+            </w:r>
+          </w:p>
+          <w:p>
+            <w:pPr>
+              <w:spacing w:after="0"/>
+            </w:pPr>
+            <w:r>
+              <w:rPr>
+                <w:b w:val="0"/>
+                <w:i w:val="0"/>
+                <w:sz w:val="18"/>
+              </w:rPr>
+              <w:t>NLS: Năng lực số 6.1 CB1a: Nhớ lại được ứng dụng đơn giản của AI trong cuộc sống</w:t>
             </w:r>
           </w:p>
           <w:p>
@@ -3644,7 +3637,7 @@
                 <w:i w:val="0"/>
                 <w:sz w:val="20"/>
               </w:rPr>
-              <w:t>Bài 11: Con người nơi em sống (tiết 2)</w:t>
+              <w:t>Bài 11. Con người nơi em sống (Tiết 2)</w:t>
             </w:r>
           </w:p>
         </w:tc>
@@ -3664,7 +3657,7 @@
                 <w:i w:val="0"/>
                 <w:sz w:val="20"/>
               </w:rPr>
-              <w:t>Tiết 26 (1 tiết)</w:t>
+              <w:t>Tiết 26</w:t>
             </w:r>
           </w:p>
         </w:tc>
@@ -3683,7 +3676,7 @@
                 <w:i w:val="0"/>
                 <w:sz w:val="18"/>
               </w:rPr>
-              <w:t>QPAN: Giới thiệu hình ảnh chú bộ đội Quân đội nhân dân, chú công an Công an nhân dân và di tích lịch sử ở địa phương; kể việc làm của các chú bộ đội, công an giúp dân ở địa phương.</w:t>
+              <w:t>Năng lực số 2.5 CB1a: HS chào hỏi lễ phép và đặt được một câu hỏi trong cuộc gọi do GV thực hiện</w:t>
             </w:r>
           </w:p>
         </w:tc>
@@ -3742,7 +3735,7 @@
                 <w:i w:val="0"/>
                 <w:sz w:val="20"/>
               </w:rPr>
-              <w:t>CỘNG ĐỒNG ĐỊA PHƯƠNG</w:t>
+              <w:t>Chủ đề 3: Cộng đồng địa phương</w:t>
             </w:r>
           </w:p>
         </w:tc>
@@ -3761,7 +3754,7 @@
                 <w:i w:val="0"/>
                 <w:sz w:val="20"/>
               </w:rPr>
-              <w:t>Bài 12: Vui đón tết (tiết 1)</w:t>
+              <w:t>Bài 12. Vui đón Tết (Tiết 1)</w:t>
             </w:r>
           </w:p>
         </w:tc>
@@ -3781,7 +3774,7 @@
                 <w:i w:val="0"/>
                 <w:sz w:val="20"/>
               </w:rPr>
-              <w:t>Tiết 27 (1 tiết)</w:t>
+              <w:t>Tiết 27 (2 tiết)</w:t>
             </w:r>
           </w:p>
         </w:tc>
@@ -3800,33 +3793,7 @@
                 <w:i w:val="0"/>
                 <w:sz w:val="18"/>
               </w:rPr>
-              <w:t>GDĐP: Lồng ghép GDĐP</w:t>
-            </w:r>
-          </w:p>
-          <w:p>
-            <w:pPr>
-              <w:spacing w:after="0"/>
-            </w:pPr>
-            <w:r>
-              <w:rPr>
-                <w:b w:val="0"/>
-                <w:i w:val="0"/>
-                <w:sz w:val="18"/>
-              </w:rPr>
-              <w:t>QPAN: Tích hợp GD quốc phòng an ninh</w:t>
-            </w:r>
-          </w:p>
-          <w:p>
-            <w:pPr>
-              <w:spacing w:after="0"/>
-            </w:pPr>
-            <w:r>
-              <w:rPr>
-                <w:b w:val="0"/>
-                <w:i w:val="0"/>
-                <w:sz w:val="18"/>
-              </w:rPr>
-              <w:t>NLS-GT (Cơ bản 1): Hướng dẫn HS nói lời chúc Tết, quay lại một lời chúc của lớp bằng điện thoại.</w:t>
+              <w:t>NLS: Năng lực số 1.1 CB1b: HS kể được một vài phong tục ngày Tết sau khi xem video</w:t>
             </w:r>
           </w:p>
         </w:tc>
@@ -3902,7 +3869,7 @@
                 <w:i w:val="0"/>
                 <w:sz w:val="20"/>
               </w:rPr>
-              <w:t>Bài 12: Vui đón tết (tiết 2)</w:t>
+              <w:t>Bài 12. Vui đón Tết (Tiết 2)</w:t>
             </w:r>
           </w:p>
         </w:tc>
@@ -3922,7 +3889,7 @@
                 <w:i w:val="0"/>
                 <w:sz w:val="20"/>
               </w:rPr>
-              <w:t>Tiết 28 (1 tiết)</w:t>
+              <w:t>Tiết 28</w:t>
             </w:r>
           </w:p>
         </w:tc>
@@ -3999,7 +3966,7 @@
                 <w:i w:val="0"/>
                 <w:sz w:val="20"/>
               </w:rPr>
-              <w:t>CỘNG ĐỒNG ĐỊA PHƯƠNG</w:t>
+              <w:t>Chủ đề 3: Cộng đồng địa phương</w:t>
             </w:r>
           </w:p>
         </w:tc>
@@ -4018,7 +3985,7 @@
                 <w:i w:val="0"/>
                 <w:sz w:val="20"/>
               </w:rPr>
-              <w:t>Bài 13: An toàn trên đường (tiết 1)</w:t>
+              <w:t>Bài 13. An toàn trên đường (Tiết 1)</w:t>
             </w:r>
           </w:p>
         </w:tc>
@@ -4038,7 +4005,7 @@
                 <w:i w:val="0"/>
                 <w:sz w:val="20"/>
               </w:rPr>
-              <w:t>Tiết 29 (1 tiết)</w:t>
+              <w:t>Tiết 29 (2 tiết)</w:t>
             </w:r>
           </w:p>
         </w:tc>
@@ -4057,7 +4024,7 @@
                 <w:i w:val="0"/>
                 <w:sz w:val="18"/>
               </w:rPr>
-              <w:t>STEM: Bài 7: Đèn tín hiệu và biển báo giao thông</w:t>
+              <w:t>bước đầu nhận diện camera giao thông là thiết bị hỗ trợ quan sát và nhắc nhở an toàn; Tích hợp AI 1.A2.2: Mô tả được công dụng của AI giúp một số phương tiện giao thông thông minh hơn, hỗ trợ tránh chướng ngại vật và giữ an toàn</w:t>
             </w:r>
           </w:p>
           <w:p>
@@ -4070,7 +4037,20 @@
                 <w:i w:val="0"/>
                 <w:sz w:val="18"/>
               </w:rPr>
-              <w:t>NLS-KT (Cơ bản 1): Chiếu video mô phỏng tình huống trên đường.</w:t>
+              <w:t>NLS: Năng lực số 6.1 CB1a: Nhớ lại ứng dụng đơn giản của AI</w:t>
+            </w:r>
+          </w:p>
+          <w:p>
+            <w:pPr>
+              <w:spacing w:after="0"/>
+            </w:pPr>
+            <w:r>
+              <w:rPr>
+                <w:b w:val="0"/>
+                <w:i w:val="0"/>
+                <w:sz w:val="18"/>
+              </w:rPr>
+              <w:t>STEM: Đèn tín hiệu và biển báo giao thông (TNXH – Mĩ thuật) — dạy thay cho tiết này.</w:t>
             </w:r>
           </w:p>
           <w:p>
@@ -4159,7 +4139,7 @@
                 <w:i w:val="0"/>
                 <w:sz w:val="20"/>
               </w:rPr>
-              <w:t>Bài 13: An toàn trên đường (tiết 2)</w:t>
+              <w:t>Bài 13. An toàn trên đường (Tiết 2)</w:t>
             </w:r>
           </w:p>
         </w:tc>
@@ -4179,7 +4159,7 @@
                 <w:i w:val="0"/>
                 <w:sz w:val="20"/>
               </w:rPr>
-              <w:t>Tiết 30 (1 tiết)</w:t>
+              <w:t>Tiết 30</w:t>
             </w:r>
           </w:p>
         </w:tc>
@@ -4198,33 +4178,7 @@
                 <w:i w:val="0"/>
                 <w:sz w:val="18"/>
               </w:rPr>
-              <w:t>QPAN: Liên hệ công việc giữ gìn an ninh, trật tự, cứu hộ – cứu nạn của bộ đội, công an; nhắc HS chấp hành quy định an toàn.</w:t>
-            </w:r>
-          </w:p>
-          <w:p>
-            <w:pPr>
-              <w:spacing w:after="0"/>
-            </w:pPr>
-            <w:r>
-              <w:rPr>
-                <w:b w:val="0"/>
-                <w:i w:val="0"/>
-                <w:sz w:val="18"/>
-              </w:rPr>
-              <w:t>ATGT</w:t>
-            </w:r>
-          </w:p>
-          <w:p>
-            <w:pPr>
-              <w:spacing w:after="0"/>
-            </w:pPr>
-            <w:r>
-              <w:rPr>
-                <w:b w:val="0"/>
-                <w:i w:val="0"/>
-                <w:sz w:val="18"/>
-              </w:rPr>
-              <w:t>ATGT: nhận biết một số biển báo và phương tiện giao thông quen thuộc; nêu việc cần làm để đi lại an toàn ở nơi mình sống.</w:t>
+              <w:t>NLS: Năng lực số 5.1 CB1a: HS chọn đúng thời điểm được sang đường trong các tình huống mô phỏng</w:t>
             </w:r>
           </w:p>
         </w:tc>
@@ -4283,7 +4237,7 @@
                 <w:i w:val="0"/>
                 <w:sz w:val="20"/>
               </w:rPr>
-              <w:t>CỘNG ĐỒNG ĐỊA PHƯƠNG</w:t>
+              <w:t>Chủ đề 3: Cộng đồng địa phương</w:t>
             </w:r>
           </w:p>
         </w:tc>
@@ -4302,7 +4256,7 @@
                 <w:i w:val="0"/>
                 <w:sz w:val="20"/>
               </w:rPr>
-              <w:t>Bài 14: Ôn tập chủ đề cộng đồng địa phương (tiết 1)</w:t>
+              <w:t>Bài 14. Ôn tập chủ đề Cộng đồng địa phương (Tiết 1)</w:t>
             </w:r>
           </w:p>
         </w:tc>
@@ -4322,7 +4276,7 @@
                 <w:i w:val="0"/>
                 <w:sz w:val="20"/>
               </w:rPr>
-              <w:t>Tiết 31 (1 tiết)</w:t>
+              <w:t>Tiết 31 (3 tiết)</w:t>
             </w:r>
           </w:p>
         </w:tc>
@@ -4341,6 +4295,7 @@
                 <w:i w:val="0"/>
                 <w:sz w:val="18"/>
               </w:rPr>
+              <w:t>Năng lực số 5.2 CB1b: HS trả lời được các câu hỏi ôn tập trên màn hình và tự đối chiếu với đáp án máy hiện</w:t>
             </w:r>
           </w:p>
         </w:tc>
@@ -4416,7 +4371,7 @@
                 <w:i w:val="0"/>
                 <w:sz w:val="20"/>
               </w:rPr>
-              <w:t>Bài 14: Ôn tập chủ đề cộng đồng địa phương (tiết 2)</w:t>
+              <w:t>Bài 14. Ôn tập chủ đề Cộng đồng địa phương (Tiết 2)</w:t>
             </w:r>
           </w:p>
         </w:tc>
@@ -4436,7 +4391,7 @@
                 <w:i w:val="0"/>
                 <w:sz w:val="20"/>
               </w:rPr>
-              <w:t>Tiết 32 (1 tiết)</w:t>
+              <w:t>Tiết 32</w:t>
             </w:r>
           </w:p>
         </w:tc>
@@ -4455,6 +4410,7 @@
                 <w:i w:val="0"/>
                 <w:sz w:val="18"/>
               </w:rPr>
+              <w:t>Năng lực số 5.2 CB1b: HS trả lời được các câu hỏi ôn tập trên màn hình và tự đối chiếu với đáp án máy hiện</w:t>
             </w:r>
           </w:p>
         </w:tc>
@@ -4513,7 +4469,7 @@
                 <w:i w:val="0"/>
                 <w:sz w:val="20"/>
               </w:rPr>
-              <w:t>CỘNG ĐỒNG ĐỊA PHƯƠNG</w:t>
+              <w:t>Chủ đề 3: Cộng đồng địa phương</w:t>
             </w:r>
           </w:p>
         </w:tc>
@@ -4532,7 +4488,7 @@
                 <w:i w:val="0"/>
                 <w:sz w:val="20"/>
               </w:rPr>
-              <w:t>Bài 14: Ôn tập chủ đề cộng đồng địa phương (tiết 3)</w:t>
+              <w:t>Bài 14. Ôn tập chủ đề Cộng đồng địa phương (Tiết 3)</w:t>
             </w:r>
           </w:p>
         </w:tc>
@@ -4552,7 +4508,7 @@
                 <w:i w:val="0"/>
                 <w:sz w:val="20"/>
               </w:rPr>
-              <w:t>Tiết 33 (1 tiết)</w:t>
+              <w:t>Tiết 33</w:t>
             </w:r>
           </w:p>
         </w:tc>
@@ -4571,6 +4527,7 @@
                 <w:i w:val="0"/>
                 <w:sz w:val="18"/>
               </w:rPr>
+              <w:t>Năng lực số 5.2 CB1b: HS trả lời được các câu hỏi ôn tập trên màn hình và tự đối chiếu với đáp án máy hiện</w:t>
             </w:r>
           </w:p>
         </w:tc>
@@ -4628,7 +4585,7 @@
                 <w:i w:val="0"/>
                 <w:sz w:val="20"/>
               </w:rPr>
-              <w:t>THỰC VẬT VÀ ĐỘNG VẬT</w:t>
+              <w:t>Chủ đề 4: Thực vật và động vật</w:t>
             </w:r>
           </w:p>
         </w:tc>
@@ -4647,7 +4604,7 @@
                 <w:i w:val="0"/>
                 <w:sz w:val="20"/>
               </w:rPr>
-              <w:t>Bài 15: Cây xung quanh em (tiết 1)</w:t>
+              <w:t>Bài 15. Cây xung quanh em (Tiết 1)</w:t>
             </w:r>
           </w:p>
         </w:tc>
@@ -4667,7 +4624,7 @@
                 <w:i w:val="0"/>
                 <w:sz w:val="20"/>
               </w:rPr>
-              <w:t>Tiết 34 (1 tiết)</w:t>
+              <w:t>Tiết 34 (3 tiết)</w:t>
             </w:r>
           </w:p>
         </w:tc>
@@ -4686,7 +4643,7 @@
                 <w:i w:val="0"/>
                 <w:sz w:val="18"/>
               </w:rPr>
-              <w:t>NLS-GQVĐ (Cơ bản 1): Cho HS chơi trò phân loại trên màn hình.</w:t>
+              <w:t>Năng lực số 1.1 CB1b: HS nêu được các bộ phận của cây và kể lại quá trình cây lớn lên sau khi xem video tua nhanh</w:t>
             </w:r>
           </w:p>
           <w:p>
@@ -4771,7 +4728,7 @@
                 <w:i w:val="0"/>
                 <w:sz w:val="20"/>
               </w:rPr>
-              <w:t>THỰC VẬT VÀ ĐỘNG VẬT</w:t>
+              <w:t>Chủ đề 4: Thực vật và động vật</w:t>
             </w:r>
           </w:p>
         </w:tc>
@@ -4790,7 +4747,7 @@
                 <w:i w:val="0"/>
                 <w:sz w:val="20"/>
               </w:rPr>
-              <w:t>Bài 15: Cây xung quanh em (tiết 2)</w:t>
+              <w:t>Bài 15. Cây xung quanh em (Tiết 2)</w:t>
             </w:r>
           </w:p>
         </w:tc>
@@ -4810,7 +4767,7 @@
                 <w:i w:val="0"/>
                 <w:sz w:val="20"/>
               </w:rPr>
-              <w:t>Tiết 35 (1 tiết)</w:t>
+              <w:t>Tiết 35</w:t>
             </w:r>
           </w:p>
         </w:tc>
@@ -4829,7 +4786,7 @@
                 <w:i w:val="0"/>
                 <w:sz w:val="18"/>
               </w:rPr>
-              <w:t>KNS: KN sống thân thiện với môi trường: việc nhỏ vừa sức để giữ sạch nơi mình sống.</w:t>
+              <w:t>Năng lực số 1.1 CB1b: HS nêu được các bộ phận của cây và kể lại quá trình cây lớn lên sau khi xem video tua nhanh</w:t>
             </w:r>
           </w:p>
         </w:tc>
@@ -4905,7 +4862,7 @@
                 <w:i w:val="0"/>
                 <w:sz w:val="20"/>
               </w:rPr>
-              <w:t>Bài 15: Cây xung quanh em (tiết 3)</w:t>
+              <w:t>Bài 15. Cây xung quanh em (Tiết 3)</w:t>
             </w:r>
           </w:p>
         </w:tc>
@@ -4925,7 +4882,7 @@
                 <w:i w:val="0"/>
                 <w:sz w:val="20"/>
               </w:rPr>
-              <w:t>Tiết 36 (1 tiết)</w:t>
+              <w:t>Tiết 36</w:t>
             </w:r>
           </w:p>
         </w:tc>
@@ -4944,7 +4901,6 @@
                 <w:i w:val="0"/>
                 <w:sz w:val="18"/>
               </w:rPr>
-              <w:t>KNS: KN sống thân thiện với môi trường: việc nhỏ vừa sức để giữ sạch nơi mình sống.</w:t>
             </w:r>
           </w:p>
         </w:tc>
@@ -5027,7 +4983,7 @@
                 <w:i w:val="0"/>
                 <w:sz w:val="20"/>
               </w:rPr>
-              <w:t>THỰC VẬT VÀ ĐỘNG VẬT</w:t>
+              <w:t>Chủ đề 4: Thực vật và động vật</w:t>
             </w:r>
           </w:p>
         </w:tc>
@@ -5046,7 +5002,7 @@
                 <w:i w:val="0"/>
                 <w:sz w:val="20"/>
               </w:rPr>
-              <w:t>Bài 16: Chăm sóc và bảo vệ cây trồng (Tiết 1)</w:t>
+              <w:t>Bài 16. Chăm sóc và bảo vệ cây trồng (Tiết 1)</w:t>
             </w:r>
           </w:p>
         </w:tc>
@@ -5066,7 +5022,7 @@
                 <w:i w:val="0"/>
                 <w:sz w:val="20"/>
               </w:rPr>
-              <w:t>Tiết 37 (1 tiết)</w:t>
+              <w:t>Tiết 37 (2 tiết)</w:t>
             </w:r>
           </w:p>
         </w:tc>
@@ -5085,7 +5041,7 @@
                 <w:i w:val="0"/>
                 <w:sz w:val="18"/>
               </w:rPr>
-              <w:t>NLS-KT (Cơ bản 1): Chiếu video hướng dẫn từng bước công việc trong bài “CHĂM SÓC VÀ BẢO VỆ CÂY TRỒNG” (tưới nước đúng lượng, nhổ cỏ, cho ăn, dọn chuồng).</w:t>
+              <w:t>Năng lực số 1.1 CB1b: HS nêu lại được các bước chăm sóc cây trồng, vật nuôi theo video GV chiếu</w:t>
             </w:r>
           </w:p>
           <w:p>
@@ -5174,7 +5130,7 @@
                 <w:i w:val="0"/>
                 <w:sz w:val="20"/>
               </w:rPr>
-              <w:t>Bài 16: Chăm sóc và bảo vệ cây trồng (Tiết 2)</w:t>
+              <w:t>Bài 16. Chăm sóc và bảo vệ cây trồng (Tiết 2)</w:t>
             </w:r>
           </w:p>
         </w:tc>
@@ -5194,7 +5150,7 @@
                 <w:i w:val="0"/>
                 <w:sz w:val="20"/>
               </w:rPr>
-              <w:t>Tiết 38 (1 tiết)</w:t>
+              <w:t>Tiết 38</w:t>
             </w:r>
           </w:p>
         </w:tc>
@@ -5213,7 +5169,7 @@
                 <w:i w:val="0"/>
                 <w:sz w:val="18"/>
               </w:rPr>
-              <w:t>KNS: KN sống thân thiện với môi trường: việc nhỏ vừa sức để giữ sạch nơi mình sống.</w:t>
+              <w:t>Năng lực số 1.1 CB1a: Học sinh xác định được thông tin cần tìm về cây có gai hoặc cây có độc; dưới sự hướng dẫn của giáo viên, xem kết quả tìm kiếm đơn giản và chọn 1-2 lưu ý an toàn khi tiếp xúc với cây</w:t>
             </w:r>
           </w:p>
         </w:tc>
@@ -5272,7 +5228,7 @@
                 <w:i w:val="0"/>
                 <w:sz w:val="20"/>
               </w:rPr>
-              <w:t>THỰC VẬT VÀ ĐỘNG VẬT</w:t>
+              <w:t>Chủ đề 4: Thực vật và động vật</w:t>
             </w:r>
           </w:p>
         </w:tc>
@@ -5291,7 +5247,7 @@
                 <w:i w:val="0"/>
                 <w:sz w:val="20"/>
               </w:rPr>
-              <w:t>Bài 17: Con vật quanh em (tiết 1)</w:t>
+              <w:t>Bài 17. Con vật quanh em (Tiết 1)</w:t>
             </w:r>
           </w:p>
         </w:tc>
@@ -5311,7 +5267,7 @@
                 <w:i w:val="0"/>
                 <w:sz w:val="20"/>
               </w:rPr>
-              <w:t>Tiết 39 (1 tiết)</w:t>
+              <w:t>Tiết 39 (3 tiết)</w:t>
             </w:r>
           </w:p>
         </w:tc>
@@ -5330,7 +5286,7 @@
                 <w:i w:val="0"/>
                 <w:sz w:val="18"/>
               </w:rPr>
-              <w:t>NLS-GQVĐ (Cơ bản 1): Cho HS phân loại ngay trên màn hình.</w:t>
+              <w:t>Tích hợp AI 1.D1.1: Học sinh nhận biết AI có thể học từ nhiều hình ảnh để nhận diện một số con vật; hiểu công nghệ chỉ hỗ trợ quan sát, còn con người cần kiểm tra và sử dụng phù hợp; Năng lực số 1.1 CB1b: HS nhận ra con vật qua tiếng kêu và gọi tên được các bộ phận của con vật qua video quay chậm</w:t>
             </w:r>
           </w:p>
           <w:p>
@@ -5419,7 +5375,7 @@
                 <w:i w:val="0"/>
                 <w:sz w:val="20"/>
               </w:rPr>
-              <w:t>Bài 17: Con vật quanh em (tiết 2)</w:t>
+              <w:t>Bài 17. Con vật quanh em (Tiết 2)</w:t>
             </w:r>
           </w:p>
         </w:tc>
@@ -5439,7 +5395,7 @@
                 <w:i w:val="0"/>
                 <w:sz w:val="20"/>
               </w:rPr>
-              <w:t>Tiết 40 (1 tiết)</w:t>
+              <w:t>Tiết 40</w:t>
             </w:r>
           </w:p>
         </w:tc>
@@ -5458,7 +5414,7 @@
                 <w:i w:val="0"/>
                 <w:sz w:val="18"/>
               </w:rPr>
-              <w:t>KNS: KN sống thân thiện với môi trường: việc nhỏ vừa sức để giữ sạch nơi mình sống.</w:t>
+              <w:t>Năng lực số 1.1 CB1b: HS nhận ra con vật qua tiếng kêu và gọi tên được các bộ phận của con vật qua video quay chậm</w:t>
             </w:r>
           </w:p>
         </w:tc>
@@ -5517,7 +5473,7 @@
                 <w:i w:val="0"/>
                 <w:sz w:val="20"/>
               </w:rPr>
-              <w:t>THỰC VẬT VÀ ĐỘNG VẬT</w:t>
+              <w:t>Chủ đề 4: Thực vật và động vật</w:t>
             </w:r>
           </w:p>
         </w:tc>
@@ -5536,7 +5492,7 @@
                 <w:i w:val="0"/>
                 <w:sz w:val="20"/>
               </w:rPr>
-              <w:t>Bài 17: Con vật quanh em (tiết 3)</w:t>
+              <w:t>Bài 17. Con vật quanh em (Tiết 3)</w:t>
             </w:r>
           </w:p>
         </w:tc>
@@ -5556,7 +5512,7 @@
                 <w:i w:val="0"/>
                 <w:sz w:val="20"/>
               </w:rPr>
-              <w:t>Tiết 41 (1 tiết)</w:t>
+              <w:t>Tiết 41</w:t>
             </w:r>
           </w:p>
         </w:tc>
@@ -5575,7 +5531,6 @@
                 <w:i w:val="0"/>
                 <w:sz w:val="18"/>
               </w:rPr>
-              <w:t>KNS: KN sống thân thiện với môi trường: việc nhỏ vừa sức để giữ sạch nơi mình sống.</w:t>
             </w:r>
           </w:p>
         </w:tc>
@@ -5651,7 +5606,7 @@
                 <w:i w:val="0"/>
                 <w:sz w:val="20"/>
               </w:rPr>
-              <w:t>Bài 18: Chăm sóc và bảo vệ vật nuôi (tiết 1)</w:t>
+              <w:t>Bài 18. Chăm sóc và bảo vệ vật nuôi (Tiết 1)</w:t>
             </w:r>
           </w:p>
         </w:tc>
@@ -5671,7 +5626,7 @@
                 <w:i w:val="0"/>
                 <w:sz w:val="20"/>
               </w:rPr>
-              <w:t>Tiết 42 (1 tiết)</w:t>
+              <w:t>Tiết 42 (2 tiết)</w:t>
             </w:r>
           </w:p>
         </w:tc>
@@ -5690,7 +5645,7 @@
                 <w:i w:val="0"/>
                 <w:sz w:val="18"/>
               </w:rPr>
-              <w:t>NLS-KT (Cơ bản 1): Chiếu video hướng dẫn từng bước công việc trong bài “CHĂM SÓC VÀ BẢO VỆ VẬT NUÔI” (tưới nước đúng lượng, nhổ cỏ, cho ăn, dọn chuồng).</w:t>
+              <w:t>Năng lực số 1.1 CB1b: HS nêu lại được các bước chăm sóc cây trồng, vật nuôi theo video GV chiếu</w:t>
             </w:r>
           </w:p>
           <w:p>
@@ -5762,7 +5717,7 @@
                 <w:i w:val="0"/>
                 <w:sz w:val="20"/>
               </w:rPr>
-              <w:t>THỰC VẬT VÀ ĐỘNG VẬT</w:t>
+              <w:t>Chủ đề 4: Thực vật và động vật</w:t>
             </w:r>
           </w:p>
         </w:tc>
@@ -5781,7 +5736,7 @@
                 <w:i w:val="0"/>
                 <w:sz w:val="20"/>
               </w:rPr>
-              <w:t>Bài 18: Chăm sóc và bảo vệ vật nuôi (tiết 2)</w:t>
+              <w:t>Bài 18. Chăm sóc và bảo vệ vật nuôi (Tiết 2)</w:t>
             </w:r>
           </w:p>
         </w:tc>
@@ -5801,7 +5756,7 @@
                 <w:i w:val="0"/>
                 <w:sz w:val="20"/>
               </w:rPr>
-              <w:t>Tiết 43 (1 tiết)</w:t>
+              <w:t>Tiết 43</w:t>
             </w:r>
           </w:p>
         </w:tc>
@@ -5895,7 +5850,7 @@
                 <w:i w:val="0"/>
                 <w:sz w:val="20"/>
               </w:rPr>
-              <w:t>Bài 19: Ôn tập chủ đề thực vật và động vật (tiết 1)</w:t>
+              <w:t>Bài 19. Ôn tập chủ đề Thực vật và động vật (Tiết 1)</w:t>
             </w:r>
           </w:p>
         </w:tc>
@@ -5915,7 +5870,7 @@
                 <w:i w:val="0"/>
                 <w:sz w:val="20"/>
               </w:rPr>
-              <w:t>Tiết 44 (1 tiết)</w:t>
+              <w:t>Tiết 44 (3 tiết)</w:t>
             </w:r>
           </w:p>
         </w:tc>
@@ -5934,6 +5889,7 @@
                 <w:i w:val="0"/>
                 <w:sz w:val="18"/>
               </w:rPr>
+              <w:t>Năng lực số 5.2 CB1b: HS trả lời được các câu hỏi ôn tập trên màn hình và tự đối chiếu với đáp án máy hiện</w:t>
             </w:r>
           </w:p>
         </w:tc>
@@ -5992,7 +5948,7 @@
                 <w:i w:val="0"/>
                 <w:sz w:val="20"/>
               </w:rPr>
-              <w:t>THỰC VẬT VÀ ĐỘNG VẬT</w:t>
+              <w:t>Chủ đề 4: Thực vật và động vật</w:t>
             </w:r>
           </w:p>
         </w:tc>
@@ -6011,7 +5967,7 @@
                 <w:i w:val="0"/>
                 <w:sz w:val="20"/>
               </w:rPr>
-              <w:t>Bài 19: Ôn tập chủ đề thực vật và động vật (tiết 2)</w:t>
+              <w:t>Bài 19. Ôn tập chủ đề Thực vật và động vật (Tiết 2)</w:t>
             </w:r>
           </w:p>
         </w:tc>
@@ -6031,7 +5987,7 @@
                 <w:i w:val="0"/>
                 <w:sz w:val="20"/>
               </w:rPr>
-              <w:t>Tiết 45 (1 tiết)</w:t>
+              <w:t>Tiết 45</w:t>
             </w:r>
           </w:p>
         </w:tc>
@@ -6050,6 +6006,7 @@
                 <w:i w:val="0"/>
                 <w:sz w:val="18"/>
               </w:rPr>
+              <w:t>Năng lực số 5.2 CB1b: HS trả lời được các câu hỏi ôn tập trên màn hình và tự đối chiếu với đáp án máy hiện</w:t>
             </w:r>
           </w:p>
         </w:tc>
@@ -6125,7 +6082,7 @@
                 <w:i w:val="0"/>
                 <w:sz w:val="20"/>
               </w:rPr>
-              <w:t>Bài 19: Ôn tập chủ đề thực vật và động vật (tiết 3)</w:t>
+              <w:t>Bài 19. Ôn tập chủ đề Thực vật và động vật (Tiết 3)</w:t>
             </w:r>
           </w:p>
         </w:tc>
@@ -6145,7 +6102,7 @@
                 <w:i w:val="0"/>
                 <w:sz w:val="20"/>
               </w:rPr>
-              <w:t>Tiết 46 (1 tiết)</w:t>
+              <w:t>Tiết 46</w:t>
             </w:r>
           </w:p>
         </w:tc>
@@ -6222,7 +6179,7 @@
                 <w:i w:val="0"/>
                 <w:sz w:val="20"/>
               </w:rPr>
-              <w:t>CON NGƯỜI VÀ SỨC KHOẺ</w:t>
+              <w:t>Chủ đề 5: Con người và sức khoẻ</w:t>
             </w:r>
           </w:p>
         </w:tc>
@@ -6241,7 +6198,7 @@
                 <w:i w:val="0"/>
                 <w:sz w:val="20"/>
               </w:rPr>
-              <w:t>Bài 20: Cơ thể em (tiết 1)</w:t>
+              <w:t>Bài 20. Cơ thể em (Tiết 1)</w:t>
             </w:r>
           </w:p>
         </w:tc>
@@ -6261,7 +6218,7 @@
                 <w:i w:val="0"/>
                 <w:sz w:val="20"/>
               </w:rPr>
-              <w:t>Tiết 47 (1 tiết)</w:t>
+              <w:t>Tiết 47 (3 tiết)</w:t>
             </w:r>
           </w:p>
         </w:tc>
@@ -6280,7 +6237,20 @@
                 <w:i w:val="0"/>
                 <w:sz w:val="18"/>
               </w:rPr>
-              <w:t>NLS-GQVĐ (Cơ bản 1): Cho HS kéo thả tên từng bộ phận vào đúng vị trí trên hình cơ thể chiếu ở màn hình.</w:t>
+              <w:t>GDHN: Năng lực số 4.3 CB1a: Nhận biết vai trò của công nghệ và AI hỗ trợ người yếu thế hòa nhập</w:t>
+            </w:r>
+          </w:p>
+          <w:p>
+            <w:pPr>
+              <w:spacing w:after="0"/>
+            </w:pPr>
+            <w:r>
+              <w:rPr>
+                <w:b w:val="0"/>
+                <w:i w:val="0"/>
+                <w:sz w:val="18"/>
+              </w:rPr>
+              <w:t>NLS: Năng lực số 4.3 CB1a: Nhận biết vai trò của công nghệ và AI hỗ trợ người yếu thế hòa nhập</w:t>
             </w:r>
           </w:p>
           <w:p>
@@ -6369,7 +6339,7 @@
                 <w:i w:val="0"/>
                 <w:sz w:val="20"/>
               </w:rPr>
-              <w:t>Bài 20: Cơ thể em (tiết 2)</w:t>
+              <w:t>Bài 20. Cơ thể em (Tiết 2)</w:t>
             </w:r>
           </w:p>
         </w:tc>
@@ -6389,7 +6359,7 @@
                 <w:i w:val="0"/>
                 <w:sz w:val="20"/>
               </w:rPr>
-              <w:t>Tiết 48 (1 tiết)</w:t>
+              <w:t>Tiết 48</w:t>
             </w:r>
           </w:p>
         </w:tc>
@@ -6408,7 +6378,7 @@
                 <w:i w:val="0"/>
                 <w:sz w:val="18"/>
               </w:rPr>
-              <w:t>KNS: KN tự chăm sóc bản thân: giữ vệ sinh, ăn uống, nghỉ ngơi điều độ.</w:t>
+              <w:t>Năng lực số 1.1 CB1b: HS gọi tên được các bộ phận cơ thể khi quan sát mô hình xoay trên màn hình</w:t>
             </w:r>
           </w:p>
         </w:tc>
@@ -6467,7 +6437,7 @@
                 <w:i w:val="0"/>
                 <w:sz w:val="20"/>
               </w:rPr>
-              <w:t>CON NGƯỜI VÀ SỨC KHOẺ</w:t>
+              <w:t>Chủ đề 5: Con người và sức khoẻ</w:t>
             </w:r>
           </w:p>
         </w:tc>
@@ -6486,7 +6456,7 @@
                 <w:i w:val="0"/>
                 <w:sz w:val="20"/>
               </w:rPr>
-              <w:t>Bài 20: Cơ thể em (tiết 3)</w:t>
+              <w:t>Bài 20. Cơ thể em (Tiết 3)</w:t>
             </w:r>
           </w:p>
         </w:tc>
@@ -6506,7 +6476,7 @@
                 <w:i w:val="0"/>
                 <w:sz w:val="20"/>
               </w:rPr>
-              <w:t>Tiết 49 (1 tiết)</w:t>
+              <w:t>Tiết 49</w:t>
             </w:r>
           </w:p>
         </w:tc>
@@ -6525,7 +6495,6 @@
                 <w:i w:val="0"/>
                 <w:sz w:val="18"/>
               </w:rPr>
-              <w:t>KNS: KN tự chăm sóc bản thân: giữ vệ sinh, ăn uống, nghỉ ngơi điều độ.</w:t>
             </w:r>
           </w:p>
         </w:tc>
@@ -6601,7 +6570,7 @@
                 <w:i w:val="0"/>
                 <w:sz w:val="20"/>
               </w:rPr>
-              <w:t>Bài 21: Các giác quan của cơ thể (tiết 1)</w:t>
+              <w:t>Bài 21. Các giác quan của cơ thể (Tiết 1)</w:t>
             </w:r>
           </w:p>
         </w:tc>
@@ -6621,7 +6590,7 @@
                 <w:i w:val="0"/>
                 <w:sz w:val="20"/>
               </w:rPr>
-              <w:t>Tiết 50 (1 tiết)</w:t>
+              <w:t>Tiết 50 (3 tiết)</w:t>
             </w:r>
           </w:p>
         </w:tc>
@@ -6640,7 +6609,7 @@
                 <w:i w:val="0"/>
                 <w:sz w:val="18"/>
               </w:rPr>
-              <w:t>NLS-KT (Cơ bản 1): Cho HS trải nghiệm từng giác quan bằng thiết bị: mở đoạn âm thanh để nghe và đoán vật phát ra tiếng, chiếu ảnh phóng to.</w:t>
+              <w:t>Năng lực số 6.1 CB1a: Nhận biết khái niệm cơ bản của AI qua khả năng nhận hình ảnh và âm thanh</w:t>
             </w:r>
           </w:p>
           <w:p>
@@ -6712,7 +6681,7 @@
                 <w:i w:val="0"/>
                 <w:sz w:val="20"/>
               </w:rPr>
-              <w:t>CON NGƯỜI VÀ SỨC KHOẺ</w:t>
+              <w:t>Chủ đề 5: Con người và sức khoẻ</w:t>
             </w:r>
           </w:p>
         </w:tc>
@@ -6731,7 +6700,7 @@
                 <w:i w:val="0"/>
                 <w:sz w:val="20"/>
               </w:rPr>
-              <w:t>Bài 21: Các giác quan của cơ thể (tiết 2)</w:t>
+              <w:t>Bài 21. Các giác quan của cơ thể (Tiết 2)</w:t>
             </w:r>
           </w:p>
         </w:tc>
@@ -6751,7 +6720,7 @@
                 <w:i w:val="0"/>
                 <w:sz w:val="20"/>
               </w:rPr>
-              <w:t>Tiết 51 (1 tiết)</w:t>
+              <w:t>Tiết 51</w:t>
             </w:r>
           </w:p>
         </w:tc>
@@ -6770,7 +6739,7 @@
                 <w:i w:val="0"/>
                 <w:sz w:val="18"/>
               </w:rPr>
-              <w:t>KNS: KN tự chăm sóc bản thân: giữ vệ sinh, ăn uống, nghỉ ngơi điều độ.</w:t>
+              <w:t>Năng lực số 4.1 CB1b: Phân biệt được rủi ro và mối đe dọa đơn giản đối với mắt, tai khi sử dụng thiết bị số</w:t>
             </w:r>
           </w:p>
         </w:tc>
@@ -6846,7 +6815,7 @@
                 <w:i w:val="0"/>
                 <w:sz w:val="20"/>
               </w:rPr>
-              <w:t>Bài 21: Các giác quan của cơ thể (tiết 3)</w:t>
+              <w:t>Bài 21. Các giác quan của cơ thể (Tiết 3)</w:t>
             </w:r>
           </w:p>
         </w:tc>
@@ -6866,7 +6835,7 @@
                 <w:i w:val="0"/>
                 <w:sz w:val="20"/>
               </w:rPr>
-              <w:t>Tiết 52 (1 tiết)</w:t>
+              <w:t>Tiết 52</w:t>
             </w:r>
           </w:p>
         </w:tc>
@@ -6885,7 +6854,6 @@
                 <w:i w:val="0"/>
                 <w:sz w:val="18"/>
               </w:rPr>
-              <w:t>KNS: KN tự chăm sóc bản thân: giữ vệ sinh, ăn uống, nghỉ ngơi điều độ.</w:t>
             </w:r>
           </w:p>
         </w:tc>
@@ -6944,7 +6912,7 @@
                 <w:i w:val="0"/>
                 <w:sz w:val="20"/>
               </w:rPr>
-              <w:t>CON NGƯỜI VÀ SỨC KHOẺ</w:t>
+              <w:t>Chủ đề 5: Con người và sức khoẻ</w:t>
             </w:r>
           </w:p>
         </w:tc>
@@ -6963,7 +6931,7 @@
                 <w:i w:val="0"/>
                 <w:sz w:val="20"/>
               </w:rPr>
-              <w:t>Bài 22: Ăn, uống hàng ngày (tiết 1)</w:t>
+              <w:t>Bài 22. Ăn, uống hằng ngày (Tiết 1)</w:t>
             </w:r>
           </w:p>
         </w:tc>
@@ -6983,7 +6951,7 @@
                 <w:i w:val="0"/>
                 <w:sz w:val="20"/>
               </w:rPr>
-              <w:t>Tiết 53 (1 tiết)</w:t>
+              <w:t>Tiết 53 (2 tiết)</w:t>
             </w:r>
           </w:p>
         </w:tc>
@@ -7002,7 +6970,7 @@
                 <w:i w:val="0"/>
                 <w:sz w:val="18"/>
               </w:rPr>
-              <w:t>NLS-GQVĐ (Cơ bản 1): Cho HS kéo thả các món ăn vào bữa sáng, bữa trưa, bữa tối ngay trên màn hình.</w:t>
+              <w:t>Năng lực số 1.1 CB1b: HS tìm được hạn sử dụng trên nhãn hàng hoá GV chiếu và nói được vì sao phải xem hạn</w:t>
             </w:r>
           </w:p>
         </w:tc>
@@ -7078,7 +7046,7 @@
                 <w:i w:val="0"/>
                 <w:sz w:val="20"/>
               </w:rPr>
-              <w:t>Bài 22: Ăn, uống hàng ngày (tiết 2)</w:t>
+              <w:t>Bài 22. Ăn, uống hằng ngày (Tiết 2)</w:t>
             </w:r>
           </w:p>
         </w:tc>
@@ -7098,7 +7066,7 @@
                 <w:i w:val="0"/>
                 <w:sz w:val="20"/>
               </w:rPr>
-              <w:t>Tiết 54 (1 tiết)</w:t>
+              <w:t>Tiết 54</w:t>
             </w:r>
           </w:p>
         </w:tc>
@@ -7175,7 +7143,7 @@
                 <w:i w:val="0"/>
                 <w:sz w:val="20"/>
               </w:rPr>
-              <w:t>CON NGƯỜI VÀ SỨC KHOẺ</w:t>
+              <w:t>Chủ đề 5: Con người và sức khoẻ</w:t>
             </w:r>
           </w:p>
         </w:tc>
@@ -7194,7 +7162,7 @@
                 <w:i w:val="0"/>
                 <w:sz w:val="20"/>
               </w:rPr>
-              <w:t>Bài 23: Vận động và nghỉ ngơi (tiết 1)</w:t>
+              <w:t>Bài 23. Vận động và nghỉ ngơi (Tiết 1)</w:t>
             </w:r>
           </w:p>
         </w:tc>
@@ -7214,7 +7182,7 @@
                 <w:i w:val="0"/>
                 <w:sz w:val="20"/>
               </w:rPr>
-              <w:t>Tiết 55 (1 tiết)</w:t>
+              <w:t>Tiết 55 (2 tiết)</w:t>
             </w:r>
           </w:p>
         </w:tc>
@@ -7233,7 +7201,7 @@
                 <w:i w:val="0"/>
                 <w:sz w:val="18"/>
               </w:rPr>
-              <w:t>NLS-KT (Cơ bản 1): Chiếu video các hoạt động vận động phù hợp lứa tuổi và cặp ảnh so sánh tư thế ngồi đúng.</w:t>
+              <w:t>NLS: Năng lực số 1.1 CB1b: HS phân biệt được tư thế ngồi đúng và sai qua ảnh GV chiếu</w:t>
             </w:r>
           </w:p>
         </w:tc>
@@ -7309,7 +7277,7 @@
                 <w:i w:val="0"/>
                 <w:sz w:val="20"/>
               </w:rPr>
-              <w:t>Bài 23: Vận động và nghỉ ngơi (tiết 2)</w:t>
+              <w:t>Bài 23. Vận động và nghỉ ngơi (Tiết 2)</w:t>
             </w:r>
           </w:p>
         </w:tc>
@@ -7329,7 +7297,7 @@
                 <w:i w:val="0"/>
                 <w:sz w:val="20"/>
               </w:rPr>
-              <w:t>Tiết 56 (1 tiết)</w:t>
+              <w:t>Tiết 56</w:t>
             </w:r>
           </w:p>
         </w:tc>
@@ -7406,7 +7374,7 @@
                 <w:i w:val="0"/>
                 <w:sz w:val="20"/>
               </w:rPr>
-              <w:t>CON NGƯỜI VÀ SỨC KHOẺ</w:t>
+              <w:t>Chủ đề 5: Con người và sức khoẻ</w:t>
             </w:r>
           </w:p>
         </w:tc>
@@ -7425,7 +7393,7 @@
                 <w:i w:val="0"/>
                 <w:sz w:val="20"/>
               </w:rPr>
-              <w:t>Bài 24: Tự bảo vệ mình (tiết 1)</w:t>
+              <w:t>Bài 24. Tự bảo vệ mình (Tiết 1)</w:t>
             </w:r>
           </w:p>
         </w:tc>
@@ -7445,7 +7413,7 @@
                 <w:i w:val="0"/>
                 <w:sz w:val="20"/>
               </w:rPr>
-              <w:t>Tiết 57 (1 tiết)</w:t>
+              <w:t>Tiết 57 (2 tiết)</w:t>
             </w:r>
           </w:p>
         </w:tc>
@@ -7464,7 +7432,7 @@
                 <w:i w:val="0"/>
                 <w:sz w:val="18"/>
               </w:rPr>
-              <w:t>NLS-GT (Cơ bản 1): Nêu tình huống trên mạng: người lạ nhắn tin làm quen qua điện thoại của cha mẹ.</w:t>
+              <w:t>Năng lực số 4.1 CB1b: Nhận biết được cách bảo vệ thiết bị và nội dung một cách đơn giản để ứng phó với rủi ro trong môi trường số; Tích hợp AI 1.B1.1: Nhận biết ví dụ về hành vi dùng AI giả mạo hình ảnh hoặc giọng nói người thân để gây hại; biết cảnh giác và hỏi ý kiến cha mẹ</w:t>
             </w:r>
           </w:p>
           <w:p>
@@ -7566,7 +7534,7 @@
                 <w:i w:val="0"/>
                 <w:sz w:val="20"/>
               </w:rPr>
-              <w:t>Bài 24: Tự bảo vệ mình (tiết 2)</w:t>
+              <w:t>Bài 24. Tự bảo vệ mình (Tiết 2)</w:t>
             </w:r>
           </w:p>
         </w:tc>
@@ -7586,7 +7554,7 @@
                 <w:i w:val="0"/>
                 <w:sz w:val="20"/>
               </w:rPr>
-              <w:t>Tiết 58 (1 tiết)</w:t>
+              <w:t>Tiết 58</w:t>
             </w:r>
           </w:p>
         </w:tc>
@@ -7605,20 +7573,7 @@
                 <w:i w:val="0"/>
                 <w:sz w:val="18"/>
               </w:rPr>
-              <w:t>QTE</w:t>
-            </w:r>
-          </w:p>
-          <w:p>
-            <w:pPr>
-              <w:spacing w:after="0"/>
-            </w:pPr>
-            <w:r>
-              <w:rPr>
-                <w:b w:val="0"/>
-                <w:i w:val="0"/>
-                <w:sz w:val="18"/>
-              </w:rPr>
-              <w:t>QTE: trẻ em có quyền được chăm sóc sức khoẻ và được sống an toàn; biết tìm sự giúp đỡ của người lớn khi thấy không an toàn.</w:t>
+              <w:t>Năng lực số 1.1 CB1b: HS nói được cách từ chối và cách xử lí khi gặp người lạ trong các tình huống GV chiếu</w:t>
             </w:r>
           </w:p>
         </w:tc>
@@ -7677,7 +7632,7 @@
                 <w:i w:val="0"/>
                 <w:sz w:val="20"/>
               </w:rPr>
-              <w:t>CON NGƯỜI VÀ SỨC KHOẺ</w:t>
+              <w:t>Chủ đề 5: Con người và sức khoẻ</w:t>
             </w:r>
           </w:p>
         </w:tc>
@@ -7696,7 +7651,7 @@
                 <w:i w:val="0"/>
                 <w:sz w:val="20"/>
               </w:rPr>
-              <w:t>Bài 25: Ôn tập chủ đề con người và sức khỏe (tiết 1)</w:t>
+              <w:t>Bài 25. Ôn tập chủ đề Con người và sức khoẻ (Tiết 1)</w:t>
             </w:r>
           </w:p>
         </w:tc>
@@ -7716,7 +7671,7 @@
                 <w:i w:val="0"/>
                 <w:sz w:val="20"/>
               </w:rPr>
-              <w:t>Tiết 59 (1 tiết)</w:t>
+              <w:t>Tiết 59 (3 tiết)</w:t>
             </w:r>
           </w:p>
         </w:tc>
@@ -7735,6 +7690,7 @@
                 <w:i w:val="0"/>
                 <w:sz w:val="18"/>
               </w:rPr>
+              <w:t>Năng lực số 5.2 CB1b: HS trả lời được các câu hỏi ôn tập trên màn hình và tự đối chiếu với đáp án máy hiện</w:t>
             </w:r>
           </w:p>
         </w:tc>
@@ -7810,7 +7766,7 @@
                 <w:i w:val="0"/>
                 <w:sz w:val="20"/>
               </w:rPr>
-              <w:t>Bài 25: Ôn tập chủ đề con người và sức khỏe (tiết 2)</w:t>
+              <w:t>Bài 25. Ôn tập chủ đề Con người và sức khoẻ (Tiết 2)</w:t>
             </w:r>
           </w:p>
         </w:tc>
@@ -7830,7 +7786,7 @@
                 <w:i w:val="0"/>
                 <w:sz w:val="20"/>
               </w:rPr>
-              <w:t>Tiết 60 (1 tiết)</w:t>
+              <w:t>Tiết 60</w:t>
             </w:r>
           </w:p>
         </w:tc>
@@ -7849,6 +7805,7 @@
                 <w:i w:val="0"/>
                 <w:sz w:val="18"/>
               </w:rPr>
+              <w:t>Năng lực số 5.2 CB1b: HS trả lời được các câu hỏi ôn tập trên màn hình và tự đối chiếu với đáp án máy hiện</w:t>
             </w:r>
           </w:p>
         </w:tc>
@@ -7907,7 +7864,7 @@
                 <w:i w:val="0"/>
                 <w:sz w:val="20"/>
               </w:rPr>
-              <w:t>CON NGƯỜI VÀ SỨC KHOẺ</w:t>
+              <w:t>Chủ đề 5: Con người và sức khoẻ</w:t>
             </w:r>
           </w:p>
         </w:tc>
@@ -7926,7 +7883,7 @@
                 <w:i w:val="0"/>
                 <w:sz w:val="20"/>
               </w:rPr>
-              <w:t>Bài 25: Ôn tập chủ đề con người và sức khỏe (tiết 3)</w:t>
+              <w:t>Bài 25. Ôn tập chủ đề Con người và sức khoẻ (Tiết 3)</w:t>
             </w:r>
           </w:p>
         </w:tc>
@@ -7946,7 +7903,7 @@
                 <w:i w:val="0"/>
                 <w:sz w:val="20"/>
               </w:rPr>
-              <w:t>Tiết 61 (1 tiết)</w:t>
+              <w:t>Tiết 61</w:t>
             </w:r>
           </w:p>
         </w:tc>
@@ -8022,7 +7979,7 @@
                 <w:i w:val="0"/>
                 <w:sz w:val="20"/>
               </w:rPr>
-              <w:t>TRÁI ĐẤT VÀ BẦU TRỜI</w:t>
+              <w:t>Chủ đề 6: Trái Đất và bầu trời</w:t>
             </w:r>
           </w:p>
         </w:tc>
@@ -8041,7 +7998,7 @@
                 <w:i w:val="0"/>
                 <w:sz w:val="20"/>
               </w:rPr>
-              <w:t>Bài 26: Cùng khám phá bầu trời (tiết 1)</w:t>
+              <w:t>Bài 26. Cùng khám phá bầu trời (Tiết 1)</w:t>
             </w:r>
           </w:p>
         </w:tc>
@@ -8061,7 +8018,7 @@
                 <w:i w:val="0"/>
                 <w:sz w:val="20"/>
               </w:rPr>
-              <w:t>Tiết 62 (1 tiết)</w:t>
+              <w:t>Tiết 62 (3 tiết)</w:t>
             </w:r>
           </w:p>
         </w:tc>
@@ -8080,7 +8037,7 @@
                 <w:i w:val="0"/>
                 <w:sz w:val="18"/>
               </w:rPr>
-              <w:t>NLS-KT (Cơ bản 1): Dùng ứng dụng bầu trời sao trên máy tính, chiếu bầu trời ban ngày.</w:t>
+              <w:t>Năng lực số 1.1 CB1b: HS mô tả được bầu trời ban ngày và ban đêm sau khi quan sát trên ứng dụng</w:t>
             </w:r>
           </w:p>
           <w:p>
@@ -8152,7 +8109,7 @@
                 <w:i w:val="0"/>
                 <w:sz w:val="20"/>
               </w:rPr>
-              <w:t>TRÁI ĐẤT VÀ BẦU TRỜI</w:t>
+              <w:t>Chủ đề 6: Trái Đất và bầu trời</w:t>
             </w:r>
           </w:p>
         </w:tc>
@@ -8171,7 +8128,7 @@
                 <w:i w:val="0"/>
                 <w:sz w:val="20"/>
               </w:rPr>
-              <w:t>Bài 26: Cùng khám phá bầu trời (tiết 2)</w:t>
+              <w:t>Bài 26. Cùng khám phá bầu trời (Tiết 2)</w:t>
             </w:r>
           </w:p>
         </w:tc>
@@ -8191,7 +8148,7 @@
                 <w:i w:val="0"/>
                 <w:sz w:val="20"/>
               </w:rPr>
-              <w:t>Tiết 63 (1 tiết)</w:t>
+              <w:t>Tiết 63</w:t>
             </w:r>
           </w:p>
         </w:tc>
@@ -8210,6 +8167,7 @@
                 <w:i w:val="0"/>
                 <w:sz w:val="18"/>
               </w:rPr>
+              <w:t>Năng lực số 1.1 CB1b: HS mô tả được bầu trời ban ngày và ban đêm sau khi quan sát trên ứng dụng</w:t>
             </w:r>
           </w:p>
         </w:tc>
@@ -8285,7 +8243,7 @@
                 <w:i w:val="0"/>
                 <w:sz w:val="20"/>
               </w:rPr>
-              <w:t>Bài 26: Cùng khám phá bầu trời (tiết 3)</w:t>
+              <w:t>Bài 26. Cùng khám phá bầu trời (Tiết 3)</w:t>
             </w:r>
           </w:p>
         </w:tc>
@@ -8305,7 +8263,7 @@
                 <w:i w:val="0"/>
                 <w:sz w:val="20"/>
               </w:rPr>
-              <w:t>Tiết 64 (1 tiết)</w:t>
+              <w:t>Tiết 64</w:t>
             </w:r>
           </w:p>
         </w:tc>
@@ -8324,6 +8282,7 @@
                 <w:i w:val="0"/>
                 <w:sz w:val="18"/>
               </w:rPr>
+              <w:t>Năng lực số 2.1 CB1a: Lựa chọn được phương tiện giao tiếp đơn giản thích hợp cho một bối cảnh cụ thể; lựa chọn tranh ảnh hoặc phiếu quan sát để chia sẻ kết quả an toàn</w:t>
             </w:r>
           </w:p>
         </w:tc>
@@ -8382,7 +8341,7 @@
                 <w:i w:val="0"/>
                 <w:sz w:val="20"/>
               </w:rPr>
-              <w:t>TRÁI ĐẤT VÀ BẦU TRỜI</w:t>
+              <w:t>Chủ đề 6: Trái Đất và bầu trời</w:t>
             </w:r>
           </w:p>
         </w:tc>
@@ -8401,7 +8360,7 @@
                 <w:i w:val="0"/>
                 <w:sz w:val="20"/>
               </w:rPr>
-              <w:t>Bài 27: Thời tiết luôn thay đổi (tiết 1)</w:t>
+              <w:t>Bài 27. Thời tiết luôn thay đổi (Tiết 1)</w:t>
             </w:r>
           </w:p>
         </w:tc>
@@ -8421,7 +8380,7 @@
                 <w:i w:val="0"/>
                 <w:sz w:val="20"/>
               </w:rPr>
-              <w:t>Tiết 65 (1 tiết)</w:t>
+              <w:t>Tiết 65 (3 tiết)</w:t>
             </w:r>
           </w:p>
         </w:tc>
@@ -8440,7 +8399,7 @@
                 <w:i w:val="0"/>
                 <w:sz w:val="18"/>
               </w:rPr>
-              <w:t>STEM: STEM Bài 16: Thời tiết và trang phục</w:t>
+              <w:t>Tích hợp AI 1.A2.2: Nhận biết AI có thể hỗ trợ xử lí dữ liệu để đưa ra dự báo thời tiết nhanh hơn, giúp con người chuẩn bị an toàn; Năng lực số 1.1 CB1b: HS đọc được kí hiệu thời tiết trên bản dự báo và nói được thời tiết ngày mai</w:t>
             </w:r>
           </w:p>
           <w:p>
@@ -8453,7 +8412,7 @@
                 <w:i w:val="0"/>
                 <w:sz w:val="18"/>
               </w:rPr>
-              <w:t>NLS-GQVĐ (Cơ bản 1): Cả lớp ghi lại thời tiết thật quan sát được mỗi ngày.</w:t>
+              <w:t>STEM: Thời tiết và trang phục (TNXH – Mĩ thuật) — dạy thay cho tiết này.</w:t>
             </w:r>
           </w:p>
         </w:tc>
@@ -8529,7 +8488,7 @@
                 <w:i w:val="0"/>
                 <w:sz w:val="20"/>
               </w:rPr>
-              <w:t>Bài 27: Thời tiết luôn thay đổi (tiết 2)</w:t>
+              <w:t>Bài 27. Thời tiết luôn thay đổi (Tiết 2)</w:t>
             </w:r>
           </w:p>
         </w:tc>
@@ -8549,7 +8508,7 @@
                 <w:i w:val="0"/>
                 <w:sz w:val="20"/>
               </w:rPr>
-              <w:t>Tiết 66 (1 tiết)</w:t>
+              <w:t>Tiết 66</w:t>
             </w:r>
           </w:p>
         </w:tc>
@@ -8568,6 +8527,33 @@
                 <w:i w:val="0"/>
                 <w:sz w:val="18"/>
               </w:rPr>
+              <w:t>biết sử dụng thiết bị và nội dung số an toàn khi xem thông tin thời tiết</w:t>
+            </w:r>
+          </w:p>
+          <w:p>
+            <w:pPr>
+              <w:spacing w:after="0"/>
+            </w:pPr>
+            <w:r>
+              <w:rPr>
+                <w:b w:val="0"/>
+                <w:i w:val="0"/>
+                <w:sz w:val="18"/>
+              </w:rPr>
+              <w:t>GDMT: Năng lực số 4.1 CB1b: Phân biệt được rủi ro và mối đe dọa đơn giản trong môi trường số</w:t>
+            </w:r>
+          </w:p>
+          <w:p>
+            <w:pPr>
+              <w:spacing w:after="0"/>
+            </w:pPr>
+            <w:r>
+              <w:rPr>
+                <w:b w:val="0"/>
+                <w:i w:val="0"/>
+                <w:sz w:val="18"/>
+              </w:rPr>
+              <w:t>NLS: Năng lực số 4.1 CB1b: Phân biệt được rủi ro và mối đe dọa đơn giản trong môi trường số</w:t>
             </w:r>
           </w:p>
         </w:tc>
@@ -8626,7 +8612,7 @@
                 <w:i w:val="0"/>
                 <w:sz w:val="20"/>
               </w:rPr>
-              <w:t>TRÁI ĐẤT VÀ BẦU TRỜI</w:t>
+              <w:t>Chủ đề 6: Trái Đất và bầu trời</w:t>
             </w:r>
           </w:p>
         </w:tc>
@@ -8645,7 +8631,7 @@
                 <w:i w:val="0"/>
                 <w:sz w:val="20"/>
               </w:rPr>
-              <w:t>Bài 27: Thời tiết luôn thay đổi (tiết 3)</w:t>
+              <w:t>Bài 27. Thời tiết luôn thay đổi (Tiết 3)</w:t>
             </w:r>
           </w:p>
         </w:tc>
@@ -8665,7 +8651,7 @@
                 <w:i w:val="0"/>
                 <w:sz w:val="20"/>
               </w:rPr>
-              <w:t>Tiết 67 (1 tiết)</w:t>
+              <w:t>Tiết 67</w:t>
             </w:r>
           </w:p>
         </w:tc>
@@ -8684,6 +8670,7 @@
                 <w:i w:val="0"/>
                 <w:sz w:val="18"/>
               </w:rPr>
+              <w:t>Năng lực số 1.1 CB1b: HS đọc được kí hiệu thời tiết trên bản dự báo và nói được thời tiết ngày mai</w:t>
             </w:r>
           </w:p>
         </w:tc>
@@ -8759,7 +8746,7 @@
                 <w:i w:val="0"/>
                 <w:sz w:val="20"/>
               </w:rPr>
-              <w:t>Bài 28: Ôn tập chủ đề Trái Đất và bầu trời (tiết 1)</w:t>
+              <w:t>Bài 28. Ôn tập chủ đề Trái Đất và bầu trời (Tiết 1)</w:t>
             </w:r>
           </w:p>
         </w:tc>
@@ -8779,7 +8766,7 @@
                 <w:i w:val="0"/>
                 <w:sz w:val="20"/>
               </w:rPr>
-              <w:t>Tiết 68 (1 tiết)</w:t>
+              <w:t>Tiết 68 (3 tiết)</w:t>
             </w:r>
           </w:p>
         </w:tc>
@@ -8798,6 +8785,7 @@
                 <w:i w:val="0"/>
                 <w:sz w:val="18"/>
               </w:rPr>
+              <w:t>Năng lực số 5.2 CB1b: HS trả lời được các câu hỏi ôn tập trên màn hình và tự đối chiếu với đáp án máy hiện</w:t>
             </w:r>
           </w:p>
         </w:tc>
@@ -8856,7 +8844,7 @@
                 <w:i w:val="0"/>
                 <w:sz w:val="20"/>
               </w:rPr>
-              <w:t>TRÁI ĐẤT VÀ BẦU TRỜI</w:t>
+              <w:t>Chủ đề 6: Trái Đất và bầu trời</w:t>
             </w:r>
           </w:p>
         </w:tc>
@@ -8875,7 +8863,7 @@
                 <w:i w:val="0"/>
                 <w:sz w:val="20"/>
               </w:rPr>
-              <w:t>Bài 28: Ôn tập chủ đề Trái Đất và bầu trời (tiết 2)</w:t>
+              <w:t>Bài 28. Ôn tập chủ đề Trái Đất và bầu trời (Tiết 2)</w:t>
             </w:r>
           </w:p>
         </w:tc>
@@ -8895,7 +8883,7 @@
                 <w:i w:val="0"/>
                 <w:sz w:val="20"/>
               </w:rPr>
-              <w:t>Tiết 69 (1 tiết)</w:t>
+              <w:t>Tiết 69</w:t>
             </w:r>
           </w:p>
         </w:tc>
@@ -8914,6 +8902,7 @@
                 <w:i w:val="0"/>
                 <w:sz w:val="18"/>
               </w:rPr>
+              <w:t>Năng lực số 2.1 CB1a: Lựa chọn được phương tiện giao tiếp đơn giản thích hợp cho một bối cảnh cụ thể</w:t>
             </w:r>
           </w:p>
         </w:tc>
@@ -8989,7 +8978,7 @@
                 <w:i w:val="0"/>
                 <w:sz w:val="20"/>
               </w:rPr>
-              <w:t>Bài 28: Ôn tập chủ đề Trái Đất và bầu trời (tiết 3)</w:t>
+              <w:t>Bài 28. Ôn tập chủ đề Trái Đất và bầu trời (Tiết 3)</w:t>
             </w:r>
           </w:p>
         </w:tc>
@@ -9009,7 +8998,7 @@
                 <w:i w:val="0"/>
                 <w:sz w:val="20"/>
               </w:rPr>
-              <w:t>Tiết 70 (1 tiết)</w:t>
+              <w:t>Tiết 70</w:t>
             </w:r>
           </w:p>
         </w:tc>
@@ -9028,6 +9017,7 @@
                 <w:i w:val="0"/>
                 <w:sz w:val="18"/>
               </w:rPr>
+              <w:t>Năng lực số 5.2 CB1b: HS trả lời được các câu hỏi ôn tập trên màn hình và tự đối chiếu với đáp án máy hiện</w:t>
             </w:r>
           </w:p>
         </w:tc>
